--- a/books/(ru)-HomogeneousCoordinates.docx
+++ b/books/(ru)-HomogeneousCoordinates.docx
@@ -2,9 +2,10 @@
 <file path=word/document.xml><?xml version="1.0" encoding="utf-8"?>
 <w:document xmlns:wpc="http://schemas.microsoft.com/office/word/2010/wordprocessingCanvas" xmlns:cx="http://schemas.microsoft.com/office/drawing/2014/chartex" xmlns:cx1="http://schemas.microsoft.com/office/drawing/2015/9/8/chartex" xmlns:cx2="http://schemas.microsoft.com/office/drawing/2015/10/21/chartex" xmlns:cx3="http://schemas.microsoft.com/office/drawing/2016/5/9/chartex" xmlns:cx4="http://schemas.microsoft.com/office/drawing/2016/5/10/chartex" xmlns:cx5="http://schemas.microsoft.com/office/drawing/2016/5/11/chartex" xmlns:cx6="http://schemas.microsoft.com/office/drawing/2016/5/12/chartex" xmlns:cx7="http://schemas.microsoft.com/office/drawing/2016/5/13/chartex" xmlns:cx8="http://schemas.microsoft.com/office/drawing/2016/5/14/chartex" xmlns:mc="http://schemas.openxmlformats.org/markup-compatibility/2006" xmlns:aink="http://schemas.microsoft.com/office/drawing/2016/ink" xmlns:am3d="http://schemas.microsoft.com/office/drawing/2017/model3d" xmlns:o="urn:schemas-microsoft-com:office:office" xmlns:r="http://schemas.openxmlformats.org/officeDocument/2006/relationships" xmlns:m="http://schemas.openxmlformats.org/officeDocument/2006/math" xmlns:v="urn:schemas-microsoft-com:vml" xmlns:wp14="http://schemas.microsoft.com/office/word/2010/wordprocessingDrawing" xmlns:wp="http://schemas.openxmlformats.org/drawingml/2006/wordprocessingDrawing" xmlns:w10="urn:schemas-microsoft-com:office:word" xmlns:w="http://schemas.openxmlformats.org/wordprocessingml/2006/main" xmlns:w14="http://schemas.microsoft.com/office/word/2010/wordml" xmlns:w15="http://schemas.microsoft.com/office/word/2012/wordml" xmlns:w16cex="http://schemas.microsoft.com/office/word/2018/wordml/cex" xmlns:w16cid="http://schemas.microsoft.com/office/word/2016/wordml/cid" xmlns:w16="http://schemas.microsoft.com/office/word/2018/wordml" xmlns:w16sdtdh="http://schemas.microsoft.com/office/word/2020/wordml/sdtdatahash" xmlns:w16se="http://schemas.microsoft.com/office/word/2015/wordml/symex" xmlns:wpg="http://schemas.microsoft.com/office/word/2010/wordprocessingGroup" xmlns:wpi="http://schemas.microsoft.com/office/word/2010/wordprocessingInk" xmlns:wne="http://schemas.microsoft.com/office/word/2006/wordml" xmlns:wps="http://schemas.microsoft.com/office/word/2010/wordprocessingShape" mc:Ignorable="w14 w15 w16se w16cid w16 w16cex w16sdtdh wp14">
   <w:body>
+    <w:bookmarkStart w:id="0" w:name="_Toc185535795"/>
     <w:p>
       <w:pPr>
-        <w:pStyle w:val="1"/>
+        <w:pStyle w:val="Heading1"/>
         <w:rPr>
           <w:lang w:val="ru-RU"/>
         </w:rPr>
@@ -79,6 +80,7 @@
         </w:rPr>
         <w:t>ОДНОРОДНЫЕ КООРДИНАТЫ</w:t>
       </w:r>
+      <w:bookmarkEnd w:id="0"/>
     </w:p>
     <w:p>
       <w:pPr>
@@ -90,8 +92,880 @@
         <w:rPr>
           <w:lang w:val="ru-RU"/>
         </w:rPr>
-        <w:t>Автор: Алексей Игнатенко</w:t>
-      </w:r>
+        <w:t xml:space="preserve">Однородные координаты – мощный математический инструмент, находящий своё применение в различных разделах компьютерной графики – геометрическом моделировании, визуализации, машинном зрении и т.д. Однородные координаты явно или неявно используются в любом графическом пакете на этапах преобразования и затенения геометрии. Например, в </w:t>
+      </w:r>
+      <w:r>
+        <w:t>OpenGL</w:t>
+      </w:r>
+      <w:r>
+        <w:rPr>
+          <w:lang w:val="ru-RU"/>
+        </w:rPr>
+        <w:t xml:space="preserve"> </w:t>
+      </w:r>
+      <w:r>
+        <w:rPr>
+          <w:lang w:val="ru-RU"/>
+        </w:rPr>
+        <w:t>[4,</w:t>
+      </w:r>
+      <w:r>
+        <w:rPr>
+          <w:lang w:val="ru-RU"/>
+        </w:rPr>
+        <w:t xml:space="preserve"> </w:t>
+      </w:r>
+      <w:r>
+        <w:rPr>
+          <w:lang w:val="ru-RU"/>
+        </w:rPr>
+        <w:t>1]</w:t>
+      </w:r>
+      <w:r>
+        <w:rPr>
+          <w:lang w:val="ru-RU"/>
+        </w:rPr>
+        <w:t xml:space="preserve"> или </w:t>
+      </w:r>
+      <w:r>
+        <w:t>DirectX</w:t>
+      </w:r>
+      <w:r>
+        <w:rPr>
+          <w:lang w:val="ru-RU"/>
+        </w:rPr>
+        <w:t>. В данной статье даётся определение и некоторые геометрические свойства однородных координат.</w:t>
+      </w:r>
+    </w:p>
+    <w:sdt>
+      <w:sdtPr>
+        <w:id w:val="1734820540"/>
+        <w:docPartObj>
+          <w:docPartGallery w:val="Table of Contents"/>
+          <w:docPartUnique/>
+        </w:docPartObj>
+      </w:sdtPr>
+      <w:sdtEndPr>
+        <w:rPr>
+          <w:rFonts w:asciiTheme="minorHAnsi" w:eastAsiaTheme="minorHAnsi" w:hAnsiTheme="minorHAnsi" w:cstheme="minorBidi"/>
+          <w:b/>
+          <w:bCs/>
+          <w:noProof/>
+          <w:color w:val="auto"/>
+          <w:sz w:val="22"/>
+          <w:szCs w:val="22"/>
+        </w:rPr>
+      </w:sdtEndPr>
+      <w:sdtContent>
+        <w:p>
+          <w:pPr>
+            <w:pStyle w:val="TOCHeading"/>
+            <w:rPr>
+              <w:lang w:val="ru-RU"/>
+            </w:rPr>
+          </w:pPr>
+          <w:r>
+            <w:rPr>
+              <w:lang w:val="ru-RU"/>
+            </w:rPr>
+            <w:t>Содержание</w:t>
+          </w:r>
+        </w:p>
+        <w:p>
+          <w:pPr>
+            <w:pStyle w:val="TOC1"/>
+            <w:tabs>
+              <w:tab w:val="right" w:leader="dot" w:pos="9350"/>
+            </w:tabs>
+            <w:rPr>
+              <w:noProof/>
+            </w:rPr>
+          </w:pPr>
+          <w:r>
+            <w:fldChar w:fldCharType="begin"/>
+          </w:r>
+          <w:r>
+            <w:instrText xml:space="preserve"> TOC \o "1-3" \h \z \u </w:instrText>
+          </w:r>
+          <w:r>
+            <w:fldChar w:fldCharType="separate"/>
+          </w:r>
+          <w:hyperlink w:anchor="_Toc185535795" w:history="1">
+            <w:r>
+              <w:rPr>
+                <w:rStyle w:val="Hyperlink"/>
+                <w:noProof/>
+                <w:lang w:val="ru-RU"/>
+              </w:rPr>
+              <w:t>ОДНОРОДНЫЕ КООРДИНАТЫ</w:t>
+            </w:r>
+            <w:r>
+              <w:rPr>
+                <w:noProof/>
+                <w:webHidden/>
+              </w:rPr>
+              <w:tab/>
+            </w:r>
+            <w:r>
+              <w:rPr>
+                <w:noProof/>
+                <w:webHidden/>
+              </w:rPr>
+              <w:fldChar w:fldCharType="begin"/>
+            </w:r>
+            <w:r>
+              <w:rPr>
+                <w:noProof/>
+                <w:webHidden/>
+              </w:rPr>
+              <w:instrText xml:space="preserve"> PAGEREF _Toc185535795 \h </w:instrText>
+            </w:r>
+            <w:r>
+              <w:rPr>
+                <w:noProof/>
+                <w:webHidden/>
+              </w:rPr>
+            </w:r>
+            <w:r>
+              <w:rPr>
+                <w:noProof/>
+                <w:webHidden/>
+              </w:rPr>
+              <w:fldChar w:fldCharType="separate"/>
+            </w:r>
+            <w:r>
+              <w:rPr>
+                <w:noProof/>
+                <w:webHidden/>
+              </w:rPr>
+              <w:t>1</w:t>
+            </w:r>
+            <w:r>
+              <w:rPr>
+                <w:noProof/>
+                <w:webHidden/>
+              </w:rPr>
+              <w:fldChar w:fldCharType="end"/>
+            </w:r>
+          </w:hyperlink>
+        </w:p>
+        <w:p>
+          <w:pPr>
+            <w:pStyle w:val="TOC2"/>
+            <w:tabs>
+              <w:tab w:val="right" w:leader="dot" w:pos="9350"/>
+            </w:tabs>
+            <w:rPr>
+              <w:noProof/>
+            </w:rPr>
+          </w:pPr>
+          <w:hyperlink w:anchor="_Toc185535796" w:history="1">
+            <w:r>
+              <w:rPr>
+                <w:rStyle w:val="Hyperlink"/>
+                <w:noProof/>
+                <w:lang w:val="ru-RU"/>
+              </w:rPr>
+              <w:t>Введение</w:t>
+            </w:r>
+            <w:r>
+              <w:rPr>
+                <w:noProof/>
+                <w:webHidden/>
+              </w:rPr>
+              <w:tab/>
+            </w:r>
+            <w:r>
+              <w:rPr>
+                <w:noProof/>
+                <w:webHidden/>
+              </w:rPr>
+              <w:fldChar w:fldCharType="begin"/>
+            </w:r>
+            <w:r>
+              <w:rPr>
+                <w:noProof/>
+                <w:webHidden/>
+              </w:rPr>
+              <w:instrText xml:space="preserve"> PAGEREF _Toc185535796 \h </w:instrText>
+            </w:r>
+            <w:r>
+              <w:rPr>
+                <w:noProof/>
+                <w:webHidden/>
+              </w:rPr>
+            </w:r>
+            <w:r>
+              <w:rPr>
+                <w:noProof/>
+                <w:webHidden/>
+              </w:rPr>
+              <w:fldChar w:fldCharType="separate"/>
+            </w:r>
+            <w:r>
+              <w:rPr>
+                <w:noProof/>
+                <w:webHidden/>
+              </w:rPr>
+              <w:t>1</w:t>
+            </w:r>
+            <w:r>
+              <w:rPr>
+                <w:noProof/>
+                <w:webHidden/>
+              </w:rPr>
+              <w:fldChar w:fldCharType="end"/>
+            </w:r>
+          </w:hyperlink>
+        </w:p>
+        <w:p>
+          <w:pPr>
+            <w:pStyle w:val="TOC2"/>
+            <w:tabs>
+              <w:tab w:val="right" w:leader="dot" w:pos="9350"/>
+            </w:tabs>
+            <w:rPr>
+              <w:noProof/>
+            </w:rPr>
+          </w:pPr>
+          <w:hyperlink w:anchor="_Toc185535797" w:history="1">
+            <w:r>
+              <w:rPr>
+                <w:rStyle w:val="Hyperlink"/>
+                <w:noProof/>
+                <w:lang w:val="ru-RU"/>
+              </w:rPr>
+              <w:t>Однородные координаты</w:t>
+            </w:r>
+            <w:r>
+              <w:rPr>
+                <w:noProof/>
+                <w:webHidden/>
+              </w:rPr>
+              <w:tab/>
+            </w:r>
+            <w:r>
+              <w:rPr>
+                <w:noProof/>
+                <w:webHidden/>
+              </w:rPr>
+              <w:fldChar w:fldCharType="begin"/>
+            </w:r>
+            <w:r>
+              <w:rPr>
+                <w:noProof/>
+                <w:webHidden/>
+              </w:rPr>
+              <w:instrText xml:space="preserve"> PAGEREF _Toc185535797 \h </w:instrText>
+            </w:r>
+            <w:r>
+              <w:rPr>
+                <w:noProof/>
+                <w:webHidden/>
+              </w:rPr>
+            </w:r>
+            <w:r>
+              <w:rPr>
+                <w:noProof/>
+                <w:webHidden/>
+              </w:rPr>
+              <w:fldChar w:fldCharType="separate"/>
+            </w:r>
+            <w:r>
+              <w:rPr>
+                <w:noProof/>
+                <w:webHidden/>
+              </w:rPr>
+              <w:t>1</w:t>
+            </w:r>
+            <w:r>
+              <w:rPr>
+                <w:noProof/>
+                <w:webHidden/>
+              </w:rPr>
+              <w:fldChar w:fldCharType="end"/>
+            </w:r>
+          </w:hyperlink>
+        </w:p>
+        <w:p>
+          <w:pPr>
+            <w:pStyle w:val="TOC2"/>
+            <w:tabs>
+              <w:tab w:val="right" w:leader="dot" w:pos="9350"/>
+            </w:tabs>
+            <w:rPr>
+              <w:noProof/>
+            </w:rPr>
+          </w:pPr>
+          <w:hyperlink w:anchor="_Toc185535798" w:history="1">
+            <w:r>
+              <w:rPr>
+                <w:rStyle w:val="Hyperlink"/>
+                <w:noProof/>
+                <w:lang w:val="ru-RU"/>
+              </w:rPr>
+              <w:t>Геометрическая интерпретация</w:t>
+            </w:r>
+            <w:r>
+              <w:rPr>
+                <w:noProof/>
+                <w:webHidden/>
+              </w:rPr>
+              <w:tab/>
+            </w:r>
+            <w:r>
+              <w:rPr>
+                <w:noProof/>
+                <w:webHidden/>
+              </w:rPr>
+              <w:fldChar w:fldCharType="begin"/>
+            </w:r>
+            <w:r>
+              <w:rPr>
+                <w:noProof/>
+                <w:webHidden/>
+              </w:rPr>
+              <w:instrText xml:space="preserve"> PAGEREF _Toc185535798 \h </w:instrText>
+            </w:r>
+            <w:r>
+              <w:rPr>
+                <w:noProof/>
+                <w:webHidden/>
+              </w:rPr>
+            </w:r>
+            <w:r>
+              <w:rPr>
+                <w:noProof/>
+                <w:webHidden/>
+              </w:rPr>
+              <w:fldChar w:fldCharType="separate"/>
+            </w:r>
+            <w:r>
+              <w:rPr>
+                <w:noProof/>
+                <w:webHidden/>
+              </w:rPr>
+              <w:t>3</w:t>
+            </w:r>
+            <w:r>
+              <w:rPr>
+                <w:noProof/>
+                <w:webHidden/>
+              </w:rPr>
+              <w:fldChar w:fldCharType="end"/>
+            </w:r>
+          </w:hyperlink>
+        </w:p>
+        <w:p>
+          <w:pPr>
+            <w:pStyle w:val="TOC2"/>
+            <w:tabs>
+              <w:tab w:val="right" w:leader="dot" w:pos="9350"/>
+            </w:tabs>
+            <w:rPr>
+              <w:noProof/>
+            </w:rPr>
+          </w:pPr>
+          <w:hyperlink w:anchor="_Toc185535799" w:history="1">
+            <w:r>
+              <w:rPr>
+                <w:rStyle w:val="Hyperlink"/>
+                <w:noProof/>
+                <w:lang w:val="ru-RU"/>
+              </w:rPr>
+              <w:t>Свойства</w:t>
+            </w:r>
+            <w:r>
+              <w:rPr>
+                <w:noProof/>
+                <w:webHidden/>
+              </w:rPr>
+              <w:tab/>
+            </w:r>
+            <w:r>
+              <w:rPr>
+                <w:noProof/>
+                <w:webHidden/>
+              </w:rPr>
+              <w:fldChar w:fldCharType="begin"/>
+            </w:r>
+            <w:r>
+              <w:rPr>
+                <w:noProof/>
+                <w:webHidden/>
+              </w:rPr>
+              <w:instrText xml:space="preserve"> PAGEREF _Toc185535799 \h </w:instrText>
+            </w:r>
+            <w:r>
+              <w:rPr>
+                <w:noProof/>
+                <w:webHidden/>
+              </w:rPr>
+            </w:r>
+            <w:r>
+              <w:rPr>
+                <w:noProof/>
+                <w:webHidden/>
+              </w:rPr>
+              <w:fldChar w:fldCharType="separate"/>
+            </w:r>
+            <w:r>
+              <w:rPr>
+                <w:noProof/>
+                <w:webHidden/>
+              </w:rPr>
+              <w:t>4</w:t>
+            </w:r>
+            <w:r>
+              <w:rPr>
+                <w:noProof/>
+                <w:webHidden/>
+              </w:rPr>
+              <w:fldChar w:fldCharType="end"/>
+            </w:r>
+          </w:hyperlink>
+        </w:p>
+        <w:p>
+          <w:pPr>
+            <w:pStyle w:val="TOC3"/>
+            <w:tabs>
+              <w:tab w:val="right" w:leader="dot" w:pos="9350"/>
+            </w:tabs>
+            <w:rPr>
+              <w:noProof/>
+            </w:rPr>
+          </w:pPr>
+          <w:hyperlink w:anchor="_Toc185535800" w:history="1">
+            <w:r>
+              <w:rPr>
+                <w:rStyle w:val="Hyperlink"/>
+                <w:noProof/>
+                <w:lang w:val="ru-RU"/>
+              </w:rPr>
+              <w:t>Точка в бесконечности</w:t>
+            </w:r>
+            <w:r>
+              <w:rPr>
+                <w:noProof/>
+                <w:webHidden/>
+              </w:rPr>
+              <w:tab/>
+            </w:r>
+            <w:r>
+              <w:rPr>
+                <w:noProof/>
+                <w:webHidden/>
+              </w:rPr>
+              <w:fldChar w:fldCharType="begin"/>
+            </w:r>
+            <w:r>
+              <w:rPr>
+                <w:noProof/>
+                <w:webHidden/>
+              </w:rPr>
+              <w:instrText xml:space="preserve"> PAGEREF _Toc185535800 \h </w:instrText>
+            </w:r>
+            <w:r>
+              <w:rPr>
+                <w:noProof/>
+                <w:webHidden/>
+              </w:rPr>
+            </w:r>
+            <w:r>
+              <w:rPr>
+                <w:noProof/>
+                <w:webHidden/>
+              </w:rPr>
+              <w:fldChar w:fldCharType="separate"/>
+            </w:r>
+            <w:r>
+              <w:rPr>
+                <w:noProof/>
+                <w:webHidden/>
+              </w:rPr>
+              <w:t>4</w:t>
+            </w:r>
+            <w:r>
+              <w:rPr>
+                <w:noProof/>
+                <w:webHidden/>
+              </w:rPr>
+              <w:fldChar w:fldCharType="end"/>
+            </w:r>
+          </w:hyperlink>
+        </w:p>
+        <w:p>
+          <w:pPr>
+            <w:pStyle w:val="TOC3"/>
+            <w:tabs>
+              <w:tab w:val="right" w:leader="dot" w:pos="9350"/>
+            </w:tabs>
+            <w:rPr>
+              <w:noProof/>
+            </w:rPr>
+          </w:pPr>
+          <w:hyperlink w:anchor="_Toc185535801" w:history="1">
+            <w:r>
+              <w:rPr>
+                <w:rStyle w:val="Hyperlink"/>
+                <w:noProof/>
+                <w:lang w:val="ru-RU"/>
+              </w:rPr>
+              <w:t>Различие между точками и векторами</w:t>
+            </w:r>
+            <w:r>
+              <w:rPr>
+                <w:noProof/>
+                <w:webHidden/>
+              </w:rPr>
+              <w:tab/>
+            </w:r>
+            <w:r>
+              <w:rPr>
+                <w:noProof/>
+                <w:webHidden/>
+              </w:rPr>
+              <w:fldChar w:fldCharType="begin"/>
+            </w:r>
+            <w:r>
+              <w:rPr>
+                <w:noProof/>
+                <w:webHidden/>
+              </w:rPr>
+              <w:instrText xml:space="preserve"> PAGEREF _Toc185535801 \h </w:instrText>
+            </w:r>
+            <w:r>
+              <w:rPr>
+                <w:noProof/>
+                <w:webHidden/>
+              </w:rPr>
+            </w:r>
+            <w:r>
+              <w:rPr>
+                <w:noProof/>
+                <w:webHidden/>
+              </w:rPr>
+              <w:fldChar w:fldCharType="separate"/>
+            </w:r>
+            <w:r>
+              <w:rPr>
+                <w:noProof/>
+                <w:webHidden/>
+              </w:rPr>
+              <w:t>4</w:t>
+            </w:r>
+            <w:r>
+              <w:rPr>
+                <w:noProof/>
+                <w:webHidden/>
+              </w:rPr>
+              <w:fldChar w:fldCharType="end"/>
+            </w:r>
+          </w:hyperlink>
+        </w:p>
+        <w:p>
+          <w:pPr>
+            <w:pStyle w:val="TOC3"/>
+            <w:tabs>
+              <w:tab w:val="right" w:leader="dot" w:pos="9350"/>
+            </w:tabs>
+            <w:rPr>
+              <w:noProof/>
+            </w:rPr>
+          </w:pPr>
+          <w:hyperlink w:anchor="_Toc185535802" w:history="1">
+            <w:r>
+              <w:rPr>
+                <w:rStyle w:val="Hyperlink"/>
+                <w:noProof/>
+                <w:lang w:val="ru-RU"/>
+              </w:rPr>
+              <w:t>Унифицированная запись аффинных преобразований</w:t>
+            </w:r>
+            <w:r>
+              <w:rPr>
+                <w:noProof/>
+                <w:webHidden/>
+              </w:rPr>
+              <w:tab/>
+            </w:r>
+            <w:r>
+              <w:rPr>
+                <w:noProof/>
+                <w:webHidden/>
+              </w:rPr>
+              <w:fldChar w:fldCharType="begin"/>
+            </w:r>
+            <w:r>
+              <w:rPr>
+                <w:noProof/>
+                <w:webHidden/>
+              </w:rPr>
+              <w:instrText xml:space="preserve"> PAGEREF _Toc185535802 \h </w:instrText>
+            </w:r>
+            <w:r>
+              <w:rPr>
+                <w:noProof/>
+                <w:webHidden/>
+              </w:rPr>
+            </w:r>
+            <w:r>
+              <w:rPr>
+                <w:noProof/>
+                <w:webHidden/>
+              </w:rPr>
+              <w:fldChar w:fldCharType="separate"/>
+            </w:r>
+            <w:r>
+              <w:rPr>
+                <w:noProof/>
+                <w:webHidden/>
+              </w:rPr>
+              <w:t>4</w:t>
+            </w:r>
+            <w:r>
+              <w:rPr>
+                <w:noProof/>
+                <w:webHidden/>
+              </w:rPr>
+              <w:fldChar w:fldCharType="end"/>
+            </w:r>
+          </w:hyperlink>
+        </w:p>
+        <w:p>
+          <w:pPr>
+            <w:pStyle w:val="TOC3"/>
+            <w:tabs>
+              <w:tab w:val="right" w:leader="dot" w:pos="9350"/>
+            </w:tabs>
+            <w:rPr>
+              <w:noProof/>
+            </w:rPr>
+          </w:pPr>
+          <w:hyperlink w:anchor="_Toc185535803" w:history="1">
+            <w:r>
+              <w:rPr>
+                <w:rStyle w:val="Hyperlink"/>
+                <w:noProof/>
+                <w:lang w:val="ru-RU"/>
+              </w:rPr>
+              <w:t>Проективные преобразования</w:t>
+            </w:r>
+            <w:r>
+              <w:rPr>
+                <w:noProof/>
+                <w:webHidden/>
+              </w:rPr>
+              <w:tab/>
+            </w:r>
+            <w:r>
+              <w:rPr>
+                <w:noProof/>
+                <w:webHidden/>
+              </w:rPr>
+              <w:fldChar w:fldCharType="begin"/>
+            </w:r>
+            <w:r>
+              <w:rPr>
+                <w:noProof/>
+                <w:webHidden/>
+              </w:rPr>
+              <w:instrText xml:space="preserve"> PAGEREF _Toc185535803 \h </w:instrText>
+            </w:r>
+            <w:r>
+              <w:rPr>
+                <w:noProof/>
+                <w:webHidden/>
+              </w:rPr>
+            </w:r>
+            <w:r>
+              <w:rPr>
+                <w:noProof/>
+                <w:webHidden/>
+              </w:rPr>
+              <w:fldChar w:fldCharType="separate"/>
+            </w:r>
+            <w:r>
+              <w:rPr>
+                <w:noProof/>
+                <w:webHidden/>
+              </w:rPr>
+              <w:t>4</w:t>
+            </w:r>
+            <w:r>
+              <w:rPr>
+                <w:noProof/>
+                <w:webHidden/>
+              </w:rPr>
+              <w:fldChar w:fldCharType="end"/>
+            </w:r>
+          </w:hyperlink>
+        </w:p>
+        <w:p>
+          <w:pPr>
+            <w:pStyle w:val="TOC2"/>
+            <w:tabs>
+              <w:tab w:val="right" w:leader="dot" w:pos="9350"/>
+            </w:tabs>
+            <w:rPr>
+              <w:noProof/>
+            </w:rPr>
+          </w:pPr>
+          <w:hyperlink w:anchor="_Toc185535804" w:history="1">
+            <w:r>
+              <w:rPr>
+                <w:rStyle w:val="Hyperlink"/>
+                <w:noProof/>
+                <w:lang w:val="ru-RU"/>
+              </w:rPr>
+              <w:t>Заключение</w:t>
+            </w:r>
+            <w:r>
+              <w:rPr>
+                <w:noProof/>
+                <w:webHidden/>
+              </w:rPr>
+              <w:tab/>
+            </w:r>
+            <w:r>
+              <w:rPr>
+                <w:noProof/>
+                <w:webHidden/>
+              </w:rPr>
+              <w:fldChar w:fldCharType="begin"/>
+            </w:r>
+            <w:r>
+              <w:rPr>
+                <w:noProof/>
+                <w:webHidden/>
+              </w:rPr>
+              <w:instrText xml:space="preserve"> PAGEREF _Toc185535804 \h </w:instrText>
+            </w:r>
+            <w:r>
+              <w:rPr>
+                <w:noProof/>
+                <w:webHidden/>
+              </w:rPr>
+            </w:r>
+            <w:r>
+              <w:rPr>
+                <w:noProof/>
+                <w:webHidden/>
+              </w:rPr>
+              <w:fldChar w:fldCharType="separate"/>
+            </w:r>
+            <w:r>
+              <w:rPr>
+                <w:noProof/>
+                <w:webHidden/>
+              </w:rPr>
+              <w:t>4</w:t>
+            </w:r>
+            <w:r>
+              <w:rPr>
+                <w:noProof/>
+                <w:webHidden/>
+              </w:rPr>
+              <w:fldChar w:fldCharType="end"/>
+            </w:r>
+          </w:hyperlink>
+        </w:p>
+        <w:p>
+          <w:pPr>
+            <w:pStyle w:val="TOC2"/>
+            <w:tabs>
+              <w:tab w:val="right" w:leader="dot" w:pos="9350"/>
+            </w:tabs>
+            <w:rPr>
+              <w:noProof/>
+            </w:rPr>
+          </w:pPr>
+          <w:hyperlink w:anchor="_Toc185535805" w:history="1">
+            <w:r>
+              <w:rPr>
+                <w:rStyle w:val="Hyperlink"/>
+                <w:noProof/>
+                <w:lang w:val="ru-RU"/>
+              </w:rPr>
+              <w:t>Литература</w:t>
+            </w:r>
+            <w:r>
+              <w:rPr>
+                <w:noProof/>
+                <w:webHidden/>
+              </w:rPr>
+              <w:tab/>
+            </w:r>
+            <w:r>
+              <w:rPr>
+                <w:noProof/>
+                <w:webHidden/>
+              </w:rPr>
+              <w:fldChar w:fldCharType="begin"/>
+            </w:r>
+            <w:r>
+              <w:rPr>
+                <w:noProof/>
+                <w:webHidden/>
+              </w:rPr>
+              <w:instrText xml:space="preserve"> PAGEREF _Toc185535805 \h </w:instrText>
+            </w:r>
+            <w:r>
+              <w:rPr>
+                <w:noProof/>
+                <w:webHidden/>
+              </w:rPr>
+            </w:r>
+            <w:r>
+              <w:rPr>
+                <w:noProof/>
+                <w:webHidden/>
+              </w:rPr>
+              <w:fldChar w:fldCharType="separate"/>
+            </w:r>
+            <w:r>
+              <w:rPr>
+                <w:noProof/>
+                <w:webHidden/>
+              </w:rPr>
+              <w:t>4</w:t>
+            </w:r>
+            <w:r>
+              <w:rPr>
+                <w:noProof/>
+                <w:webHidden/>
+              </w:rPr>
+              <w:fldChar w:fldCharType="end"/>
+            </w:r>
+          </w:hyperlink>
+        </w:p>
+        <w:p>
+          <w:r>
+            <w:rPr>
+              <w:b/>
+              <w:bCs/>
+              <w:noProof/>
+            </w:rPr>
+            <w:fldChar w:fldCharType="end"/>
+          </w:r>
+        </w:p>
+      </w:sdtContent>
+    </w:sdt>
+    <w:p>
+      <w:pPr>
+        <w:pStyle w:val="Heading2"/>
+        <w:rPr>
+          <w:lang w:val="ru-RU"/>
+        </w:rPr>
+      </w:pPr>
+      <w:bookmarkStart w:id="1" w:name="_Toc185535796"/>
+      <w:r>
+        <w:rPr>
+          <w:lang w:val="ru-RU"/>
+        </w:rPr>
+        <w:t>Введение</w:t>
+      </w:r>
+      <w:bookmarkEnd w:id="1"/>
     </w:p>
     <w:p>
       <w:pPr>
@@ -103,78 +977,12 @@
         <w:rPr>
           <w:lang w:val="ru-RU"/>
         </w:rPr>
-        <w:t xml:space="preserve">Однородные координаты – мощный математический инструмент, находящий своё применение в различных разделах компьютерной графики – геометрическом моделировании, визуализации, машинном зрении и т.д. Однородные координаты явно или неявно используются в любом графическом пакете на этапах преобразования и затенения геометрии. Например, в </w:t>
-      </w:r>
-      <w:r>
-        <w:t>OpenGL</w:t>
-      </w:r>
-      <w:r>
-        <w:rPr>
-          <w:lang w:val="ru-RU"/>
-        </w:rPr>
-        <w:t xml:space="preserve"> </w:t>
-      </w:r>
-      <w:r>
-        <w:rPr>
-          <w:lang w:val="ru-RU"/>
-        </w:rPr>
-        <w:t>[4,</w:t>
-      </w:r>
-      <w:r>
-        <w:rPr>
-          <w:lang w:val="ru-RU"/>
-        </w:rPr>
-        <w:t xml:space="preserve"> </w:t>
-      </w:r>
-      <w:r>
-        <w:rPr>
-          <w:lang w:val="ru-RU"/>
-        </w:rPr>
-        <w:t>1]</w:t>
-      </w:r>
-      <w:r>
-        <w:rPr>
-          <w:lang w:val="ru-RU"/>
-        </w:rPr>
-        <w:t xml:space="preserve"> или </w:t>
-      </w:r>
-      <w:r>
-        <w:t>DirectX</w:t>
-      </w:r>
-      <w:r>
-        <w:rPr>
-          <w:lang w:val="ru-RU"/>
-        </w:rPr>
-        <w:t>. В данной статье даётся определение и некоторые геометрические свойства однородных координат.</w:t>
+        <w:t>Однородные координаты – это математический механизм, связанный с определением положения точек в пространстве. Привычный аппарат декартовых координат, не подходит для решения некоторых важных задач в силу следующих соображений:</w:t>
       </w:r>
     </w:p>
     <w:p>
       <w:pPr>
-        <w:pStyle w:val="2"/>
-      </w:pPr>
-      <w:r>
-        <w:rPr>
-          <w:lang w:val="ru-RU"/>
-        </w:rPr>
-        <w:t>Введение</w:t>
-      </w:r>
-    </w:p>
-    <w:p>
-      <w:pPr>
-        <w:rPr>
-          <w:lang w:val="ru-RU"/>
-        </w:rPr>
-      </w:pPr>
-      <w:r>
-        <w:rPr>
-          <w:lang w:val="ru-RU"/>
-        </w:rPr>
-        <w:t>Однородные координаты – это математический механизм, связанный с определением положения точек в пространстве. Привычный аппарат декартовых координат, не подходит для решения некоторых важных задач в силу следующих соображений:</w:t>
-      </w:r>
-    </w:p>
-    <w:p>
-      <w:pPr>
-        <w:pStyle w:val="a4"/>
+        <w:pStyle w:val="ListParagraph"/>
         <w:numPr>
           <w:ilvl w:val="0"/>
           <w:numId w:val="1"/>
@@ -187,24 +995,12 @@
         <w:rPr>
           <w:lang w:val="ru-RU"/>
         </w:rPr>
-        <w:t xml:space="preserve">В декартовых координатах невозможно описать бесконечно удалённую точку. А многие </w:t>
-      </w:r>
-      <w:r>
-        <w:rPr>
-          <w:lang w:val="ru-RU"/>
-        </w:rPr>
-        <w:t xml:space="preserve">математические </w:t>
-      </w:r>
-      <w:r>
-        <w:rPr>
-          <w:lang w:val="ru-RU"/>
-        </w:rPr>
-        <w:t>и геометрические концепции значительно упрощаются, если в них используется понятие бесконечности. Например, «бесконечно удалённый источник света».</w:t>
+        <w:t>В декартовых координатах невозможно описать бесконечно удалённую точку. А многие математические и геометрические концепции значительно упрощаются, если в них используется понятие бесконечности. Например, «бесконечно удалённый источник света».</w:t>
       </w:r>
     </w:p>
     <w:p>
       <w:pPr>
-        <w:pStyle w:val="a4"/>
+        <w:pStyle w:val="ListParagraph"/>
         <w:numPr>
           <w:ilvl w:val="0"/>
           <w:numId w:val="1"/>
@@ -244,7 +1040,7 @@
     </w:p>
     <w:p>
       <w:pPr>
-        <w:pStyle w:val="a4"/>
+        <w:pStyle w:val="ListParagraph"/>
         <w:numPr>
           <w:ilvl w:val="0"/>
           <w:numId w:val="1"/>
@@ -283,7 +1079,7 @@
     </w:p>
     <w:p>
       <w:pPr>
-        <w:pStyle w:val="a4"/>
+        <w:pStyle w:val="ListParagraph"/>
         <w:numPr>
           <w:ilvl w:val="0"/>
           <w:numId w:val="1"/>
@@ -322,19 +1118,22 @@
     </w:p>
     <w:p>
       <w:pPr>
-        <w:pStyle w:val="2"/>
+        <w:pStyle w:val="Heading2"/>
         <w:rPr>
           <w:rFonts w:eastAsiaTheme="minorEastAsia"/>
           <w:lang w:val="ru-RU"/>
         </w:rPr>
       </w:pPr>
-      <w:r>
-        <w:rPr>
-          <w:rFonts w:eastAsiaTheme="minorEastAsia"/>
-          <w:lang w:val="ru-RU"/>
-        </w:rPr>
+      <w:bookmarkStart w:id="2" w:name="_Toc185535797"/>
+      <w:r>
+        <w:rPr>
+          <w:rFonts w:eastAsiaTheme="minorEastAsia"/>
+          <w:lang w:val="ru-RU"/>
+        </w:rPr>
+        <w:lastRenderedPageBreak/>
         <w:t>Однородные координаты</w:t>
       </w:r>
+      <w:bookmarkEnd w:id="2"/>
     </w:p>
     <w:p>
       <w:pPr>
@@ -414,13 +1213,35 @@
         <w:t xml:space="preserve">. Рассмотрим их отношение </w:t>
       </w:r>
       <m:oMath>
-        <m:r>
-          <w:rPr>
-            <w:rFonts w:ascii="Cambria Math" w:eastAsiaTheme="minorEastAsia" w:hAnsi="Cambria Math"/>
-            <w:lang w:val="ru-RU"/>
-          </w:rPr>
-          <m:t>a/w</m:t>
-        </m:r>
+        <m:f>
+          <m:fPr>
+            <m:ctrlPr>
+              <w:rPr>
+                <w:rFonts w:ascii="Cambria Math" w:eastAsiaTheme="minorEastAsia" w:hAnsi="Cambria Math"/>
+                <w:i/>
+                <w:lang w:val="ru-RU"/>
+              </w:rPr>
+            </m:ctrlPr>
+          </m:fPr>
+          <m:num>
+            <m:r>
+              <w:rPr>
+                <w:rFonts w:ascii="Cambria Math" w:eastAsiaTheme="minorEastAsia" w:hAnsi="Cambria Math"/>
+                <w:lang w:val="ru-RU"/>
+              </w:rPr>
+              <m:t>a</m:t>
+            </m:r>
+          </m:num>
+          <m:den>
+            <m:r>
+              <w:rPr>
+                <w:rFonts w:ascii="Cambria Math" w:eastAsiaTheme="minorEastAsia" w:hAnsi="Cambria Math"/>
+                <w:lang w:val="ru-RU"/>
+              </w:rPr>
+              <m:t>w</m:t>
+            </m:r>
+          </m:den>
+        </m:f>
       </m:oMath>
       <w:r>
         <w:rPr>
@@ -547,14 +1368,7 @@
             <w:rFonts w:ascii="Cambria Math" w:eastAsiaTheme="minorEastAsia" w:hAnsi="Cambria Math"/>
             <w:lang w:val="ru-RU"/>
           </w:rPr>
-          <m:t>,</m:t>
-        </m:r>
-        <m:r>
-          <w:rPr>
-            <w:rFonts w:ascii="Cambria Math" w:eastAsiaTheme="minorEastAsia" w:hAnsi="Cambria Math"/>
-            <w:lang w:val="ru-RU"/>
-          </w:rPr>
-          <m:t xml:space="preserve"> w)</m:t>
+          <m:t>, w)</m:t>
         </m:r>
       </m:oMath>
       <w:r>
@@ -570,8 +1384,37 @@
             <w:rFonts w:ascii="Cambria Math" w:eastAsiaTheme="minorEastAsia" w:hAnsi="Cambria Math"/>
             <w:lang w:val="ru-RU"/>
           </w:rPr>
-          <m:t>v=a/w</m:t>
-        </m:r>
+          <m:t>v=</m:t>
+        </m:r>
+        <m:f>
+          <m:fPr>
+            <m:ctrlPr>
+              <w:rPr>
+                <w:rFonts w:ascii="Cambria Math" w:eastAsiaTheme="minorEastAsia" w:hAnsi="Cambria Math"/>
+                <w:i/>
+                <w:lang w:val="ru-RU"/>
+              </w:rPr>
+            </m:ctrlPr>
+          </m:fPr>
+          <m:num>
+            <m:r>
+              <w:rPr>
+                <w:rFonts w:ascii="Cambria Math" w:eastAsiaTheme="minorEastAsia" w:hAnsi="Cambria Math"/>
+                <w:lang w:val="ru-RU"/>
+              </w:rPr>
+              <m:t>a</m:t>
+            </m:r>
+          </m:num>
+          <m:den>
+            <m:r>
+              <w:rPr>
+                <w:rFonts w:ascii="Cambria Math" w:eastAsiaTheme="minorEastAsia" w:hAnsi="Cambria Math"/>
+                <w:lang w:val="ru-RU"/>
+              </w:rPr>
+              <m:t>w</m:t>
+            </m:r>
+          </m:den>
+        </m:f>
       </m:oMath>
       <w:r>
         <w:rPr>
@@ -630,12 +1473,41 @@
         <w:t xml:space="preserve">в точности равно </w:t>
       </w:r>
       <m:oMath>
-        <m:r>
-          <w:rPr>
-            <w:rFonts w:ascii="Cambria Math" w:eastAsiaTheme="minorEastAsia" w:hAnsi="Cambria Math"/>
-            <w:lang w:val="ru-RU"/>
-          </w:rPr>
-          <m:t>a/w.</m:t>
+        <m:f>
+          <m:fPr>
+            <m:ctrlPr>
+              <w:rPr>
+                <w:rFonts w:ascii="Cambria Math" w:eastAsiaTheme="minorEastAsia" w:hAnsi="Cambria Math"/>
+                <w:i/>
+                <w:lang w:val="ru-RU"/>
+              </w:rPr>
+            </m:ctrlPr>
+          </m:fPr>
+          <m:num>
+            <m:r>
+              <w:rPr>
+                <w:rFonts w:ascii="Cambria Math" w:eastAsiaTheme="minorEastAsia" w:hAnsi="Cambria Math"/>
+                <w:lang w:val="ru-RU"/>
+              </w:rPr>
+              <m:t>a</m:t>
+            </m:r>
+          </m:num>
+          <m:den>
+            <m:r>
+              <w:rPr>
+                <w:rFonts w:ascii="Cambria Math" w:eastAsiaTheme="minorEastAsia" w:hAnsi="Cambria Math"/>
+                <w:lang w:val="ru-RU"/>
+              </w:rPr>
+              <m:t>w</m:t>
+            </m:r>
+          </m:den>
+        </m:f>
+        <m:r>
+          <w:rPr>
+            <w:rFonts w:ascii="Cambria Math" w:eastAsiaTheme="minorEastAsia" w:hAnsi="Cambria Math"/>
+            <w:lang w:val="ru-RU"/>
+          </w:rPr>
+          <m:t>.</m:t>
         </m:r>
       </m:oMath>
       <w:r>
@@ -667,8 +1539,37 @@
             <w:rFonts w:ascii="Cambria Math" w:eastAsiaTheme="minorEastAsia" w:hAnsi="Cambria Math"/>
             <w:lang w:val="ru-RU"/>
           </w:rPr>
-          <m:t>v=a/0</m:t>
-        </m:r>
+          <m:t>v=</m:t>
+        </m:r>
+        <m:f>
+          <m:fPr>
+            <m:ctrlPr>
+              <w:rPr>
+                <w:rFonts w:ascii="Cambria Math" w:eastAsiaTheme="minorEastAsia" w:hAnsi="Cambria Math"/>
+                <w:i/>
+                <w:lang w:val="ru-RU"/>
+              </w:rPr>
+            </m:ctrlPr>
+          </m:fPr>
+          <m:num>
+            <m:r>
+              <w:rPr>
+                <w:rFonts w:ascii="Cambria Math" w:eastAsiaTheme="minorEastAsia" w:hAnsi="Cambria Math"/>
+                <w:lang w:val="ru-RU"/>
+              </w:rPr>
+              <m:t>a</m:t>
+            </m:r>
+          </m:num>
+          <m:den>
+            <m:r>
+              <w:rPr>
+                <w:rFonts w:ascii="Cambria Math" w:eastAsiaTheme="minorEastAsia" w:hAnsi="Cambria Math"/>
+                <w:lang w:val="ru-RU"/>
+              </w:rPr>
+              <m:t>0</m:t>
+            </m:r>
+          </m:den>
+        </m:f>
       </m:oMath>
       <w:r>
         <w:rPr>
@@ -900,7 +1801,6 @@
           <w:rFonts w:eastAsiaTheme="minorEastAsia"/>
           <w:lang w:val="ru-RU"/>
         </w:rPr>
-        <w:lastRenderedPageBreak/>
         <w:t xml:space="preserve">Рассмотрим двумерную плоскость, некоторую точку </w:t>
       </w:r>
       <m:oMath>
@@ -1006,13 +1906,35 @@
         <w:t xml:space="preserve"> на </w:t>
       </w:r>
       <m:oMath>
-        <m:r>
-          <w:rPr>
-            <w:rFonts w:ascii="Cambria Math" w:eastAsiaTheme="minorEastAsia" w:hAnsi="Cambria Math"/>
-            <w:lang w:val="ru-RU"/>
-          </w:rPr>
-          <m:t>x/w</m:t>
-        </m:r>
+        <m:f>
+          <m:fPr>
+            <m:ctrlPr>
+              <w:rPr>
+                <w:rFonts w:ascii="Cambria Math" w:eastAsiaTheme="minorEastAsia" w:hAnsi="Cambria Math"/>
+                <w:i/>
+                <w:lang w:val="ru-RU"/>
+              </w:rPr>
+            </m:ctrlPr>
+          </m:fPr>
+          <m:num>
+            <m:r>
+              <w:rPr>
+                <w:rFonts w:ascii="Cambria Math" w:eastAsiaTheme="minorEastAsia" w:hAnsi="Cambria Math"/>
+                <w:lang w:val="ru-RU"/>
+              </w:rPr>
+              <m:t>x</m:t>
+            </m:r>
+          </m:num>
+          <m:den>
+            <m:r>
+              <w:rPr>
+                <w:rFonts w:ascii="Cambria Math" w:eastAsiaTheme="minorEastAsia" w:hAnsi="Cambria Math"/>
+                <w:lang w:val="ru-RU"/>
+              </w:rPr>
+              <m:t>w</m:t>
+            </m:r>
+          </m:den>
+        </m:f>
       </m:oMath>
       <w:r>
         <w:rPr>
@@ -1029,13 +1951,35 @@
         <w:t xml:space="preserve">и </w:t>
       </w:r>
       <m:oMath>
-        <m:r>
-          <w:rPr>
-            <w:rFonts w:ascii="Cambria Math" w:eastAsiaTheme="minorEastAsia" w:hAnsi="Cambria Math"/>
-            <w:lang w:val="ru-RU"/>
-          </w:rPr>
-          <m:t>y/w</m:t>
-        </m:r>
+        <m:f>
+          <m:fPr>
+            <m:ctrlPr>
+              <w:rPr>
+                <w:rFonts w:ascii="Cambria Math" w:eastAsiaTheme="minorEastAsia" w:hAnsi="Cambria Math"/>
+                <w:i/>
+                <w:lang w:val="ru-RU"/>
+              </w:rPr>
+            </m:ctrlPr>
+          </m:fPr>
+          <m:num>
+            <m:r>
+              <w:rPr>
+                <w:rFonts w:ascii="Cambria Math" w:eastAsiaTheme="minorEastAsia" w:hAnsi="Cambria Math"/>
+                <w:lang w:val="ru-RU"/>
+              </w:rPr>
+              <m:t>y</m:t>
+            </m:r>
+          </m:num>
+          <m:den>
+            <m:r>
+              <w:rPr>
+                <w:rFonts w:ascii="Cambria Math" w:eastAsiaTheme="minorEastAsia" w:hAnsi="Cambria Math"/>
+                <w:lang w:val="ru-RU"/>
+              </w:rPr>
+              <m:t>w</m:t>
+            </m:r>
+          </m:den>
+        </m:f>
       </m:oMath>
       <w:r>
         <w:rPr>
@@ -1281,6 +2225,7 @@
     </w:p>
     <w:p>
       <w:pPr>
+        <w:spacing w:after="0"/>
         <w:rPr>
           <w:rFonts w:eastAsiaTheme="minorEastAsia"/>
           <w:lang w:val="ru-RU"/>
@@ -1292,6 +2237,13 @@
           <w:lang w:val="ru-RU"/>
         </w:rPr>
         <w:t>Например, пусть имеется прямая</w:t>
+      </w:r>
+      <w:r>
+        <w:rPr>
+          <w:rFonts w:eastAsiaTheme="minorEastAsia"/>
+          <w:lang w:val="ru-RU"/>
+        </w:rPr>
+        <w:t>:</w:t>
       </w:r>
     </w:p>
     <w:p>
@@ -1317,6 +2269,7 @@
     </w:p>
     <w:p>
       <w:pPr>
+        <w:spacing w:after="0"/>
         <w:rPr>
           <w:rFonts w:eastAsiaTheme="minorEastAsia"/>
           <w:lang w:val="ru-RU"/>
@@ -1368,13 +2321,35 @@
         <w:t xml:space="preserve"> на </w:t>
       </w:r>
       <m:oMath>
-        <m:r>
-          <w:rPr>
-            <w:rFonts w:ascii="Cambria Math" w:eastAsiaTheme="minorEastAsia" w:hAnsi="Cambria Math"/>
-            <w:lang w:val="ru-RU"/>
-          </w:rPr>
-          <m:t>x/w</m:t>
-        </m:r>
+        <m:f>
+          <m:fPr>
+            <m:ctrlPr>
+              <w:rPr>
+                <w:rFonts w:ascii="Cambria Math" w:eastAsiaTheme="minorEastAsia" w:hAnsi="Cambria Math"/>
+                <w:i/>
+                <w:lang w:val="ru-RU"/>
+              </w:rPr>
+            </m:ctrlPr>
+          </m:fPr>
+          <m:num>
+            <m:r>
+              <w:rPr>
+                <w:rFonts w:ascii="Cambria Math" w:eastAsiaTheme="minorEastAsia" w:hAnsi="Cambria Math"/>
+                <w:lang w:val="ru-RU"/>
+              </w:rPr>
+              <m:t>x</m:t>
+            </m:r>
+          </m:num>
+          <m:den>
+            <m:r>
+              <w:rPr>
+                <w:rFonts w:ascii="Cambria Math" w:eastAsiaTheme="minorEastAsia" w:hAnsi="Cambria Math"/>
+                <w:lang w:val="ru-RU"/>
+              </w:rPr>
+              <m:t>w</m:t>
+            </m:r>
+          </m:den>
+        </m:f>
       </m:oMath>
       <w:r>
         <w:rPr>
@@ -1391,13 +2366,35 @@
         <w:t xml:space="preserve">и </w:t>
       </w:r>
       <m:oMath>
-        <m:r>
-          <w:rPr>
-            <w:rFonts w:ascii="Cambria Math" w:eastAsiaTheme="minorEastAsia" w:hAnsi="Cambria Math"/>
-            <w:lang w:val="ru-RU"/>
-          </w:rPr>
-          <m:t>y/w</m:t>
-        </m:r>
+        <m:f>
+          <m:fPr>
+            <m:ctrlPr>
+              <w:rPr>
+                <w:rFonts w:ascii="Cambria Math" w:eastAsiaTheme="minorEastAsia" w:hAnsi="Cambria Math"/>
+                <w:i/>
+                <w:lang w:val="ru-RU"/>
+              </w:rPr>
+            </m:ctrlPr>
+          </m:fPr>
+          <m:num>
+            <m:r>
+              <w:rPr>
+                <w:rFonts w:ascii="Cambria Math" w:eastAsiaTheme="minorEastAsia" w:hAnsi="Cambria Math"/>
+                <w:lang w:val="ru-RU"/>
+              </w:rPr>
+              <m:t>y</m:t>
+            </m:r>
+          </m:num>
+          <m:den>
+            <m:r>
+              <w:rPr>
+                <w:rFonts w:ascii="Cambria Math" w:eastAsiaTheme="minorEastAsia" w:hAnsi="Cambria Math"/>
+                <w:lang w:val="ru-RU"/>
+              </w:rPr>
+              <m:t>w</m:t>
+            </m:r>
+          </m:den>
+        </m:f>
       </m:oMath>
       <w:r>
         <w:rPr>
@@ -1405,6 +2402,13 @@
           <w:lang w:val="ru-RU"/>
         </w:rPr>
         <w:t xml:space="preserve"> даёт</w:t>
+      </w:r>
+      <w:r>
+        <w:rPr>
+          <w:rFonts w:eastAsiaTheme="minorEastAsia"/>
+          <w:lang w:val="ru-RU"/>
+        </w:rPr>
+        <w:t>:</w:t>
       </w:r>
     </w:p>
     <w:p>
@@ -1501,6 +2505,7 @@
     </w:p>
     <w:p>
       <w:pPr>
+        <w:spacing w:after="0"/>
         <w:rPr>
           <w:rFonts w:eastAsiaTheme="minorEastAsia"/>
           <w:i/>
@@ -1514,7 +2519,23 @@
           <w:iCs/>
           <w:lang w:val="ru-RU"/>
         </w:rPr>
-        <w:t xml:space="preserve">Умножая на </w:t>
+        <w:t xml:space="preserve">Умножая </w:t>
+      </w:r>
+      <w:r>
+        <w:rPr>
+          <w:rFonts w:eastAsiaTheme="minorEastAsia"/>
+          <w:iCs/>
+          <w:lang w:val="ru-RU"/>
+        </w:rPr>
+        <w:t xml:space="preserve">обе стороны тождества </w:t>
+      </w:r>
+      <w:r>
+        <w:rPr>
+          <w:rFonts w:eastAsiaTheme="minorEastAsia"/>
+          <w:iCs/>
+          <w:lang w:val="ru-RU"/>
+        </w:rPr>
+        <w:t xml:space="preserve">на </w:t>
       </w:r>
       <m:oMath>
         <m:r>
@@ -1532,6 +2553,14 @@
           <w:lang w:val="ru-RU"/>
         </w:rPr>
         <w:t xml:space="preserve"> получим</w:t>
+      </w:r>
+      <w:r>
+        <w:rPr>
+          <w:rFonts w:eastAsiaTheme="minorEastAsia"/>
+          <w:iCs/>
+          <w:lang w:val="ru-RU"/>
+        </w:rPr>
+        <w:t>:</w:t>
       </w:r>
     </w:p>
     <w:p>
@@ -1570,6 +2599,7 @@
     </w:p>
     <w:p>
       <w:pPr>
+        <w:spacing w:after="0"/>
         <w:rPr>
           <w:rFonts w:eastAsiaTheme="minorEastAsia"/>
           <w:lang w:val="ru-RU"/>
@@ -1581,6 +2611,13 @@
           <w:lang w:val="ru-RU"/>
         </w:rPr>
         <w:t>Другой пример. Пусть задан многочлен второго порядка</w:t>
+      </w:r>
+      <w:r>
+        <w:rPr>
+          <w:rFonts w:eastAsiaTheme="minorEastAsia"/>
+          <w:lang w:val="ru-RU"/>
+        </w:rPr>
+        <w:t>:</w:t>
       </w:r>
     </w:p>
     <w:p>
@@ -1634,21 +2671,7 @@
             <w:rFonts w:ascii="Cambria Math" w:eastAsiaTheme="minorEastAsia" w:hAnsi="Cambria Math"/>
             <w:lang w:val="ru-RU"/>
           </w:rPr>
-          <m:t>+B</m:t>
-        </m:r>
-        <m:r>
-          <w:rPr>
-            <w:rFonts w:ascii="Cambria Math" w:eastAsiaTheme="minorEastAsia" w:hAnsi="Cambria Math"/>
-            <w:lang w:val="ru-RU"/>
-          </w:rPr>
-          <m:t>x</m:t>
-        </m:r>
-        <m:r>
-          <w:rPr>
-            <w:rFonts w:ascii="Cambria Math" w:eastAsiaTheme="minorEastAsia" w:hAnsi="Cambria Math"/>
-            <w:lang w:val="ru-RU"/>
-          </w:rPr>
-          <m:t>y+C</m:t>
+          <m:t>+Bxy+C</m:t>
         </m:r>
         <m:sSup>
           <m:sSupPr>
@@ -1684,21 +2707,7 @@
             <w:rFonts w:ascii="Cambria Math" w:eastAsiaTheme="minorEastAsia" w:hAnsi="Cambria Math"/>
             <w:lang w:val="ru-RU"/>
           </w:rPr>
-          <m:t>+2Ey+F</m:t>
-        </m:r>
-        <m:r>
-          <w:rPr>
-            <w:rFonts w:ascii="Cambria Math" w:eastAsiaTheme="minorEastAsia" w:hAnsi="Cambria Math"/>
-            <w:lang w:val="ru-RU"/>
-          </w:rPr>
-          <m:t>=</m:t>
-        </m:r>
-        <m:r>
-          <w:rPr>
-            <w:rFonts w:ascii="Cambria Math" w:eastAsiaTheme="minorEastAsia" w:hAnsi="Cambria Math"/>
-            <w:lang w:val="ru-RU"/>
-          </w:rPr>
-          <m:t>0</m:t>
+          <m:t>+2Ey+F=0</m:t>
         </m:r>
       </m:oMath>
       <w:r>
@@ -1728,6 +2737,7 @@
     </w:p>
     <w:p>
       <w:pPr>
+        <w:spacing w:after="0"/>
         <w:rPr>
           <w:rFonts w:eastAsiaTheme="minorEastAsia"/>
           <w:lang w:val="ru-RU"/>
@@ -1779,13 +2789,34 @@
         <w:t xml:space="preserve"> на </w:t>
       </w:r>
       <m:oMath>
-        <m:r>
-          <w:rPr>
-            <w:rFonts w:ascii="Cambria Math" w:eastAsiaTheme="minorEastAsia" w:hAnsi="Cambria Math"/>
-            <w:lang w:val="ru-RU"/>
-          </w:rPr>
-          <m:t>x/w</m:t>
-        </m:r>
+        <m:f>
+          <m:fPr>
+            <m:ctrlPr>
+              <w:rPr>
+                <w:rFonts w:ascii="Cambria Math" w:eastAsiaTheme="minorEastAsia" w:hAnsi="Cambria Math"/>
+                <w:i/>
+                <w:lang w:val="ru-RU"/>
+              </w:rPr>
+            </m:ctrlPr>
+          </m:fPr>
+          <m:num>
+            <m:r>
+              <w:rPr>
+                <w:rFonts w:ascii="Cambria Math" w:eastAsiaTheme="minorEastAsia" w:hAnsi="Cambria Math"/>
+              </w:rPr>
+              <m:t>x</m:t>
+            </m:r>
+          </m:num>
+          <m:den>
+            <m:r>
+              <w:rPr>
+                <w:rFonts w:ascii="Cambria Math" w:eastAsiaTheme="minorEastAsia" w:hAnsi="Cambria Math"/>
+                <w:lang w:val="ru-RU"/>
+              </w:rPr>
+              <m:t>w</m:t>
+            </m:r>
+          </m:den>
+        </m:f>
       </m:oMath>
       <w:r>
         <w:rPr>
@@ -1802,13 +2833,35 @@
         <w:t xml:space="preserve">и </w:t>
       </w:r>
       <m:oMath>
-        <m:r>
-          <w:rPr>
-            <w:rFonts w:ascii="Cambria Math" w:eastAsiaTheme="minorEastAsia" w:hAnsi="Cambria Math"/>
-            <w:lang w:val="ru-RU"/>
-          </w:rPr>
-          <m:t>y/w</m:t>
-        </m:r>
+        <m:f>
+          <m:fPr>
+            <m:ctrlPr>
+              <w:rPr>
+                <w:rFonts w:ascii="Cambria Math" w:eastAsiaTheme="minorEastAsia" w:hAnsi="Cambria Math"/>
+                <w:i/>
+                <w:lang w:val="ru-RU"/>
+              </w:rPr>
+            </m:ctrlPr>
+          </m:fPr>
+          <m:num>
+            <m:r>
+              <w:rPr>
+                <w:rFonts w:ascii="Cambria Math" w:eastAsiaTheme="minorEastAsia" w:hAnsi="Cambria Math"/>
+                <w:lang w:val="ru-RU"/>
+              </w:rPr>
+              <m:t>y</m:t>
+            </m:r>
+          </m:num>
+          <m:den>
+            <m:r>
+              <w:rPr>
+                <w:rFonts w:ascii="Cambria Math" w:eastAsiaTheme="minorEastAsia" w:hAnsi="Cambria Math"/>
+                <w:lang w:val="ru-RU"/>
+              </w:rPr>
+              <m:t>w</m:t>
+            </m:r>
+          </m:den>
+        </m:f>
       </m:oMath>
       <w:r>
         <w:rPr>
@@ -1854,6 +2907,13 @@
           <w:lang w:val="ru-RU"/>
         </w:rPr>
         <w:t>, получаем</w:t>
+      </w:r>
+      <w:r>
+        <w:rPr>
+          <w:rFonts w:eastAsiaTheme="minorEastAsia"/>
+          <w:lang w:val="ru-RU"/>
+        </w:rPr>
+        <w:t>:</w:t>
       </w:r>
     </w:p>
     <w:p>
@@ -2319,6 +3379,7 @@
         <m:r>
           <w:rPr>
             <w:rFonts w:ascii="Cambria Math" w:eastAsiaTheme="minorEastAsia" w:hAnsi="Cambria Math"/>
+            <w:lang w:val="ru-RU"/>
           </w:rPr>
           <m:t xml:space="preserve">, </m:t>
         </m:r>
@@ -2327,14 +3388,7 @@
             <w:rFonts w:ascii="Cambria Math" w:eastAsiaTheme="minorEastAsia" w:hAnsi="Cambria Math"/>
             <w:lang w:val="ru-RU"/>
           </w:rPr>
-          <m:t>xy</m:t>
-        </m:r>
-        <m:r>
-          <w:rPr>
-            <w:rFonts w:ascii="Cambria Math" w:eastAsiaTheme="minorEastAsia" w:hAnsi="Cambria Math"/>
-            <w:lang w:val="ru-RU"/>
-          </w:rPr>
-          <m:t>,</m:t>
+          <m:t>xy,</m:t>
         </m:r>
         <m:sSup>
           <m:sSupPr>
@@ -2370,21 +3424,7 @@
             <w:rFonts w:ascii="Cambria Math" w:eastAsiaTheme="minorEastAsia" w:hAnsi="Cambria Math"/>
             <w:lang w:val="ru-RU"/>
           </w:rPr>
-          <m:t>,</m:t>
-        </m:r>
-        <m:r>
-          <w:rPr>
-            <w:rFonts w:ascii="Cambria Math" w:eastAsiaTheme="minorEastAsia" w:hAnsi="Cambria Math"/>
-            <w:lang w:val="ru-RU"/>
-          </w:rPr>
-          <m:t>yw</m:t>
-        </m:r>
-        <m:r>
-          <w:rPr>
-            <w:rFonts w:ascii="Cambria Math" w:eastAsiaTheme="minorEastAsia" w:hAnsi="Cambria Math"/>
-            <w:lang w:val="ru-RU"/>
-          </w:rPr>
-          <m:t>,</m:t>
+          <m:t>,yw,</m:t>
         </m:r>
         <m:sSup>
           <m:sSupPr>
@@ -2593,6 +3633,7 @@
           <w:rFonts w:eastAsiaTheme="minorEastAsia"/>
           <w:lang w:val="ru-RU"/>
         </w:rPr>
+        <w:lastRenderedPageBreak/>
         <w:t xml:space="preserve"> </w:t>
       </w:r>
       <w:r>
@@ -3189,7 +4230,6 @@
           <w:iCs/>
           <w:lang w:val="ru-RU"/>
         </w:rPr>
-        <w:lastRenderedPageBreak/>
         <w:t xml:space="preserve">Определение 1: </w:t>
       </w:r>
       <w:r>
@@ -3554,14 +4594,7 @@
                 <w:rFonts w:ascii="Cambria Math" w:eastAsiaTheme="minorEastAsia" w:hAnsi="Cambria Math"/>
                 <w:lang w:val="ru-RU"/>
               </w:rPr>
-              <m:t>n</m:t>
-            </m:r>
-            <m:r>
-              <w:rPr>
-                <w:rFonts w:ascii="Cambria Math" w:eastAsiaTheme="minorEastAsia" w:hAnsi="Cambria Math"/>
-                <w:lang w:val="ru-RU"/>
-              </w:rPr>
-              <m:t>+1</m:t>
+              <m:t>n+1</m:t>
             </m:r>
           </m:sup>
         </m:sSup>
@@ -3680,17 +4713,19 @@
     </w:p>
     <w:p>
       <w:pPr>
-        <w:pStyle w:val="2"/>
+        <w:pStyle w:val="Heading2"/>
         <w:rPr>
           <w:lang w:val="ru-RU"/>
         </w:rPr>
       </w:pPr>
+      <w:bookmarkStart w:id="3" w:name="_Toc185535798"/>
       <w:r>
         <w:rPr>
           <w:lang w:val="ru-RU"/>
         </w:rPr>
         <w:t>Геометрическая интерпретация</w:t>
       </w:r>
+      <w:bookmarkEnd w:id="3"/>
     </w:p>
     <w:p>
       <w:pPr>
@@ -3976,9 +5011,9 @@
           <w:noProof/>
         </w:rPr>
         <w:drawing>
-          <wp:inline distT="0" distB="0" distL="0" distR="0" wp14:anchorId="31C56A0E" wp14:editId="19A9D38A">
-            <wp:extent cx="4011284" cy="3096692"/>
-            <wp:effectExtent l="0" t="0" r="8890" b="8890"/>
+          <wp:inline distT="0" distB="0" distL="0" distR="0" wp14:anchorId="31C56A0E" wp14:editId="2BC0B3CD">
+            <wp:extent cx="2946356" cy="2274572"/>
+            <wp:effectExtent l="0" t="0" r="6985" b="0"/>
             <wp:docPr id="2" name="Рисунок 2"/>
             <wp:cNvGraphicFramePr>
               <a:graphicFrameLocks xmlns:a="http://schemas.openxmlformats.org/drawingml/2006/main" noChangeAspect="1"/>
@@ -3998,7 +5033,7 @@
                   <pic:spPr bwMode="auto">
                     <a:xfrm>
                       <a:off x="0" y="0"/>
-                      <a:ext cx="4023499" cy="3106122"/>
+                      <a:ext cx="2962934" cy="2287370"/>
                     </a:xfrm>
                     <a:prstGeom prst="rect">
                       <a:avLst/>
@@ -4021,13 +5056,16 @@
     </w:p>
     <w:p>
       <w:pPr>
-        <w:pStyle w:val="a5"/>
+        <w:pStyle w:val="Caption"/>
         <w:jc w:val="center"/>
         <w:rPr>
           <w:lang w:val="ru-RU"/>
         </w:rPr>
       </w:pPr>
       <w:r>
+        <w:rPr>
+          <w:lang w:val="ru-RU"/>
+        </w:rPr>
         <w:t>Рис</w:t>
       </w:r>
       <w:r>
@@ -4037,16 +5075,54 @@
         <w:t>.</w:t>
       </w:r>
       <w:r>
+        <w:rPr>
+          <w:lang w:val="ru-RU"/>
+        </w:rPr>
         <w:t xml:space="preserve"> </w:t>
       </w:r>
-      <w:fldSimple w:instr=" SEQ Рисунок \* ARABIC ">
-        <w:r>
-          <w:rPr>
-            <w:noProof/>
-          </w:rPr>
-          <w:t>1</w:t>
-        </w:r>
-      </w:fldSimple>
+      <w:r>
+        <w:fldChar w:fldCharType="begin"/>
+      </w:r>
+      <w:r>
+        <w:rPr>
+          <w:lang w:val="ru-RU"/>
+        </w:rPr>
+        <w:instrText xml:space="preserve"> </w:instrText>
+      </w:r>
+      <w:r>
+        <w:instrText>SEQ</w:instrText>
+      </w:r>
+      <w:r>
+        <w:rPr>
+          <w:lang w:val="ru-RU"/>
+        </w:rPr>
+        <w:instrText xml:space="preserve"> Рисунок \* </w:instrText>
+      </w:r>
+      <w:r>
+        <w:instrText>ARABIC</w:instrText>
+      </w:r>
+      <w:r>
+        <w:rPr>
+          <w:lang w:val="ru-RU"/>
+        </w:rPr>
+        <w:instrText xml:space="preserve"> </w:instrText>
+      </w:r>
+      <w:r>
+        <w:fldChar w:fldCharType="separate"/>
+      </w:r>
+      <w:r>
+        <w:rPr>
+          <w:noProof/>
+          <w:lang w:val="ru-RU"/>
+        </w:rPr>
+        <w:t>1</w:t>
+      </w:r>
+      <w:r>
+        <w:rPr>
+          <w:noProof/>
+        </w:rPr>
+        <w:fldChar w:fldCharType="end"/>
+      </w:r>
       <w:r>
         <w:rPr>
           <w:lang w:val="ru-RU"/>
@@ -4065,6 +5141,7 @@
         <w:rPr>
           <w:lang w:val="ru-RU"/>
         </w:rPr>
+        <w:lastRenderedPageBreak/>
         <w:t xml:space="preserve">Таким образом, преобразование из однородных координат в декартовы эквивалентно проекции точки на плоскость </w:t>
       </w:r>
       <m:oMath>
@@ -4262,34 +5339,37 @@
     </w:p>
     <w:p>
       <w:pPr>
-        <w:pStyle w:val="2"/>
+        <w:pStyle w:val="Heading2"/>
         <w:rPr>
           <w:rFonts w:eastAsiaTheme="minorEastAsia"/>
           <w:lang w:val="ru-RU"/>
         </w:rPr>
       </w:pPr>
-      <w:r>
-        <w:rPr>
-          <w:rFonts w:eastAsiaTheme="minorEastAsia"/>
-          <w:lang w:val="ru-RU"/>
-        </w:rPr>
-        <w:lastRenderedPageBreak/>
+      <w:bookmarkStart w:id="4" w:name="_Toc185535799"/>
+      <w:r>
+        <w:rPr>
+          <w:rFonts w:eastAsiaTheme="minorEastAsia"/>
+          <w:lang w:val="ru-RU"/>
+        </w:rPr>
         <w:t>Свойства</w:t>
       </w:r>
+      <w:bookmarkEnd w:id="4"/>
     </w:p>
     <w:p>
       <w:pPr>
-        <w:pStyle w:val="3"/>
+        <w:pStyle w:val="Heading3"/>
         <w:rPr>
           <w:lang w:val="ru-RU"/>
         </w:rPr>
       </w:pPr>
+      <w:bookmarkStart w:id="5" w:name="_Toc185535800"/>
       <w:r>
         <w:rPr>
           <w:lang w:val="ru-RU"/>
         </w:rPr>
         <w:t>Точка в бесконечности</w:t>
       </w:r>
+      <w:bookmarkEnd w:id="5"/>
     </w:p>
     <w:p>
       <w:pPr>
@@ -4682,35 +5762,7 @@
             <w:rFonts w:ascii="Cambria Math" w:eastAsiaTheme="minorEastAsia" w:hAnsi="Cambria Math"/>
             <w:lang w:val="ru-RU"/>
           </w:rPr>
-          <m:t>(</m:t>
-        </m:r>
-        <m:r>
-          <w:rPr>
-            <w:rFonts w:ascii="Cambria Math" w:eastAsiaTheme="minorEastAsia" w:hAnsi="Cambria Math"/>
-            <w:lang w:val="ru-RU"/>
-          </w:rPr>
-          <m:t>∞</m:t>
-        </m:r>
-        <m:r>
-          <w:rPr>
-            <w:rFonts w:ascii="Cambria Math" w:eastAsiaTheme="minorEastAsia" w:hAnsi="Cambria Math"/>
-            <w:lang w:val="ru-RU"/>
-          </w:rPr>
-          <m:t>,</m:t>
-        </m:r>
-        <m:r>
-          <w:rPr>
-            <w:rFonts w:ascii="Cambria Math" w:eastAsiaTheme="minorEastAsia" w:hAnsi="Cambria Math"/>
-            <w:lang w:val="ru-RU"/>
-          </w:rPr>
-          <m:t>∞</m:t>
-        </m:r>
-        <m:r>
-          <w:rPr>
-            <w:rFonts w:ascii="Cambria Math" w:eastAsiaTheme="minorEastAsia" w:hAnsi="Cambria Math"/>
-            <w:lang w:val="ru-RU"/>
-          </w:rPr>
-          <m:t>)</m:t>
+          <m:t>(∞,∞)</m:t>
         </m:r>
       </m:oMath>
       <w:r>
@@ -5066,22 +6118,22 @@
     </w:p>
     <w:p>
       <w:pPr>
-        <w:pStyle w:val="3"/>
-        <w:rPr>
-          <w:lang w:val="ru-RU"/>
-        </w:rPr>
+        <w:pStyle w:val="Heading3"/>
       </w:pPr>
+      <w:bookmarkStart w:id="6" w:name="_Toc185535801"/>
       <w:r>
         <w:rPr>
           <w:lang w:val="ru-RU"/>
         </w:rPr>
         <w:t>Различие между точками и векторами</w:t>
       </w:r>
+      <w:bookmarkEnd w:id="6"/>
     </w:p>
     <w:p>
       <w:pPr>
-        <w:pStyle w:val="3"/>
-        <w:rPr>
+        <w:spacing w:after="0"/>
+        <w:rPr>
+          <w:rFonts w:eastAsiaTheme="minorEastAsia"/>
           <w:lang w:val="ru-RU"/>
         </w:rPr>
       </w:pPr>
@@ -5089,49 +6141,4873 @@
         <w:rPr>
           <w:lang w:val="ru-RU"/>
         </w:rPr>
-        <w:t>Унифицированная запись аффинных преобразований</w:t>
+        <w:t xml:space="preserve">Пусть имеется система координат </w:t>
+      </w:r>
+      <w:r>
+        <w:rPr>
+          <w:lang w:val="ru-RU"/>
+        </w:rPr>
+        <w:t xml:space="preserve">[3] </w:t>
+      </w:r>
+      <m:oMath>
+        <m:r>
+          <w:rPr>
+            <w:rFonts w:ascii="Cambria Math" w:hAnsi="Cambria Math"/>
+            <w:lang w:val="ru-RU"/>
+          </w:rPr>
+          <m:t>(</m:t>
+        </m:r>
+        <m:r>
+          <w:rPr>
+            <w:rFonts w:ascii="Cambria Math" w:hAnsi="Cambria Math"/>
+          </w:rPr>
+          <m:t>O</m:t>
+        </m:r>
+        <m:r>
+          <w:rPr>
+            <w:rFonts w:ascii="Cambria Math" w:hAnsi="Cambria Math"/>
+            <w:lang w:val="ru-RU"/>
+          </w:rPr>
+          <m:t>:</m:t>
+        </m:r>
+        <m:d>
+          <m:dPr>
+            <m:begChr m:val="["/>
+            <m:endChr m:val="]"/>
+            <m:ctrlPr>
+              <w:rPr>
+                <w:rFonts w:ascii="Cambria Math" w:hAnsi="Cambria Math"/>
+                <w:i/>
+                <w:lang w:val="ru-RU"/>
+              </w:rPr>
+            </m:ctrlPr>
+          </m:dPr>
+          <m:e>
+            <m:acc>
+              <m:accPr>
+                <m:chr m:val="̅"/>
+                <m:ctrlPr>
+                  <w:rPr>
+                    <w:rFonts w:ascii="Cambria Math" w:hAnsi="Cambria Math"/>
+                    <w:i/>
+                    <w:lang w:val="ru-RU"/>
+                  </w:rPr>
+                </m:ctrlPr>
+              </m:accPr>
+              <m:e>
+                <m:r>
+                  <w:rPr>
+                    <w:rFonts w:ascii="Cambria Math" w:hAnsi="Cambria Math"/>
+                    <w:lang w:val="ru-RU"/>
+                  </w:rPr>
+                  <m:t>i</m:t>
+                </m:r>
+              </m:e>
+            </m:acc>
+          </m:e>
+        </m:d>
+        <m:r>
+          <w:rPr>
+            <w:rFonts w:ascii="Cambria Math" w:hAnsi="Cambria Math"/>
+            <w:lang w:val="ru-RU"/>
+          </w:rPr>
+          <m:t>,</m:t>
+        </m:r>
+        <m:d>
+          <m:dPr>
+            <m:begChr m:val="["/>
+            <m:endChr m:val="]"/>
+            <m:ctrlPr>
+              <w:rPr>
+                <w:rFonts w:ascii="Cambria Math" w:hAnsi="Cambria Math"/>
+                <w:i/>
+                <w:lang w:val="ru-RU"/>
+              </w:rPr>
+            </m:ctrlPr>
+          </m:dPr>
+          <m:e>
+            <m:acc>
+              <m:accPr>
+                <m:chr m:val="̅"/>
+                <m:ctrlPr>
+                  <w:rPr>
+                    <w:rFonts w:ascii="Cambria Math" w:hAnsi="Cambria Math"/>
+                    <w:i/>
+                    <w:lang w:val="ru-RU"/>
+                  </w:rPr>
+                </m:ctrlPr>
+              </m:accPr>
+              <m:e>
+                <m:r>
+                  <w:rPr>
+                    <w:rFonts w:ascii="Cambria Math" w:hAnsi="Cambria Math"/>
+                    <w:lang w:val="ru-RU"/>
+                  </w:rPr>
+                  <m:t>j</m:t>
+                </m:r>
+              </m:e>
+            </m:acc>
+          </m:e>
+        </m:d>
+        <m:r>
+          <w:rPr>
+            <w:rFonts w:ascii="Cambria Math" w:hAnsi="Cambria Math"/>
+            <w:lang w:val="ru-RU"/>
+          </w:rPr>
+          <m:t>,</m:t>
+        </m:r>
+        <m:d>
+          <m:dPr>
+            <m:begChr m:val="["/>
+            <m:endChr m:val="]"/>
+            <m:ctrlPr>
+              <w:rPr>
+                <w:rFonts w:ascii="Cambria Math" w:hAnsi="Cambria Math"/>
+                <w:i/>
+                <w:lang w:val="ru-RU"/>
+              </w:rPr>
+            </m:ctrlPr>
+          </m:dPr>
+          <m:e>
+            <m:acc>
+              <m:accPr>
+                <m:chr m:val="̅"/>
+                <m:ctrlPr>
+                  <w:rPr>
+                    <w:rFonts w:ascii="Cambria Math" w:hAnsi="Cambria Math"/>
+                    <w:i/>
+                    <w:lang w:val="ru-RU"/>
+                  </w:rPr>
+                </m:ctrlPr>
+              </m:accPr>
+              <m:e>
+                <m:r>
+                  <w:rPr>
+                    <w:rFonts w:ascii="Cambria Math" w:hAnsi="Cambria Math"/>
+                    <w:lang w:val="ru-RU"/>
+                  </w:rPr>
+                  <m:t>k</m:t>
+                </m:r>
+              </m:e>
+            </m:acc>
+          </m:e>
+        </m:d>
+        <m:r>
+          <w:rPr>
+            <w:rFonts w:ascii="Cambria Math" w:hAnsi="Cambria Math"/>
+            <w:lang w:val="ru-RU"/>
+          </w:rPr>
+          <m:t>)</m:t>
+        </m:r>
+      </m:oMath>
+      <w:r>
+        <w:rPr>
+          <w:rFonts w:eastAsiaTheme="minorEastAsia"/>
+          <w:lang w:val="ru-RU"/>
+        </w:rPr>
+        <w:t xml:space="preserve">. </w:t>
+      </w:r>
+      <w:r>
+        <w:rPr>
+          <w:rFonts w:eastAsiaTheme="minorEastAsia"/>
+          <w:lang w:val="ru-RU"/>
+        </w:rPr>
+        <w:t xml:space="preserve">Что бы представить некий вектор </w:t>
+      </w:r>
+      <m:oMath>
+        <m:acc>
+          <m:accPr>
+            <m:chr m:val="̅"/>
+            <m:ctrlPr>
+              <w:rPr>
+                <w:rFonts w:ascii="Cambria Math" w:eastAsiaTheme="minorEastAsia" w:hAnsi="Cambria Math"/>
+                <w:i/>
+                <w:lang w:val="ru-RU"/>
+              </w:rPr>
+            </m:ctrlPr>
+          </m:accPr>
+          <m:e>
+            <m:r>
+              <w:rPr>
+                <w:rFonts w:ascii="Cambria Math" w:eastAsiaTheme="minorEastAsia" w:hAnsi="Cambria Math"/>
+                <w:lang w:val="ru-RU"/>
+              </w:rPr>
+              <m:t>v</m:t>
+            </m:r>
+          </m:e>
+        </m:acc>
+      </m:oMath>
+      <w:r>
+        <w:rPr>
+          <w:rFonts w:eastAsiaTheme="minorEastAsia"/>
+          <w:lang w:val="ru-RU"/>
+        </w:rPr>
+        <w:t xml:space="preserve"> </w:t>
+      </w:r>
+      <w:r>
+        <w:rPr>
+          <w:rFonts w:eastAsiaTheme="minorEastAsia"/>
+          <w:lang w:val="ru-RU"/>
+        </w:rPr>
+        <w:t xml:space="preserve">в базисе </w:t>
+      </w:r>
+      <m:oMath>
+        <m:r>
+          <w:rPr>
+            <w:rFonts w:ascii="Cambria Math" w:eastAsiaTheme="minorEastAsia" w:hAnsi="Cambria Math"/>
+            <w:lang w:val="ru-RU"/>
+          </w:rPr>
+          <m:t>O</m:t>
+        </m:r>
+      </m:oMath>
+      <w:r>
+        <w:rPr>
+          <w:rFonts w:eastAsiaTheme="minorEastAsia"/>
+          <w:lang w:val="ru-RU"/>
+        </w:rPr>
+        <w:t xml:space="preserve"> необходимо найти три числа </w:t>
+      </w:r>
+      <m:oMath>
+        <m:d>
+          <m:dPr>
+            <m:ctrlPr>
+              <w:rPr>
+                <w:rFonts w:ascii="Cambria Math" w:eastAsiaTheme="minorEastAsia" w:hAnsi="Cambria Math"/>
+                <w:i/>
+                <w:lang w:val="ru-RU"/>
+              </w:rPr>
+            </m:ctrlPr>
+          </m:dPr>
+          <m:e>
+            <m:sSub>
+              <m:sSubPr>
+                <m:ctrlPr>
+                  <w:rPr>
+                    <w:rFonts w:ascii="Cambria Math" w:eastAsiaTheme="minorEastAsia" w:hAnsi="Cambria Math"/>
+                    <w:i/>
+                  </w:rPr>
+                </m:ctrlPr>
+              </m:sSubPr>
+              <m:e>
+                <m:r>
+                  <w:rPr>
+                    <w:rFonts w:ascii="Cambria Math" w:eastAsiaTheme="minorEastAsia" w:hAnsi="Cambria Math"/>
+                  </w:rPr>
+                  <m:t>v</m:t>
+                </m:r>
+              </m:e>
+              <m:sub>
+                <m:r>
+                  <w:rPr>
+                    <w:rFonts w:ascii="Cambria Math" w:eastAsiaTheme="minorEastAsia" w:hAnsi="Cambria Math"/>
+                    <w:lang w:val="ru-RU"/>
+                  </w:rPr>
+                  <m:t>1</m:t>
+                </m:r>
+              </m:sub>
+            </m:sSub>
+            <m:r>
+              <w:rPr>
+                <w:rFonts w:ascii="Cambria Math" w:eastAsiaTheme="minorEastAsia" w:hAnsi="Cambria Math"/>
+                <w:lang w:val="ru-RU"/>
+              </w:rPr>
+              <m:t>,</m:t>
+            </m:r>
+            <m:sSub>
+              <m:sSubPr>
+                <m:ctrlPr>
+                  <w:rPr>
+                    <w:rFonts w:ascii="Cambria Math" w:eastAsiaTheme="minorEastAsia" w:hAnsi="Cambria Math"/>
+                    <w:i/>
+                  </w:rPr>
+                </m:ctrlPr>
+              </m:sSubPr>
+              <m:e>
+                <m:r>
+                  <w:rPr>
+                    <w:rFonts w:ascii="Cambria Math" w:eastAsiaTheme="minorEastAsia" w:hAnsi="Cambria Math"/>
+                  </w:rPr>
+                  <m:t>v</m:t>
+                </m:r>
+              </m:e>
+              <m:sub>
+                <m:r>
+                  <w:rPr>
+                    <w:rFonts w:ascii="Cambria Math" w:eastAsiaTheme="minorEastAsia" w:hAnsi="Cambria Math"/>
+                    <w:lang w:val="ru-RU"/>
+                  </w:rPr>
+                  <m:t>2</m:t>
+                </m:r>
+              </m:sub>
+            </m:sSub>
+            <m:r>
+              <w:rPr>
+                <w:rFonts w:ascii="Cambria Math" w:eastAsiaTheme="minorEastAsia" w:hAnsi="Cambria Math"/>
+                <w:lang w:val="ru-RU"/>
+              </w:rPr>
+              <m:t>,</m:t>
+            </m:r>
+            <m:sSub>
+              <m:sSubPr>
+                <m:ctrlPr>
+                  <w:rPr>
+                    <w:rFonts w:ascii="Cambria Math" w:eastAsiaTheme="minorEastAsia" w:hAnsi="Cambria Math"/>
+                    <w:i/>
+                  </w:rPr>
+                </m:ctrlPr>
+              </m:sSubPr>
+              <m:e>
+                <m:r>
+                  <w:rPr>
+                    <w:rFonts w:ascii="Cambria Math" w:eastAsiaTheme="minorEastAsia" w:hAnsi="Cambria Math"/>
+                  </w:rPr>
+                  <m:t>v</m:t>
+                </m:r>
+              </m:e>
+              <m:sub>
+                <m:r>
+                  <w:rPr>
+                    <w:rFonts w:ascii="Cambria Math" w:eastAsiaTheme="minorEastAsia" w:hAnsi="Cambria Math"/>
+                    <w:lang w:val="ru-RU"/>
+                  </w:rPr>
+                  <m:t>3</m:t>
+                </m:r>
+              </m:sub>
+            </m:sSub>
+          </m:e>
+        </m:d>
+      </m:oMath>
+      <w:r>
+        <w:rPr>
+          <w:rFonts w:eastAsiaTheme="minorEastAsia"/>
+          <w:lang w:val="ru-RU"/>
+        </w:rPr>
+        <w:t>, такие что справедливо соотношение:</w:t>
       </w:r>
     </w:p>
     <w:p>
       <w:pPr>
-        <w:pStyle w:val="3"/>
-        <w:rPr>
+        <w:rPr>
+          <w:rFonts w:eastAsiaTheme="minorEastAsia"/>
+          <w:i/>
           <w:lang w:val="ru-RU"/>
         </w:rPr>
       </w:pPr>
-      <w:r>
-        <w:rPr>
-          <w:lang w:val="ru-RU"/>
-        </w:rPr>
-        <w:t>Проективные преобразования</w:t>
-      </w:r>
+      <m:oMathPara>
+        <m:oMath>
+          <m:acc>
+            <m:accPr>
+              <m:chr m:val="̅"/>
+              <m:ctrlPr>
+                <w:rPr>
+                  <w:rFonts w:ascii="Cambria Math" w:hAnsi="Cambria Math"/>
+                  <w:i/>
+                  <w:lang w:val="ru-RU"/>
+                </w:rPr>
+              </m:ctrlPr>
+            </m:accPr>
+            <m:e>
+              <m:r>
+                <w:rPr>
+                  <w:rFonts w:ascii="Cambria Math" w:hAnsi="Cambria Math"/>
+                  <w:lang w:val="ru-RU"/>
+                </w:rPr>
+                <m:t>v</m:t>
+              </m:r>
+            </m:e>
+          </m:acc>
+          <m:r>
+            <w:rPr>
+              <w:rFonts w:ascii="Cambria Math" w:hAnsi="Cambria Math"/>
+              <w:lang w:val="ru-RU"/>
+            </w:rPr>
+            <m:t>=</m:t>
+          </m:r>
+          <m:sSub>
+            <m:sSubPr>
+              <m:ctrlPr>
+                <w:rPr>
+                  <w:rFonts w:ascii="Cambria Math" w:hAnsi="Cambria Math"/>
+                  <w:i/>
+                  <w:lang w:val="ru-RU"/>
+                </w:rPr>
+              </m:ctrlPr>
+            </m:sSubPr>
+            <m:e>
+              <m:r>
+                <w:rPr>
+                  <w:rFonts w:ascii="Cambria Math" w:hAnsi="Cambria Math"/>
+                  <w:lang w:val="ru-RU"/>
+                </w:rPr>
+                <m:t>v</m:t>
+              </m:r>
+            </m:e>
+            <m:sub>
+              <m:r>
+                <w:rPr>
+                  <w:rFonts w:ascii="Cambria Math" w:hAnsi="Cambria Math"/>
+                  <w:lang w:val="ru-RU"/>
+                </w:rPr>
+                <m:t>1</m:t>
+              </m:r>
+            </m:sub>
+          </m:sSub>
+          <m:acc>
+            <m:accPr>
+              <m:chr m:val="̅"/>
+              <m:ctrlPr>
+                <w:rPr>
+                  <w:rFonts w:ascii="Cambria Math" w:hAnsi="Cambria Math"/>
+                  <w:i/>
+                  <w:lang w:val="ru-RU"/>
+                </w:rPr>
+              </m:ctrlPr>
+            </m:accPr>
+            <m:e>
+              <m:r>
+                <w:rPr>
+                  <w:rFonts w:ascii="Cambria Math" w:hAnsi="Cambria Math"/>
+                  <w:lang w:val="ru-RU"/>
+                </w:rPr>
+                <m:t>i</m:t>
+              </m:r>
+            </m:e>
+          </m:acc>
+          <m:r>
+            <w:rPr>
+              <w:rFonts w:ascii="Cambria Math" w:hAnsi="Cambria Math"/>
+              <w:lang w:val="ru-RU"/>
+            </w:rPr>
+            <m:t>+</m:t>
+          </m:r>
+          <m:sSub>
+            <m:sSubPr>
+              <m:ctrlPr>
+                <w:rPr>
+                  <w:rFonts w:ascii="Cambria Math" w:hAnsi="Cambria Math"/>
+                  <w:i/>
+                  <w:lang w:val="ru-RU"/>
+                </w:rPr>
+              </m:ctrlPr>
+            </m:sSubPr>
+            <m:e>
+              <m:r>
+                <w:rPr>
+                  <w:rFonts w:ascii="Cambria Math" w:hAnsi="Cambria Math"/>
+                  <w:lang w:val="ru-RU"/>
+                </w:rPr>
+                <m:t>v</m:t>
+              </m:r>
+            </m:e>
+            <m:sub>
+              <m:r>
+                <w:rPr>
+                  <w:rFonts w:ascii="Cambria Math" w:hAnsi="Cambria Math"/>
+                  <w:lang w:val="ru-RU"/>
+                </w:rPr>
+                <m:t>2</m:t>
+              </m:r>
+            </m:sub>
+          </m:sSub>
+          <m:acc>
+            <m:accPr>
+              <m:chr m:val="̅"/>
+              <m:ctrlPr>
+                <w:rPr>
+                  <w:rFonts w:ascii="Cambria Math" w:hAnsi="Cambria Math"/>
+                  <w:i/>
+                  <w:lang w:val="ru-RU"/>
+                </w:rPr>
+              </m:ctrlPr>
+            </m:accPr>
+            <m:e>
+              <m:r>
+                <w:rPr>
+                  <w:rFonts w:ascii="Cambria Math" w:hAnsi="Cambria Math"/>
+                  <w:lang w:val="ru-RU"/>
+                </w:rPr>
+                <m:t>j</m:t>
+              </m:r>
+            </m:e>
+          </m:acc>
+          <m:r>
+            <w:rPr>
+              <w:rFonts w:ascii="Cambria Math" w:eastAsiaTheme="minorEastAsia" w:hAnsi="Cambria Math"/>
+              <w:lang w:val="ru-RU"/>
+            </w:rPr>
+            <m:t>+</m:t>
+          </m:r>
+          <m:sSub>
+            <m:sSubPr>
+              <m:ctrlPr>
+                <w:rPr>
+                  <w:rFonts w:ascii="Cambria Math" w:hAnsi="Cambria Math"/>
+                  <w:i/>
+                  <w:lang w:val="ru-RU"/>
+                </w:rPr>
+              </m:ctrlPr>
+            </m:sSubPr>
+            <m:e>
+              <m:r>
+                <w:rPr>
+                  <w:rFonts w:ascii="Cambria Math" w:hAnsi="Cambria Math"/>
+                  <w:lang w:val="ru-RU"/>
+                </w:rPr>
+                <m:t>v</m:t>
+              </m:r>
+            </m:e>
+            <m:sub>
+              <m:r>
+                <w:rPr>
+                  <w:rFonts w:ascii="Cambria Math" w:hAnsi="Cambria Math"/>
+                  <w:lang w:val="ru-RU"/>
+                </w:rPr>
+                <m:t>3</m:t>
+              </m:r>
+            </m:sub>
+          </m:sSub>
+          <m:acc>
+            <m:accPr>
+              <m:chr m:val="̅"/>
+              <m:ctrlPr>
+                <w:rPr>
+                  <w:rFonts w:ascii="Cambria Math" w:hAnsi="Cambria Math"/>
+                  <w:i/>
+                  <w:lang w:val="ru-RU"/>
+                </w:rPr>
+              </m:ctrlPr>
+            </m:accPr>
+            <m:e>
+              <m:r>
+                <w:rPr>
+                  <w:rFonts w:ascii="Cambria Math" w:hAnsi="Cambria Math"/>
+                  <w:lang w:val="ru-RU"/>
+                </w:rPr>
+                <m:t>k</m:t>
+              </m:r>
+            </m:e>
+          </m:acc>
+        </m:oMath>
+      </m:oMathPara>
+      <w:bookmarkStart w:id="7" w:name="_Toc185535802"/>
     </w:p>
     <w:p>
       <w:pPr>
-        <w:pStyle w:val="2"/>
-        <w:rPr>
+        <w:spacing w:after="0"/>
+        <w:rPr>
+          <w:rFonts w:eastAsiaTheme="minorEastAsia"/>
           <w:lang w:val="ru-RU"/>
         </w:rPr>
       </w:pPr>
       <w:r>
         <w:rPr>
-          <w:lang w:val="ru-RU"/>
-        </w:rPr>
-        <w:t>Заключение</w:t>
+          <w:rFonts w:eastAsiaTheme="minorEastAsia"/>
+          <w:iCs/>
+          <w:lang w:val="ru-RU"/>
+        </w:rPr>
+        <w:t xml:space="preserve">Это значит, что вектор </w:t>
+      </w:r>
+      <m:oMath>
+        <m:acc>
+          <m:accPr>
+            <m:chr m:val="̅"/>
+            <m:ctrlPr>
+              <w:rPr>
+                <w:rFonts w:ascii="Cambria Math" w:eastAsiaTheme="minorEastAsia" w:hAnsi="Cambria Math"/>
+                <w:i/>
+                <w:iCs/>
+              </w:rPr>
+            </m:ctrlPr>
+          </m:accPr>
+          <m:e>
+            <m:r>
+              <w:rPr>
+                <w:rFonts w:ascii="Cambria Math" w:eastAsiaTheme="minorEastAsia" w:hAnsi="Cambria Math"/>
+              </w:rPr>
+              <m:t>v</m:t>
+            </m:r>
+          </m:e>
+        </m:acc>
+      </m:oMath>
+      <w:r>
+        <w:rPr>
+          <w:rFonts w:eastAsiaTheme="minorEastAsia"/>
+          <w:iCs/>
+          <w:lang w:val="ru-RU"/>
+        </w:rPr>
+        <w:t xml:space="preserve"> </w:t>
+      </w:r>
+      <w:r>
+        <w:rPr>
+          <w:rFonts w:eastAsiaTheme="minorEastAsia"/>
+          <w:iCs/>
+          <w:lang w:val="ru-RU"/>
+        </w:rPr>
+        <w:t xml:space="preserve">задаёт направление относительно векторов </w:t>
+      </w:r>
+      <m:oMath>
+        <m:acc>
+          <m:accPr>
+            <m:chr m:val="̅"/>
+            <m:ctrlPr>
+              <w:rPr>
+                <w:rFonts w:ascii="Cambria Math" w:eastAsiaTheme="minorEastAsia" w:hAnsi="Cambria Math"/>
+                <w:i/>
+                <w:iCs/>
+              </w:rPr>
+            </m:ctrlPr>
+          </m:accPr>
+          <m:e>
+            <m:r>
+              <w:rPr>
+                <w:rFonts w:ascii="Cambria Math" w:eastAsiaTheme="minorEastAsia" w:hAnsi="Cambria Math"/>
+              </w:rPr>
+              <m:t>i</m:t>
+            </m:r>
+          </m:e>
+        </m:acc>
+      </m:oMath>
+      <w:r>
+        <w:rPr>
+          <w:rFonts w:eastAsiaTheme="minorEastAsia"/>
+          <w:iCs/>
+          <w:lang w:val="ru-RU"/>
+        </w:rPr>
+        <w:t xml:space="preserve">, </w:t>
+      </w:r>
+      <m:oMath>
+        <m:acc>
+          <m:accPr>
+            <m:chr m:val="̅"/>
+            <m:ctrlPr>
+              <w:rPr>
+                <w:rFonts w:ascii="Cambria Math" w:eastAsiaTheme="minorEastAsia" w:hAnsi="Cambria Math"/>
+                <w:i/>
+                <w:iCs/>
+              </w:rPr>
+            </m:ctrlPr>
+          </m:accPr>
+          <m:e>
+            <m:r>
+              <w:rPr>
+                <w:rFonts w:ascii="Cambria Math" w:eastAsiaTheme="minorEastAsia" w:hAnsi="Cambria Math"/>
+              </w:rPr>
+              <m:t>j</m:t>
+            </m:r>
+          </m:e>
+        </m:acc>
+      </m:oMath>
+      <w:r>
+        <w:rPr>
+          <w:rFonts w:eastAsiaTheme="minorEastAsia"/>
+          <w:iCs/>
+          <w:lang w:val="ru-RU"/>
+        </w:rPr>
+        <w:t xml:space="preserve">, </w:t>
+      </w:r>
+      <m:oMath>
+        <m:acc>
+          <m:accPr>
+            <m:chr m:val="̅"/>
+            <m:ctrlPr>
+              <w:rPr>
+                <w:rFonts w:ascii="Cambria Math" w:eastAsiaTheme="minorEastAsia" w:hAnsi="Cambria Math"/>
+                <w:i/>
+                <w:iCs/>
+              </w:rPr>
+            </m:ctrlPr>
+          </m:accPr>
+          <m:e>
+            <m:r>
+              <w:rPr>
+                <w:rFonts w:ascii="Cambria Math" w:eastAsiaTheme="minorEastAsia" w:hAnsi="Cambria Math"/>
+              </w:rPr>
+              <m:t>k</m:t>
+            </m:r>
+          </m:e>
+        </m:acc>
+      </m:oMath>
+      <w:r>
+        <w:rPr>
+          <w:rFonts w:eastAsiaTheme="minorEastAsia"/>
+          <w:iCs/>
+          <w:lang w:val="ru-RU"/>
+        </w:rPr>
+        <w:t xml:space="preserve"> </w:t>
+      </w:r>
+      <w:r>
+        <w:rPr>
+          <w:rFonts w:eastAsiaTheme="minorEastAsia"/>
+          <w:iCs/>
+          <w:lang w:val="ru-RU"/>
+        </w:rPr>
+        <w:t xml:space="preserve">базиса </w:t>
+      </w:r>
+      <m:oMath>
+        <m:r>
+          <w:rPr>
+            <w:rFonts w:ascii="Cambria Math" w:eastAsiaTheme="minorEastAsia" w:hAnsi="Cambria Math"/>
+          </w:rPr>
+          <m:t>O</m:t>
+        </m:r>
+      </m:oMath>
+      <w:r>
+        <w:rPr>
+          <w:rFonts w:eastAsiaTheme="minorEastAsia"/>
+          <w:iCs/>
+          <w:lang w:val="ru-RU"/>
+        </w:rPr>
+        <w:t xml:space="preserve">. </w:t>
+      </w:r>
+      <w:r>
+        <w:rPr>
+          <w:rFonts w:eastAsiaTheme="minorEastAsia"/>
+          <w:iCs/>
+          <w:lang w:val="ru-RU"/>
+        </w:rPr>
+        <w:t xml:space="preserve">С другой стороны, чтобы представить точку </w:t>
+      </w:r>
+      <m:oMath>
+        <m:r>
+          <w:rPr>
+            <w:rFonts w:ascii="Cambria Math" w:eastAsiaTheme="minorEastAsia" w:hAnsi="Cambria Math"/>
+          </w:rPr>
+          <m:t>P</m:t>
+        </m:r>
+      </m:oMath>
+      <w:r>
+        <w:rPr>
+          <w:rFonts w:eastAsiaTheme="minorEastAsia"/>
+          <w:iCs/>
+          <w:lang w:val="ru-RU"/>
+        </w:rPr>
+        <w:t xml:space="preserve">, можно рассматривать её положение, как смещение на определённый вектор </w:t>
+      </w:r>
+      <m:oMath>
+        <m:d>
+          <m:dPr>
+            <m:ctrlPr>
+              <w:rPr>
+                <w:rFonts w:ascii="Cambria Math" w:eastAsiaTheme="minorEastAsia" w:hAnsi="Cambria Math"/>
+                <w:i/>
+                <w:lang w:val="ru-RU"/>
+              </w:rPr>
+            </m:ctrlPr>
+          </m:dPr>
+          <m:e>
+            <m:sSub>
+              <m:sSubPr>
+                <m:ctrlPr>
+                  <w:rPr>
+                    <w:rFonts w:ascii="Cambria Math" w:eastAsiaTheme="minorEastAsia" w:hAnsi="Cambria Math"/>
+                    <w:i/>
+                  </w:rPr>
+                </m:ctrlPr>
+              </m:sSubPr>
+              <m:e>
+                <m:r>
+                  <w:rPr>
+                    <w:rFonts w:ascii="Cambria Math" w:eastAsiaTheme="minorEastAsia" w:hAnsi="Cambria Math"/>
+                  </w:rPr>
+                  <m:t>p</m:t>
+                </m:r>
+              </m:e>
+              <m:sub>
+                <m:r>
+                  <w:rPr>
+                    <w:rFonts w:ascii="Cambria Math" w:eastAsiaTheme="minorEastAsia" w:hAnsi="Cambria Math"/>
+                    <w:lang w:val="ru-RU"/>
+                  </w:rPr>
+                  <m:t>1</m:t>
+                </m:r>
+              </m:sub>
+            </m:sSub>
+            <m:r>
+              <w:rPr>
+                <w:rFonts w:ascii="Cambria Math" w:eastAsiaTheme="minorEastAsia" w:hAnsi="Cambria Math"/>
+                <w:lang w:val="ru-RU"/>
+              </w:rPr>
+              <m:t>,</m:t>
+            </m:r>
+            <m:sSub>
+              <m:sSubPr>
+                <m:ctrlPr>
+                  <w:rPr>
+                    <w:rFonts w:ascii="Cambria Math" w:eastAsiaTheme="minorEastAsia" w:hAnsi="Cambria Math"/>
+                    <w:i/>
+                  </w:rPr>
+                </m:ctrlPr>
+              </m:sSubPr>
+              <m:e>
+                <m:r>
+                  <w:rPr>
+                    <w:rFonts w:ascii="Cambria Math" w:eastAsiaTheme="minorEastAsia" w:hAnsi="Cambria Math"/>
+                  </w:rPr>
+                  <m:t>p</m:t>
+                </m:r>
+              </m:e>
+              <m:sub>
+                <m:r>
+                  <w:rPr>
+                    <w:rFonts w:ascii="Cambria Math" w:eastAsiaTheme="minorEastAsia" w:hAnsi="Cambria Math"/>
+                    <w:lang w:val="ru-RU"/>
+                  </w:rPr>
+                  <m:t>2</m:t>
+                </m:r>
+              </m:sub>
+            </m:sSub>
+            <m:r>
+              <w:rPr>
+                <w:rFonts w:ascii="Cambria Math" w:eastAsiaTheme="minorEastAsia" w:hAnsi="Cambria Math"/>
+                <w:lang w:val="ru-RU"/>
+              </w:rPr>
+              <m:t>,</m:t>
+            </m:r>
+            <m:sSub>
+              <m:sSubPr>
+                <m:ctrlPr>
+                  <w:rPr>
+                    <w:rFonts w:ascii="Cambria Math" w:eastAsiaTheme="minorEastAsia" w:hAnsi="Cambria Math"/>
+                    <w:i/>
+                  </w:rPr>
+                </m:ctrlPr>
+              </m:sSubPr>
+              <m:e>
+                <m:r>
+                  <w:rPr>
+                    <w:rFonts w:ascii="Cambria Math" w:eastAsiaTheme="minorEastAsia" w:hAnsi="Cambria Math"/>
+                  </w:rPr>
+                  <m:t>p</m:t>
+                </m:r>
+              </m:e>
+              <m:sub>
+                <m:r>
+                  <w:rPr>
+                    <w:rFonts w:ascii="Cambria Math" w:eastAsiaTheme="minorEastAsia" w:hAnsi="Cambria Math"/>
+                    <w:lang w:val="ru-RU"/>
+                  </w:rPr>
+                  <m:t>3</m:t>
+                </m:r>
+              </m:sub>
+            </m:sSub>
+          </m:e>
+        </m:d>
+      </m:oMath>
+      <w:r>
+        <w:rPr>
+          <w:rFonts w:eastAsiaTheme="minorEastAsia"/>
+          <w:lang w:val="ru-RU"/>
+        </w:rPr>
+        <w:t xml:space="preserve"> </w:t>
+      </w:r>
+      <w:r>
+        <w:rPr>
+          <w:rFonts w:eastAsiaTheme="minorEastAsia"/>
+          <w:lang w:val="ru-RU"/>
+        </w:rPr>
+        <w:t xml:space="preserve">относительно начала координат. Следовательно, положение точки </w:t>
+      </w:r>
+      <m:oMath>
+        <m:r>
+          <w:rPr>
+            <w:rFonts w:ascii="Cambria Math" w:eastAsiaTheme="minorEastAsia" w:hAnsi="Cambria Math"/>
+          </w:rPr>
+          <m:t>P</m:t>
+        </m:r>
+      </m:oMath>
+      <w:r>
+        <w:rPr>
+          <w:rFonts w:eastAsiaTheme="minorEastAsia"/>
+          <w:lang w:val="ru-RU"/>
+        </w:rPr>
+        <w:t xml:space="preserve"> можно записать следующим образом:</w:t>
       </w:r>
     </w:p>
     <w:p>
       <w:pPr>
-        <w:pStyle w:val="2"/>
-        <w:rPr>
+        <w:rPr>
+          <w:rFonts w:eastAsiaTheme="minorEastAsia"/>
           <w:lang w:val="ru-RU"/>
         </w:rPr>
       </w:pPr>
+      <m:oMathPara>
+        <m:oMath>
+          <m:r>
+            <w:rPr>
+              <w:rFonts w:ascii="Cambria Math" w:eastAsiaTheme="minorEastAsia" w:hAnsi="Cambria Math"/>
+            </w:rPr>
+            <m:t>P</m:t>
+          </m:r>
+          <m:r>
+            <w:rPr>
+              <w:rFonts w:ascii="Cambria Math" w:eastAsiaTheme="minorEastAsia" w:hAnsi="Cambria Math"/>
+              <w:lang w:val="ru-RU"/>
+            </w:rPr>
+            <m:t>=</m:t>
+          </m:r>
+          <m:r>
+            <w:rPr>
+              <w:rFonts w:ascii="Cambria Math" w:eastAsiaTheme="minorEastAsia" w:hAnsi="Cambria Math"/>
+            </w:rPr>
+            <m:t>O+</m:t>
+          </m:r>
+          <m:sSub>
+            <m:sSubPr>
+              <m:ctrlPr>
+                <w:rPr>
+                  <w:rFonts w:ascii="Cambria Math" w:hAnsi="Cambria Math"/>
+                  <w:i/>
+                  <w:lang w:val="ru-RU"/>
+                </w:rPr>
+              </m:ctrlPr>
+            </m:sSubPr>
+            <m:e>
+              <m:r>
+                <w:rPr>
+                  <w:rFonts w:ascii="Cambria Math" w:hAnsi="Cambria Math"/>
+                  <w:lang w:val="ru-RU"/>
+                </w:rPr>
+                <m:t>p</m:t>
+              </m:r>
+            </m:e>
+            <m:sub>
+              <m:r>
+                <w:rPr>
+                  <w:rFonts w:ascii="Cambria Math" w:hAnsi="Cambria Math"/>
+                  <w:lang w:val="ru-RU"/>
+                </w:rPr>
+                <m:t>1</m:t>
+              </m:r>
+            </m:sub>
+          </m:sSub>
+          <m:acc>
+            <m:accPr>
+              <m:chr m:val="̅"/>
+              <m:ctrlPr>
+                <w:rPr>
+                  <w:rFonts w:ascii="Cambria Math" w:hAnsi="Cambria Math"/>
+                  <w:i/>
+                  <w:lang w:val="ru-RU"/>
+                </w:rPr>
+              </m:ctrlPr>
+            </m:accPr>
+            <m:e>
+              <m:r>
+                <w:rPr>
+                  <w:rFonts w:ascii="Cambria Math" w:hAnsi="Cambria Math"/>
+                  <w:lang w:val="ru-RU"/>
+                </w:rPr>
+                <m:t>i</m:t>
+              </m:r>
+            </m:e>
+          </m:acc>
+          <m:r>
+            <w:rPr>
+              <w:rFonts w:ascii="Cambria Math" w:hAnsi="Cambria Math"/>
+              <w:lang w:val="ru-RU"/>
+            </w:rPr>
+            <m:t>+</m:t>
+          </m:r>
+          <m:sSub>
+            <m:sSubPr>
+              <m:ctrlPr>
+                <w:rPr>
+                  <w:rFonts w:ascii="Cambria Math" w:hAnsi="Cambria Math"/>
+                  <w:i/>
+                  <w:lang w:val="ru-RU"/>
+                </w:rPr>
+              </m:ctrlPr>
+            </m:sSubPr>
+            <m:e>
+              <m:r>
+                <w:rPr>
+                  <w:rFonts w:ascii="Cambria Math" w:hAnsi="Cambria Math"/>
+                  <w:lang w:val="ru-RU"/>
+                </w:rPr>
+                <m:t>p</m:t>
+              </m:r>
+            </m:e>
+            <m:sub>
+              <m:r>
+                <w:rPr>
+                  <w:rFonts w:ascii="Cambria Math" w:hAnsi="Cambria Math"/>
+                  <w:lang w:val="ru-RU"/>
+                </w:rPr>
+                <m:t>2</m:t>
+              </m:r>
+            </m:sub>
+          </m:sSub>
+          <m:acc>
+            <m:accPr>
+              <m:chr m:val="̅"/>
+              <m:ctrlPr>
+                <w:rPr>
+                  <w:rFonts w:ascii="Cambria Math" w:hAnsi="Cambria Math"/>
+                  <w:i/>
+                  <w:lang w:val="ru-RU"/>
+                </w:rPr>
+              </m:ctrlPr>
+            </m:accPr>
+            <m:e>
+              <m:r>
+                <w:rPr>
+                  <w:rFonts w:ascii="Cambria Math" w:hAnsi="Cambria Math"/>
+                  <w:lang w:val="ru-RU"/>
+                </w:rPr>
+                <m:t>j</m:t>
+              </m:r>
+            </m:e>
+          </m:acc>
+          <m:r>
+            <w:rPr>
+              <w:rFonts w:ascii="Cambria Math" w:eastAsiaTheme="minorEastAsia" w:hAnsi="Cambria Math"/>
+              <w:lang w:val="ru-RU"/>
+            </w:rPr>
+            <m:t>+</m:t>
+          </m:r>
+          <m:sSub>
+            <m:sSubPr>
+              <m:ctrlPr>
+                <w:rPr>
+                  <w:rFonts w:ascii="Cambria Math" w:hAnsi="Cambria Math"/>
+                  <w:i/>
+                  <w:lang w:val="ru-RU"/>
+                </w:rPr>
+              </m:ctrlPr>
+            </m:sSubPr>
+            <m:e>
+              <m:r>
+                <w:rPr>
+                  <w:rFonts w:ascii="Cambria Math" w:hAnsi="Cambria Math"/>
+                  <w:lang w:val="ru-RU"/>
+                </w:rPr>
+                <m:t>p</m:t>
+              </m:r>
+            </m:e>
+            <m:sub>
+              <m:r>
+                <w:rPr>
+                  <w:rFonts w:ascii="Cambria Math" w:hAnsi="Cambria Math"/>
+                  <w:lang w:val="ru-RU"/>
+                </w:rPr>
+                <m:t>3</m:t>
+              </m:r>
+            </m:sub>
+          </m:sSub>
+          <m:acc>
+            <m:accPr>
+              <m:chr m:val="̅"/>
+              <m:ctrlPr>
+                <w:rPr>
+                  <w:rFonts w:ascii="Cambria Math" w:hAnsi="Cambria Math"/>
+                  <w:i/>
+                  <w:lang w:val="ru-RU"/>
+                </w:rPr>
+              </m:ctrlPr>
+            </m:accPr>
+            <m:e>
+              <m:r>
+                <w:rPr>
+                  <w:rFonts w:ascii="Cambria Math" w:hAnsi="Cambria Math"/>
+                  <w:lang w:val="ru-RU"/>
+                </w:rPr>
+                <m:t>k</m:t>
+              </m:r>
+            </m:e>
+          </m:acc>
+        </m:oMath>
+      </m:oMathPara>
+    </w:p>
+    <w:p>
+      <w:pPr>
+        <w:rPr>
+          <w:rFonts w:eastAsiaTheme="minorEastAsia"/>
+          <w:lang w:val="ru-RU"/>
+        </w:rPr>
+      </w:pPr>
+      <w:r>
+        <w:rPr>
+          <w:rFonts w:eastAsiaTheme="minorEastAsia"/>
+          <w:lang w:val="ru-RU"/>
+        </w:rPr>
+        <w:t>Таким образом для описания положения точки трёх параметров недостаточно.</w:t>
+      </w:r>
+    </w:p>
+    <w:p>
+      <w:pPr>
+        <w:rPr>
+          <w:rFonts w:eastAsiaTheme="minorEastAsia"/>
+          <w:lang w:val="ru-RU"/>
+        </w:rPr>
+      </w:pPr>
+      <w:r>
+        <w:rPr>
+          <w:rFonts w:eastAsiaTheme="minorEastAsia"/>
+          <w:lang w:val="ru-RU"/>
+        </w:rPr>
+        <w:t xml:space="preserve">Используя однородные координаты, эти выражения можно записать, как </w:t>
+      </w:r>
+    </w:p>
+    <w:p>
+      <w:pPr>
+        <w:rPr>
+          <w:rFonts w:eastAsiaTheme="minorEastAsia"/>
+          <w:lang w:val="ru-RU"/>
+        </w:rPr>
+      </w:pPr>
+      <m:oMath>
+        <m:r>
+          <w:rPr>
+            <w:rFonts w:ascii="Cambria Math" w:eastAsiaTheme="minorEastAsia" w:hAnsi="Cambria Math"/>
+          </w:rPr>
+          <m:t>v</m:t>
+        </m:r>
+        <m:r>
+          <w:rPr>
+            <w:rFonts w:ascii="Cambria Math" w:eastAsiaTheme="minorEastAsia" w:hAnsi="Cambria Math"/>
+            <w:lang w:val="ru-RU"/>
+          </w:rPr>
+          <m:t>=</m:t>
+        </m:r>
+        <m:d>
+          <m:dPr>
+            <m:ctrlPr>
+              <w:rPr>
+                <w:rFonts w:ascii="Cambria Math" w:eastAsiaTheme="minorEastAsia" w:hAnsi="Cambria Math"/>
+                <w:i/>
+                <w:lang w:val="ru-RU"/>
+              </w:rPr>
+            </m:ctrlPr>
+          </m:dPr>
+          <m:e>
+            <m:sSub>
+              <m:sSubPr>
+                <m:ctrlPr>
+                  <w:rPr>
+                    <w:rFonts w:ascii="Cambria Math" w:eastAsiaTheme="minorEastAsia" w:hAnsi="Cambria Math"/>
+                    <w:i/>
+                  </w:rPr>
+                </m:ctrlPr>
+              </m:sSubPr>
+              <m:e>
+                <m:r>
+                  <w:rPr>
+                    <w:rFonts w:ascii="Cambria Math" w:eastAsiaTheme="minorEastAsia" w:hAnsi="Cambria Math"/>
+                  </w:rPr>
+                  <m:t>v</m:t>
+                </m:r>
+              </m:e>
+              <m:sub>
+                <m:r>
+                  <w:rPr>
+                    <w:rFonts w:ascii="Cambria Math" w:eastAsiaTheme="minorEastAsia" w:hAnsi="Cambria Math"/>
+                    <w:lang w:val="ru-RU"/>
+                  </w:rPr>
+                  <m:t>1</m:t>
+                </m:r>
+              </m:sub>
+            </m:sSub>
+            <m:r>
+              <w:rPr>
+                <w:rFonts w:ascii="Cambria Math" w:eastAsiaTheme="minorEastAsia" w:hAnsi="Cambria Math"/>
+                <w:lang w:val="ru-RU"/>
+              </w:rPr>
+              <m:t>,</m:t>
+            </m:r>
+            <m:sSub>
+              <m:sSubPr>
+                <m:ctrlPr>
+                  <w:rPr>
+                    <w:rFonts w:ascii="Cambria Math" w:eastAsiaTheme="minorEastAsia" w:hAnsi="Cambria Math"/>
+                    <w:i/>
+                  </w:rPr>
+                </m:ctrlPr>
+              </m:sSubPr>
+              <m:e>
+                <m:r>
+                  <w:rPr>
+                    <w:rFonts w:ascii="Cambria Math" w:eastAsiaTheme="minorEastAsia" w:hAnsi="Cambria Math"/>
+                  </w:rPr>
+                  <m:t>v</m:t>
+                </m:r>
+              </m:e>
+              <m:sub>
+                <m:r>
+                  <w:rPr>
+                    <w:rFonts w:ascii="Cambria Math" w:eastAsiaTheme="minorEastAsia" w:hAnsi="Cambria Math"/>
+                    <w:lang w:val="ru-RU"/>
+                  </w:rPr>
+                  <m:t>2</m:t>
+                </m:r>
+              </m:sub>
+            </m:sSub>
+            <m:r>
+              <w:rPr>
+                <w:rFonts w:ascii="Cambria Math" w:eastAsiaTheme="minorEastAsia" w:hAnsi="Cambria Math"/>
+                <w:lang w:val="ru-RU"/>
+              </w:rPr>
+              <m:t>,</m:t>
+            </m:r>
+            <m:sSub>
+              <m:sSubPr>
+                <m:ctrlPr>
+                  <w:rPr>
+                    <w:rFonts w:ascii="Cambria Math" w:eastAsiaTheme="minorEastAsia" w:hAnsi="Cambria Math"/>
+                    <w:i/>
+                  </w:rPr>
+                </m:ctrlPr>
+              </m:sSubPr>
+              <m:e>
+                <m:r>
+                  <w:rPr>
+                    <w:rFonts w:ascii="Cambria Math" w:eastAsiaTheme="minorEastAsia" w:hAnsi="Cambria Math"/>
+                  </w:rPr>
+                  <m:t>v</m:t>
+                </m:r>
+              </m:e>
+              <m:sub>
+                <m:r>
+                  <w:rPr>
+                    <w:rFonts w:ascii="Cambria Math" w:eastAsiaTheme="minorEastAsia" w:hAnsi="Cambria Math"/>
+                    <w:lang w:val="ru-RU"/>
+                  </w:rPr>
+                  <m:t>3</m:t>
+                </m:r>
+              </m:sub>
+            </m:sSub>
+            <m:r>
+              <w:rPr>
+                <w:rFonts w:ascii="Cambria Math" w:eastAsiaTheme="minorEastAsia" w:hAnsi="Cambria Math"/>
+              </w:rPr>
+              <m:t>, 0</m:t>
+            </m:r>
+          </m:e>
+        </m:d>
+      </m:oMath>
+      <w:r>
+        <w:rPr>
+          <w:rFonts w:eastAsiaTheme="minorEastAsia"/>
+          <w:lang w:val="ru-RU"/>
+        </w:rPr>
+        <w:t xml:space="preserve"> </w:t>
+      </w:r>
+      <w:r>
+        <w:rPr>
+          <w:rFonts w:eastAsiaTheme="minorEastAsia"/>
+          <w:lang w:val="ru-RU"/>
+        </w:rPr>
+        <w:t xml:space="preserve">и </w:t>
+      </w:r>
+      <m:oMath>
+        <m:r>
+          <w:rPr>
+            <w:rFonts w:ascii="Cambria Math" w:eastAsiaTheme="minorEastAsia" w:hAnsi="Cambria Math"/>
+          </w:rPr>
+          <m:t>P</m:t>
+        </m:r>
+        <m:r>
+          <w:rPr>
+            <w:rFonts w:ascii="Cambria Math" w:eastAsiaTheme="minorEastAsia" w:hAnsi="Cambria Math"/>
+            <w:lang w:val="ru-RU"/>
+          </w:rPr>
+          <m:t>=</m:t>
+        </m:r>
+        <m:d>
+          <m:dPr>
+            <m:ctrlPr>
+              <w:rPr>
+                <w:rFonts w:ascii="Cambria Math" w:eastAsiaTheme="minorEastAsia" w:hAnsi="Cambria Math"/>
+                <w:i/>
+                <w:lang w:val="ru-RU"/>
+              </w:rPr>
+            </m:ctrlPr>
+          </m:dPr>
+          <m:e>
+            <m:sSub>
+              <m:sSubPr>
+                <m:ctrlPr>
+                  <w:rPr>
+                    <w:rFonts w:ascii="Cambria Math" w:eastAsiaTheme="minorEastAsia" w:hAnsi="Cambria Math"/>
+                    <w:i/>
+                  </w:rPr>
+                </m:ctrlPr>
+              </m:sSubPr>
+              <m:e>
+                <m:r>
+                  <w:rPr>
+                    <w:rFonts w:ascii="Cambria Math" w:eastAsiaTheme="minorEastAsia" w:hAnsi="Cambria Math"/>
+                  </w:rPr>
+                  <m:t>p</m:t>
+                </m:r>
+              </m:e>
+              <m:sub>
+                <m:r>
+                  <w:rPr>
+                    <w:rFonts w:ascii="Cambria Math" w:eastAsiaTheme="minorEastAsia" w:hAnsi="Cambria Math"/>
+                    <w:lang w:val="ru-RU"/>
+                  </w:rPr>
+                  <m:t>1</m:t>
+                </m:r>
+              </m:sub>
+            </m:sSub>
+            <m:r>
+              <w:rPr>
+                <w:rFonts w:ascii="Cambria Math" w:eastAsiaTheme="minorEastAsia" w:hAnsi="Cambria Math"/>
+                <w:lang w:val="ru-RU"/>
+              </w:rPr>
+              <m:t>,</m:t>
+            </m:r>
+            <m:sSub>
+              <m:sSubPr>
+                <m:ctrlPr>
+                  <w:rPr>
+                    <w:rFonts w:ascii="Cambria Math" w:eastAsiaTheme="minorEastAsia" w:hAnsi="Cambria Math"/>
+                    <w:i/>
+                  </w:rPr>
+                </m:ctrlPr>
+              </m:sSubPr>
+              <m:e>
+                <m:r>
+                  <w:rPr>
+                    <w:rFonts w:ascii="Cambria Math" w:eastAsiaTheme="minorEastAsia" w:hAnsi="Cambria Math"/>
+                  </w:rPr>
+                  <m:t>p</m:t>
+                </m:r>
+              </m:e>
+              <m:sub>
+                <m:r>
+                  <w:rPr>
+                    <w:rFonts w:ascii="Cambria Math" w:eastAsiaTheme="minorEastAsia" w:hAnsi="Cambria Math"/>
+                    <w:lang w:val="ru-RU"/>
+                  </w:rPr>
+                  <m:t>2</m:t>
+                </m:r>
+              </m:sub>
+            </m:sSub>
+            <m:r>
+              <w:rPr>
+                <w:rFonts w:ascii="Cambria Math" w:eastAsiaTheme="minorEastAsia" w:hAnsi="Cambria Math"/>
+                <w:lang w:val="ru-RU"/>
+              </w:rPr>
+              <m:t>,</m:t>
+            </m:r>
+            <m:sSub>
+              <m:sSubPr>
+                <m:ctrlPr>
+                  <w:rPr>
+                    <w:rFonts w:ascii="Cambria Math" w:eastAsiaTheme="minorEastAsia" w:hAnsi="Cambria Math"/>
+                    <w:i/>
+                  </w:rPr>
+                </m:ctrlPr>
+              </m:sSubPr>
+              <m:e>
+                <m:r>
+                  <w:rPr>
+                    <w:rFonts w:ascii="Cambria Math" w:eastAsiaTheme="minorEastAsia" w:hAnsi="Cambria Math"/>
+                  </w:rPr>
+                  <m:t>p</m:t>
+                </m:r>
+              </m:e>
+              <m:sub>
+                <m:r>
+                  <w:rPr>
+                    <w:rFonts w:ascii="Cambria Math" w:eastAsiaTheme="minorEastAsia" w:hAnsi="Cambria Math"/>
+                    <w:lang w:val="ru-RU"/>
+                  </w:rPr>
+                  <m:t>3</m:t>
+                </m:r>
+              </m:sub>
+            </m:sSub>
+            <m:r>
+              <w:rPr>
+                <w:rFonts w:ascii="Cambria Math" w:eastAsiaTheme="minorEastAsia" w:hAnsi="Cambria Math"/>
+              </w:rPr>
+              <m:t>,</m:t>
+            </m:r>
+            <m:r>
+              <w:rPr>
+                <w:rFonts w:ascii="Cambria Math" w:eastAsiaTheme="minorEastAsia" w:hAnsi="Cambria Math"/>
+              </w:rPr>
+              <m:t>1</m:t>
+            </m:r>
+          </m:e>
+        </m:d>
+      </m:oMath>
+    </w:p>
+    <w:p>
+      <w:pPr>
+        <w:rPr>
+          <w:rFonts w:eastAsiaTheme="minorEastAsia"/>
+          <w:lang w:val="ru-RU"/>
+        </w:rPr>
+      </w:pPr>
+      <w:r>
+        <w:rPr>
+          <w:rFonts w:eastAsiaTheme="minorEastAsia"/>
+          <w:lang w:val="ru-RU"/>
+        </w:rPr>
+        <w:t xml:space="preserve">В данном случае 1 или 0 показывают, принимает или нет начало координат участие в вычислениях. </w:t>
+      </w:r>
+    </w:p>
+    <w:p>
+      <w:pPr>
+        <w:rPr>
+          <w:rFonts w:eastAsiaTheme="minorEastAsia"/>
+          <w:lang w:val="ru-RU"/>
+        </w:rPr>
+      </w:pPr>
+      <w:r>
+        <w:rPr>
+          <w:rFonts w:eastAsiaTheme="minorEastAsia"/>
+          <w:lang w:val="ru-RU"/>
+        </w:rPr>
+        <w:t xml:space="preserve">Действительно, это согласуется с представлением о том, что вектор – это точка, бесконечно удалённая в некотором направлении, т.е. с </w:t>
+      </w:r>
+      <m:oMath>
+        <m:r>
+          <w:rPr>
+            <w:rFonts w:ascii="Cambria Math" w:eastAsiaTheme="minorEastAsia" w:hAnsi="Cambria Math"/>
+          </w:rPr>
+          <m:t>w</m:t>
+        </m:r>
+        <m:r>
+          <w:rPr>
+            <w:rFonts w:ascii="Cambria Math" w:eastAsiaTheme="minorEastAsia" w:hAnsi="Cambria Math"/>
+            <w:lang w:val="ru-RU"/>
+          </w:rPr>
+          <m:t>=0</m:t>
+        </m:r>
+      </m:oMath>
+      <w:r>
+        <w:rPr>
+          <w:rFonts w:eastAsiaTheme="minorEastAsia"/>
+          <w:lang w:val="ru-RU"/>
+        </w:rPr>
+        <w:t xml:space="preserve"> </w:t>
+      </w:r>
+      <w:r>
+        <w:rPr>
+          <w:rFonts w:eastAsiaTheme="minorEastAsia"/>
+          <w:lang w:val="ru-RU"/>
+        </w:rPr>
+        <w:t>в однородных координатах.</w:t>
+      </w:r>
+    </w:p>
+    <w:p>
+      <w:pPr>
+        <w:rPr>
+          <w:rFonts w:eastAsiaTheme="minorEastAsia"/>
+          <w:lang w:val="ru-RU"/>
+        </w:rPr>
+      </w:pPr>
+      <w:r>
+        <w:rPr>
+          <w:rFonts w:eastAsiaTheme="minorEastAsia"/>
+          <w:lang w:val="ru-RU"/>
+        </w:rPr>
+        <w:t>Заметим, что покоординатные операции с векторами сохраняют однородную форму записи координат.</w:t>
+      </w:r>
+    </w:p>
+    <w:p>
+      <w:pPr>
+        <w:pStyle w:val="ListParagraph"/>
+        <w:numPr>
+          <w:ilvl w:val="0"/>
+          <w:numId w:val="2"/>
+        </w:numPr>
+        <w:rPr>
+          <w:rFonts w:eastAsiaTheme="minorEastAsia"/>
+          <w:lang w:val="ru-RU"/>
+        </w:rPr>
+      </w:pPr>
+      <w:r>
+        <w:rPr>
+          <w:rFonts w:eastAsiaTheme="minorEastAsia"/>
+          <w:lang w:val="ru-RU"/>
+        </w:rPr>
+        <w:lastRenderedPageBreak/>
+        <w:t xml:space="preserve">Разность двух точек </w:t>
+      </w:r>
+      <m:oMath>
+        <m:r>
+          <w:rPr>
+            <w:rFonts w:ascii="Cambria Math" w:eastAsiaTheme="minorEastAsia" w:hAnsi="Cambria Math"/>
+            <w:lang w:val="ru-RU"/>
+          </w:rPr>
+          <m:t>(</m:t>
+        </m:r>
+        <m:r>
+          <w:rPr>
+            <w:rFonts w:ascii="Cambria Math" w:eastAsiaTheme="minorEastAsia" w:hAnsi="Cambria Math"/>
+          </w:rPr>
+          <m:t>x</m:t>
+        </m:r>
+        <m:r>
+          <w:rPr>
+            <w:rFonts w:ascii="Cambria Math" w:eastAsiaTheme="minorEastAsia" w:hAnsi="Cambria Math"/>
+            <w:lang w:val="ru-RU"/>
+          </w:rPr>
+          <m:t xml:space="preserve">, </m:t>
+        </m:r>
+        <m:r>
+          <w:rPr>
+            <w:rFonts w:ascii="Cambria Math" w:eastAsiaTheme="minorEastAsia" w:hAnsi="Cambria Math"/>
+          </w:rPr>
+          <m:t>y</m:t>
+        </m:r>
+        <m:r>
+          <w:rPr>
+            <w:rFonts w:ascii="Cambria Math" w:eastAsiaTheme="minorEastAsia" w:hAnsi="Cambria Math"/>
+            <w:lang w:val="ru-RU"/>
+          </w:rPr>
+          <m:t xml:space="preserve">, </m:t>
+        </m:r>
+        <m:r>
+          <w:rPr>
+            <w:rFonts w:ascii="Cambria Math" w:eastAsiaTheme="minorEastAsia" w:hAnsi="Cambria Math"/>
+          </w:rPr>
+          <m:t>z</m:t>
+        </m:r>
+        <m:r>
+          <w:rPr>
+            <w:rFonts w:ascii="Cambria Math" w:eastAsiaTheme="minorEastAsia" w:hAnsi="Cambria Math"/>
+            <w:lang w:val="ru-RU"/>
+          </w:rPr>
+          <m:t>, 1)</m:t>
+        </m:r>
+      </m:oMath>
+      <w:r>
+        <w:rPr>
+          <w:rFonts w:eastAsiaTheme="minorEastAsia"/>
+          <w:lang w:val="ru-RU"/>
+        </w:rPr>
+        <w:t xml:space="preserve"> и </w:t>
+      </w:r>
+      <m:oMath>
+        <m:r>
+          <w:rPr>
+            <w:rFonts w:ascii="Cambria Math" w:eastAsiaTheme="minorEastAsia" w:hAnsi="Cambria Math"/>
+            <w:lang w:val="ru-RU"/>
+          </w:rPr>
+          <m:t>(</m:t>
+        </m:r>
+        <m:r>
+          <w:rPr>
+            <w:rFonts w:ascii="Cambria Math" w:eastAsiaTheme="minorEastAsia" w:hAnsi="Cambria Math"/>
+          </w:rPr>
+          <m:t>d</m:t>
+        </m:r>
+        <m:r>
+          <w:rPr>
+            <w:rFonts w:ascii="Cambria Math" w:eastAsiaTheme="minorEastAsia" w:hAnsi="Cambria Math"/>
+            <w:lang w:val="ru-RU"/>
+          </w:rPr>
+          <m:t>,</m:t>
+        </m:r>
+        <m:r>
+          <w:rPr>
+            <w:rFonts w:ascii="Cambria Math" w:eastAsiaTheme="minorEastAsia" w:hAnsi="Cambria Math"/>
+          </w:rPr>
+          <m:t>e</m:t>
+        </m:r>
+        <m:r>
+          <w:rPr>
+            <w:rFonts w:ascii="Cambria Math" w:eastAsiaTheme="minorEastAsia" w:hAnsi="Cambria Math"/>
+            <w:lang w:val="ru-RU"/>
+          </w:rPr>
+          <m:t>,</m:t>
+        </m:r>
+        <m:r>
+          <w:rPr>
+            <w:rFonts w:ascii="Cambria Math" w:eastAsiaTheme="minorEastAsia" w:hAnsi="Cambria Math"/>
+          </w:rPr>
+          <m:t>f</m:t>
+        </m:r>
+        <m:r>
+          <w:rPr>
+            <w:rFonts w:ascii="Cambria Math" w:eastAsiaTheme="minorEastAsia" w:hAnsi="Cambria Math"/>
+            <w:lang w:val="ru-RU"/>
+          </w:rPr>
+          <m:t>,1)</m:t>
+        </m:r>
+      </m:oMath>
+      <w:r>
+        <w:rPr>
+          <w:rFonts w:eastAsiaTheme="minorEastAsia"/>
+          <w:lang w:val="ru-RU"/>
+        </w:rPr>
+        <w:t xml:space="preserve"> равна </w:t>
+      </w:r>
+      <m:oMath>
+        <m:d>
+          <m:dPr>
+            <m:ctrlPr>
+              <w:rPr>
+                <w:rFonts w:ascii="Cambria Math" w:eastAsiaTheme="minorEastAsia" w:hAnsi="Cambria Math"/>
+                <w:i/>
+                <w:lang w:val="ru-RU"/>
+              </w:rPr>
+            </m:ctrlPr>
+          </m:dPr>
+          <m:e>
+            <m:r>
+              <w:rPr>
+                <w:rFonts w:ascii="Cambria Math" w:eastAsiaTheme="minorEastAsia" w:hAnsi="Cambria Math"/>
+              </w:rPr>
+              <m:t>x</m:t>
+            </m:r>
+            <m:r>
+              <w:rPr>
+                <w:rFonts w:ascii="Cambria Math" w:eastAsiaTheme="minorEastAsia" w:hAnsi="Cambria Math"/>
+                <w:lang w:val="ru-RU"/>
+              </w:rPr>
+              <m:t>-</m:t>
+            </m:r>
+            <m:r>
+              <w:rPr>
+                <w:rFonts w:ascii="Cambria Math" w:eastAsiaTheme="minorEastAsia" w:hAnsi="Cambria Math"/>
+              </w:rPr>
+              <m:t>d</m:t>
+            </m:r>
+            <m:r>
+              <w:rPr>
+                <w:rFonts w:ascii="Cambria Math" w:eastAsiaTheme="minorEastAsia" w:hAnsi="Cambria Math"/>
+                <w:lang w:val="ru-RU"/>
+              </w:rPr>
+              <m:t xml:space="preserve">, </m:t>
+            </m:r>
+            <m:r>
+              <w:rPr>
+                <w:rFonts w:ascii="Cambria Math" w:eastAsiaTheme="minorEastAsia" w:hAnsi="Cambria Math"/>
+              </w:rPr>
+              <m:t>y</m:t>
+            </m:r>
+            <m:r>
+              <w:rPr>
+                <w:rFonts w:ascii="Cambria Math" w:eastAsiaTheme="minorEastAsia" w:hAnsi="Cambria Math"/>
+                <w:lang w:val="ru-RU"/>
+              </w:rPr>
+              <m:t>-</m:t>
+            </m:r>
+            <m:r>
+              <w:rPr>
+                <w:rFonts w:ascii="Cambria Math" w:eastAsiaTheme="minorEastAsia" w:hAnsi="Cambria Math"/>
+              </w:rPr>
+              <m:t>e</m:t>
+            </m:r>
+            <m:r>
+              <w:rPr>
+                <w:rFonts w:ascii="Cambria Math" w:eastAsiaTheme="minorEastAsia" w:hAnsi="Cambria Math"/>
+                <w:lang w:val="ru-RU"/>
+              </w:rPr>
+              <m:t xml:space="preserve">, </m:t>
+            </m:r>
+            <m:r>
+              <w:rPr>
+                <w:rFonts w:ascii="Cambria Math" w:eastAsiaTheme="minorEastAsia" w:hAnsi="Cambria Math"/>
+              </w:rPr>
+              <m:t>z</m:t>
+            </m:r>
+            <m:r>
+              <w:rPr>
+                <w:rFonts w:ascii="Cambria Math" w:eastAsiaTheme="minorEastAsia" w:hAnsi="Cambria Math"/>
+                <w:lang w:val="ru-RU"/>
+              </w:rPr>
+              <m:t>-</m:t>
+            </m:r>
+            <m:r>
+              <w:rPr>
+                <w:rFonts w:ascii="Cambria Math" w:eastAsiaTheme="minorEastAsia" w:hAnsi="Cambria Math"/>
+              </w:rPr>
+              <m:t>f</m:t>
+            </m:r>
+            <m:r>
+              <w:rPr>
+                <w:rFonts w:ascii="Cambria Math" w:eastAsiaTheme="minorEastAsia" w:hAnsi="Cambria Math"/>
+                <w:lang w:val="ru-RU"/>
+              </w:rPr>
+              <m:t xml:space="preserve">, </m:t>
+            </m:r>
+            <m:r>
+              <w:rPr>
+                <w:rFonts w:ascii="Cambria Math" w:eastAsiaTheme="minorEastAsia" w:hAnsi="Cambria Math"/>
+                <w:lang w:val="ru-RU"/>
+              </w:rPr>
+              <m:t>0</m:t>
+            </m:r>
+          </m:e>
+        </m:d>
+      </m:oMath>
+      <w:r>
+        <w:rPr>
+          <w:rFonts w:eastAsiaTheme="minorEastAsia"/>
+          <w:lang w:val="ru-RU"/>
+        </w:rPr>
+        <w:t>,</w:t>
+      </w:r>
+      <w:r>
+        <w:rPr>
+          <w:rFonts w:eastAsiaTheme="minorEastAsia"/>
+          <w:lang w:val="ru-RU"/>
+        </w:rPr>
+        <w:t xml:space="preserve"> т.е. как и ожидалось – является вектором.</w:t>
+      </w:r>
+      <w:r>
+        <w:rPr>
+          <w:rFonts w:eastAsiaTheme="minorEastAsia"/>
+          <w:lang w:val="ru-RU"/>
+        </w:rPr>
+        <w:t xml:space="preserve"> </w:t>
+      </w:r>
+      <w:r>
+        <w:rPr>
+          <w:rFonts w:eastAsiaTheme="minorEastAsia"/>
+          <w:lang w:val="ru-RU"/>
+        </w:rPr>
+        <w:br/>
+      </w:r>
+      <m:oMathPara>
+        <m:oMath>
+          <m:d>
+            <m:dPr>
+              <m:ctrlPr>
+                <w:rPr>
+                  <w:rFonts w:ascii="Cambria Math" w:eastAsiaTheme="minorEastAsia" w:hAnsi="Cambria Math"/>
+                  <w:i/>
+                  <w:lang w:val="ru-RU"/>
+                </w:rPr>
+              </m:ctrlPr>
+            </m:dPr>
+            <m:e>
+              <m:r>
+                <w:rPr>
+                  <w:rFonts w:ascii="Cambria Math" w:eastAsiaTheme="minorEastAsia" w:hAnsi="Cambria Math"/>
+                </w:rPr>
+                <m:t>x</m:t>
+              </m:r>
+              <m:r>
+                <w:rPr>
+                  <w:rFonts w:ascii="Cambria Math" w:eastAsiaTheme="minorEastAsia" w:hAnsi="Cambria Math"/>
+                  <w:lang w:val="ru-RU"/>
+                </w:rPr>
+                <m:t xml:space="preserve">, </m:t>
+              </m:r>
+              <m:r>
+                <w:rPr>
+                  <w:rFonts w:ascii="Cambria Math" w:eastAsiaTheme="minorEastAsia" w:hAnsi="Cambria Math"/>
+                </w:rPr>
+                <m:t>y</m:t>
+              </m:r>
+              <m:r>
+                <w:rPr>
+                  <w:rFonts w:ascii="Cambria Math" w:eastAsiaTheme="minorEastAsia" w:hAnsi="Cambria Math"/>
+                  <w:lang w:val="ru-RU"/>
+                </w:rPr>
+                <m:t xml:space="preserve">, </m:t>
+              </m:r>
+              <m:r>
+                <w:rPr>
+                  <w:rFonts w:ascii="Cambria Math" w:eastAsiaTheme="minorEastAsia" w:hAnsi="Cambria Math"/>
+                </w:rPr>
+                <m:t>z</m:t>
+              </m:r>
+              <m:r>
+                <w:rPr>
+                  <w:rFonts w:ascii="Cambria Math" w:eastAsiaTheme="minorEastAsia" w:hAnsi="Cambria Math"/>
+                  <w:lang w:val="ru-RU"/>
+                </w:rPr>
+                <m:t>, 1</m:t>
+              </m:r>
+            </m:e>
+          </m:d>
+          <m:r>
+            <w:rPr>
+              <w:rFonts w:ascii="Cambria Math" w:eastAsiaTheme="minorEastAsia" w:hAnsi="Cambria Math"/>
+              <w:lang w:val="ru-RU"/>
+            </w:rPr>
+            <m:t>-</m:t>
+          </m:r>
+          <m:d>
+            <m:dPr>
+              <m:ctrlPr>
+                <w:rPr>
+                  <w:rFonts w:ascii="Cambria Math" w:eastAsiaTheme="minorEastAsia" w:hAnsi="Cambria Math"/>
+                  <w:i/>
+                  <w:lang w:val="ru-RU"/>
+                </w:rPr>
+              </m:ctrlPr>
+            </m:dPr>
+            <m:e>
+              <m:r>
+                <w:rPr>
+                  <w:rFonts w:ascii="Cambria Math" w:eastAsiaTheme="minorEastAsia" w:hAnsi="Cambria Math"/>
+                </w:rPr>
+                <m:t>d</m:t>
+              </m:r>
+              <m:r>
+                <w:rPr>
+                  <w:rFonts w:ascii="Cambria Math" w:eastAsiaTheme="minorEastAsia" w:hAnsi="Cambria Math"/>
+                  <w:lang w:val="ru-RU"/>
+                </w:rPr>
+                <m:t>,</m:t>
+              </m:r>
+              <m:r>
+                <w:rPr>
+                  <w:rFonts w:ascii="Cambria Math" w:eastAsiaTheme="minorEastAsia" w:hAnsi="Cambria Math"/>
+                </w:rPr>
+                <m:t>e</m:t>
+              </m:r>
+              <m:r>
+                <w:rPr>
+                  <w:rFonts w:ascii="Cambria Math" w:eastAsiaTheme="minorEastAsia" w:hAnsi="Cambria Math"/>
+                  <w:lang w:val="ru-RU"/>
+                </w:rPr>
+                <m:t>,</m:t>
+              </m:r>
+              <m:r>
+                <w:rPr>
+                  <w:rFonts w:ascii="Cambria Math" w:eastAsiaTheme="minorEastAsia" w:hAnsi="Cambria Math"/>
+                </w:rPr>
+                <m:t>f</m:t>
+              </m:r>
+              <m:r>
+                <w:rPr>
+                  <w:rFonts w:ascii="Cambria Math" w:eastAsiaTheme="minorEastAsia" w:hAnsi="Cambria Math"/>
+                  <w:lang w:val="ru-RU"/>
+                </w:rPr>
+                <m:t>,1</m:t>
+              </m:r>
+            </m:e>
+          </m:d>
+          <m:r>
+            <w:rPr>
+              <w:rFonts w:ascii="Cambria Math" w:eastAsiaTheme="minorEastAsia" w:hAnsi="Cambria Math"/>
+              <w:lang w:val="ru-RU"/>
+            </w:rPr>
+            <m:t>=</m:t>
+          </m:r>
+          <m:r>
+            <w:rPr>
+              <w:rFonts w:ascii="Cambria Math" w:eastAsiaTheme="minorEastAsia" w:hAnsi="Cambria Math"/>
+              <w:lang w:val="ru-RU"/>
+            </w:rPr>
+            <m:t>(</m:t>
+          </m:r>
+          <m:r>
+            <w:rPr>
+              <w:rFonts w:ascii="Cambria Math" w:eastAsiaTheme="minorEastAsia" w:hAnsi="Cambria Math"/>
+            </w:rPr>
+            <m:t>x</m:t>
+          </m:r>
+          <m:r>
+            <w:rPr>
+              <w:rFonts w:ascii="Cambria Math" w:eastAsiaTheme="minorEastAsia" w:hAnsi="Cambria Math"/>
+              <w:lang w:val="ru-RU"/>
+            </w:rPr>
+            <m:t>-</m:t>
+          </m:r>
+          <m:r>
+            <w:rPr>
+              <w:rFonts w:ascii="Cambria Math" w:eastAsiaTheme="minorEastAsia" w:hAnsi="Cambria Math"/>
+            </w:rPr>
+            <m:t>d</m:t>
+          </m:r>
+          <m:r>
+            <w:rPr>
+              <w:rFonts w:ascii="Cambria Math" w:eastAsiaTheme="minorEastAsia" w:hAnsi="Cambria Math"/>
+              <w:lang w:val="ru-RU"/>
+            </w:rPr>
+            <m:t xml:space="preserve">, </m:t>
+          </m:r>
+          <m:r>
+            <w:rPr>
+              <w:rFonts w:ascii="Cambria Math" w:eastAsiaTheme="minorEastAsia" w:hAnsi="Cambria Math"/>
+            </w:rPr>
+            <m:t>y</m:t>
+          </m:r>
+          <m:r>
+            <w:rPr>
+              <w:rFonts w:ascii="Cambria Math" w:eastAsiaTheme="minorEastAsia" w:hAnsi="Cambria Math"/>
+              <w:lang w:val="ru-RU"/>
+            </w:rPr>
+            <m:t>-</m:t>
+          </m:r>
+          <m:r>
+            <w:rPr>
+              <w:rFonts w:ascii="Cambria Math" w:eastAsiaTheme="minorEastAsia" w:hAnsi="Cambria Math"/>
+            </w:rPr>
+            <m:t>e</m:t>
+          </m:r>
+          <m:r>
+            <w:rPr>
+              <w:rFonts w:ascii="Cambria Math" w:eastAsiaTheme="minorEastAsia" w:hAnsi="Cambria Math"/>
+              <w:lang w:val="ru-RU"/>
+            </w:rPr>
+            <m:t xml:space="preserve">, </m:t>
+          </m:r>
+          <m:r>
+            <w:rPr>
+              <w:rFonts w:ascii="Cambria Math" w:eastAsiaTheme="minorEastAsia" w:hAnsi="Cambria Math"/>
+            </w:rPr>
+            <m:t>z</m:t>
+          </m:r>
+          <m:r>
+            <w:rPr>
+              <w:rFonts w:ascii="Cambria Math" w:eastAsiaTheme="minorEastAsia" w:hAnsi="Cambria Math"/>
+              <w:lang w:val="ru-RU"/>
+            </w:rPr>
+            <m:t>-</m:t>
+          </m:r>
+          <m:r>
+            <w:rPr>
+              <w:rFonts w:ascii="Cambria Math" w:eastAsiaTheme="minorEastAsia" w:hAnsi="Cambria Math"/>
+            </w:rPr>
+            <m:t>f</m:t>
+          </m:r>
+          <m:r>
+            <w:rPr>
+              <w:rFonts w:ascii="Cambria Math" w:eastAsiaTheme="minorEastAsia" w:hAnsi="Cambria Math"/>
+              <w:lang w:val="ru-RU"/>
+            </w:rPr>
+            <m:t>, 0)</m:t>
+          </m:r>
+        </m:oMath>
+      </m:oMathPara>
+    </w:p>
+    <w:p>
+      <w:pPr>
+        <w:pStyle w:val="ListParagraph"/>
+        <w:numPr>
+          <w:ilvl w:val="0"/>
+          <w:numId w:val="2"/>
+        </w:numPr>
+        <w:rPr>
+          <w:rFonts w:eastAsiaTheme="minorEastAsia"/>
+          <w:lang w:val="ru-RU"/>
+        </w:rPr>
+      </w:pPr>
+      <w:r>
+        <w:rPr>
+          <w:rFonts w:eastAsiaTheme="minorEastAsia"/>
+          <w:lang w:val="ru-RU"/>
+        </w:rPr>
+        <w:t>Сумма точки</w:t>
+      </w:r>
+      <w:r>
+        <w:rPr>
+          <w:rFonts w:eastAsiaTheme="minorEastAsia"/>
+          <w:lang w:val="ru-RU"/>
+        </w:rPr>
+        <w:t xml:space="preserve"> </w:t>
+      </w:r>
+      <m:oMath>
+        <m:d>
+          <m:dPr>
+            <m:ctrlPr>
+              <w:rPr>
+                <w:rFonts w:ascii="Cambria Math" w:eastAsiaTheme="minorEastAsia" w:hAnsi="Cambria Math"/>
+                <w:i/>
+                <w:lang w:val="ru-RU"/>
+              </w:rPr>
+            </m:ctrlPr>
+          </m:dPr>
+          <m:e>
+            <m:r>
+              <w:rPr>
+                <w:rFonts w:ascii="Cambria Math" w:eastAsiaTheme="minorEastAsia" w:hAnsi="Cambria Math"/>
+              </w:rPr>
+              <m:t>x</m:t>
+            </m:r>
+            <m:r>
+              <w:rPr>
+                <w:rFonts w:ascii="Cambria Math" w:eastAsiaTheme="minorEastAsia" w:hAnsi="Cambria Math"/>
+                <w:lang w:val="ru-RU"/>
+              </w:rPr>
+              <m:t xml:space="preserve">, </m:t>
+            </m:r>
+            <m:r>
+              <w:rPr>
+                <w:rFonts w:ascii="Cambria Math" w:eastAsiaTheme="minorEastAsia" w:hAnsi="Cambria Math"/>
+              </w:rPr>
+              <m:t>y</m:t>
+            </m:r>
+            <m:r>
+              <w:rPr>
+                <w:rFonts w:ascii="Cambria Math" w:eastAsiaTheme="minorEastAsia" w:hAnsi="Cambria Math"/>
+                <w:lang w:val="ru-RU"/>
+              </w:rPr>
+              <m:t xml:space="preserve">, </m:t>
+            </m:r>
+            <m:r>
+              <w:rPr>
+                <w:rFonts w:ascii="Cambria Math" w:eastAsiaTheme="minorEastAsia" w:hAnsi="Cambria Math"/>
+              </w:rPr>
+              <m:t>z</m:t>
+            </m:r>
+            <m:r>
+              <w:rPr>
+                <w:rFonts w:ascii="Cambria Math" w:eastAsiaTheme="minorEastAsia" w:hAnsi="Cambria Math"/>
+                <w:lang w:val="ru-RU"/>
+              </w:rPr>
+              <m:t>, 1</m:t>
+            </m:r>
+          </m:e>
+        </m:d>
+      </m:oMath>
+      <w:r>
+        <w:rPr>
+          <w:rFonts w:eastAsiaTheme="minorEastAsia"/>
+          <w:lang w:val="ru-RU"/>
+        </w:rPr>
+        <w:t xml:space="preserve"> и </w:t>
+      </w:r>
+      <w:r>
+        <w:rPr>
+          <w:rFonts w:eastAsiaTheme="minorEastAsia"/>
+          <w:lang w:val="ru-RU"/>
+        </w:rPr>
+        <w:t xml:space="preserve">вектора </w:t>
+      </w:r>
+      <m:oMath>
+        <m:d>
+          <m:dPr>
+            <m:ctrlPr>
+              <w:rPr>
+                <w:rFonts w:ascii="Cambria Math" w:eastAsiaTheme="minorEastAsia" w:hAnsi="Cambria Math"/>
+                <w:i/>
+                <w:lang w:val="ru-RU"/>
+              </w:rPr>
+            </m:ctrlPr>
+          </m:dPr>
+          <m:e>
+            <m:r>
+              <w:rPr>
+                <w:rFonts w:ascii="Cambria Math" w:eastAsiaTheme="minorEastAsia" w:hAnsi="Cambria Math"/>
+              </w:rPr>
+              <m:t>d</m:t>
+            </m:r>
+            <m:r>
+              <w:rPr>
+                <w:rFonts w:ascii="Cambria Math" w:eastAsiaTheme="minorEastAsia" w:hAnsi="Cambria Math"/>
+                <w:lang w:val="ru-RU"/>
+              </w:rPr>
+              <m:t>,</m:t>
+            </m:r>
+            <m:r>
+              <w:rPr>
+                <w:rFonts w:ascii="Cambria Math" w:eastAsiaTheme="minorEastAsia" w:hAnsi="Cambria Math"/>
+              </w:rPr>
+              <m:t>e</m:t>
+            </m:r>
+            <m:r>
+              <w:rPr>
+                <w:rFonts w:ascii="Cambria Math" w:eastAsiaTheme="minorEastAsia" w:hAnsi="Cambria Math"/>
+                <w:lang w:val="ru-RU"/>
+              </w:rPr>
+              <m:t>,</m:t>
+            </m:r>
+            <m:r>
+              <w:rPr>
+                <w:rFonts w:ascii="Cambria Math" w:eastAsiaTheme="minorEastAsia" w:hAnsi="Cambria Math"/>
+              </w:rPr>
+              <m:t>f</m:t>
+            </m:r>
+            <m:r>
+              <w:rPr>
+                <w:rFonts w:ascii="Cambria Math" w:eastAsiaTheme="minorEastAsia" w:hAnsi="Cambria Math"/>
+                <w:lang w:val="ru-RU"/>
+              </w:rPr>
+              <m:t>,</m:t>
+            </m:r>
+            <m:r>
+              <w:rPr>
+                <w:rFonts w:ascii="Cambria Math" w:eastAsiaTheme="minorEastAsia" w:hAnsi="Cambria Math"/>
+                <w:lang w:val="ru-RU"/>
+              </w:rPr>
+              <m:t>0</m:t>
+            </m:r>
+          </m:e>
+        </m:d>
+      </m:oMath>
+      <w:r>
+        <w:rPr>
+          <w:rFonts w:eastAsiaTheme="minorEastAsia"/>
+          <w:lang w:val="ru-RU"/>
+        </w:rPr>
+        <w:t xml:space="preserve"> равна другой точке </w:t>
+      </w:r>
+      <w:r>
+        <w:rPr>
+          <w:rFonts w:eastAsiaTheme="minorEastAsia"/>
+          <w:lang w:val="ru-RU"/>
+        </w:rPr>
+        <w:br/>
+      </w:r>
+      <m:oMathPara>
+        <m:oMath>
+          <m:d>
+            <m:dPr>
+              <m:ctrlPr>
+                <w:rPr>
+                  <w:rFonts w:ascii="Cambria Math" w:eastAsiaTheme="minorEastAsia" w:hAnsi="Cambria Math"/>
+                  <w:i/>
+                  <w:lang w:val="ru-RU"/>
+                </w:rPr>
+              </m:ctrlPr>
+            </m:dPr>
+            <m:e>
+              <m:r>
+                <w:rPr>
+                  <w:rFonts w:ascii="Cambria Math" w:eastAsiaTheme="minorEastAsia" w:hAnsi="Cambria Math"/>
+                </w:rPr>
+                <m:t>x</m:t>
+              </m:r>
+              <m:r>
+                <w:rPr>
+                  <w:rFonts w:ascii="Cambria Math" w:eastAsiaTheme="minorEastAsia" w:hAnsi="Cambria Math"/>
+                  <w:lang w:val="ru-RU"/>
+                </w:rPr>
+                <m:t xml:space="preserve">, </m:t>
+              </m:r>
+              <m:r>
+                <w:rPr>
+                  <w:rFonts w:ascii="Cambria Math" w:eastAsiaTheme="minorEastAsia" w:hAnsi="Cambria Math"/>
+                </w:rPr>
+                <m:t>y</m:t>
+              </m:r>
+              <m:r>
+                <w:rPr>
+                  <w:rFonts w:ascii="Cambria Math" w:eastAsiaTheme="minorEastAsia" w:hAnsi="Cambria Math"/>
+                  <w:lang w:val="ru-RU"/>
+                </w:rPr>
+                <m:t xml:space="preserve">, </m:t>
+              </m:r>
+              <m:r>
+                <w:rPr>
+                  <w:rFonts w:ascii="Cambria Math" w:eastAsiaTheme="minorEastAsia" w:hAnsi="Cambria Math"/>
+                </w:rPr>
+                <m:t>z</m:t>
+              </m:r>
+              <m:r>
+                <w:rPr>
+                  <w:rFonts w:ascii="Cambria Math" w:eastAsiaTheme="minorEastAsia" w:hAnsi="Cambria Math"/>
+                  <w:lang w:val="ru-RU"/>
+                </w:rPr>
+                <m:t>, 1</m:t>
+              </m:r>
+            </m:e>
+          </m:d>
+          <m:r>
+            <w:rPr>
+              <w:rFonts w:ascii="Cambria Math" w:eastAsiaTheme="minorEastAsia" w:hAnsi="Cambria Math"/>
+              <w:lang w:val="ru-RU"/>
+            </w:rPr>
+            <m:t>+</m:t>
+          </m:r>
+          <m:d>
+            <m:dPr>
+              <m:ctrlPr>
+                <w:rPr>
+                  <w:rFonts w:ascii="Cambria Math" w:eastAsiaTheme="minorEastAsia" w:hAnsi="Cambria Math"/>
+                  <w:i/>
+                  <w:lang w:val="ru-RU"/>
+                </w:rPr>
+              </m:ctrlPr>
+            </m:dPr>
+            <m:e>
+              <m:r>
+                <w:rPr>
+                  <w:rFonts w:ascii="Cambria Math" w:eastAsiaTheme="minorEastAsia" w:hAnsi="Cambria Math"/>
+                </w:rPr>
+                <m:t>d</m:t>
+              </m:r>
+              <m:r>
+                <w:rPr>
+                  <w:rFonts w:ascii="Cambria Math" w:eastAsiaTheme="minorEastAsia" w:hAnsi="Cambria Math"/>
+                  <w:lang w:val="ru-RU"/>
+                </w:rPr>
+                <m:t>,</m:t>
+              </m:r>
+              <m:r>
+                <w:rPr>
+                  <w:rFonts w:ascii="Cambria Math" w:eastAsiaTheme="minorEastAsia" w:hAnsi="Cambria Math"/>
+                </w:rPr>
+                <m:t>e</m:t>
+              </m:r>
+              <m:r>
+                <w:rPr>
+                  <w:rFonts w:ascii="Cambria Math" w:eastAsiaTheme="minorEastAsia" w:hAnsi="Cambria Math"/>
+                  <w:lang w:val="ru-RU"/>
+                </w:rPr>
+                <m:t>,</m:t>
+              </m:r>
+              <m:r>
+                <w:rPr>
+                  <w:rFonts w:ascii="Cambria Math" w:eastAsiaTheme="minorEastAsia" w:hAnsi="Cambria Math"/>
+                </w:rPr>
+                <m:t>f</m:t>
+              </m:r>
+              <m:r>
+                <w:rPr>
+                  <w:rFonts w:ascii="Cambria Math" w:eastAsiaTheme="minorEastAsia" w:hAnsi="Cambria Math"/>
+                  <w:lang w:val="ru-RU"/>
+                </w:rPr>
+                <m:t>,0</m:t>
+              </m:r>
+            </m:e>
+          </m:d>
+          <m:r>
+            <w:rPr>
+              <w:rFonts w:ascii="Cambria Math" w:eastAsiaTheme="minorEastAsia" w:hAnsi="Cambria Math"/>
+              <w:lang w:val="ru-RU"/>
+            </w:rPr>
+            <m:t>=</m:t>
+          </m:r>
+          <m:d>
+            <m:dPr>
+              <m:ctrlPr>
+                <w:rPr>
+                  <w:rFonts w:ascii="Cambria Math" w:eastAsiaTheme="minorEastAsia" w:hAnsi="Cambria Math"/>
+                  <w:i/>
+                  <w:lang w:val="ru-RU"/>
+                </w:rPr>
+              </m:ctrlPr>
+            </m:dPr>
+            <m:e>
+              <m:r>
+                <w:rPr>
+                  <w:rFonts w:ascii="Cambria Math" w:eastAsiaTheme="minorEastAsia" w:hAnsi="Cambria Math"/>
+                </w:rPr>
+                <m:t>x</m:t>
+              </m:r>
+              <m:r>
+                <w:rPr>
+                  <w:rFonts w:ascii="Cambria Math" w:eastAsiaTheme="minorEastAsia" w:hAnsi="Cambria Math"/>
+                  <w:lang w:val="ru-RU"/>
+                </w:rPr>
+                <m:t>+</m:t>
+              </m:r>
+              <m:r>
+                <w:rPr>
+                  <w:rFonts w:ascii="Cambria Math" w:eastAsiaTheme="minorEastAsia" w:hAnsi="Cambria Math"/>
+                </w:rPr>
+                <m:t>d</m:t>
+              </m:r>
+              <m:r>
+                <w:rPr>
+                  <w:rFonts w:ascii="Cambria Math" w:eastAsiaTheme="minorEastAsia" w:hAnsi="Cambria Math"/>
+                  <w:lang w:val="ru-RU"/>
+                </w:rPr>
+                <m:t xml:space="preserve">, </m:t>
+              </m:r>
+              <m:r>
+                <w:rPr>
+                  <w:rFonts w:ascii="Cambria Math" w:eastAsiaTheme="minorEastAsia" w:hAnsi="Cambria Math"/>
+                </w:rPr>
+                <m:t>y</m:t>
+              </m:r>
+              <m:r>
+                <w:rPr>
+                  <w:rFonts w:ascii="Cambria Math" w:eastAsiaTheme="minorEastAsia" w:hAnsi="Cambria Math"/>
+                  <w:lang w:val="ru-RU"/>
+                </w:rPr>
+                <m:t>+</m:t>
+              </m:r>
+              <m:r>
+                <w:rPr>
+                  <w:rFonts w:ascii="Cambria Math" w:eastAsiaTheme="minorEastAsia" w:hAnsi="Cambria Math"/>
+                </w:rPr>
+                <m:t>e</m:t>
+              </m:r>
+              <m:r>
+                <w:rPr>
+                  <w:rFonts w:ascii="Cambria Math" w:eastAsiaTheme="minorEastAsia" w:hAnsi="Cambria Math"/>
+                  <w:lang w:val="ru-RU"/>
+                </w:rPr>
+                <m:t xml:space="preserve">, </m:t>
+              </m:r>
+              <m:r>
+                <w:rPr>
+                  <w:rFonts w:ascii="Cambria Math" w:eastAsiaTheme="minorEastAsia" w:hAnsi="Cambria Math"/>
+                </w:rPr>
+                <m:t>z</m:t>
+              </m:r>
+              <m:r>
+                <w:rPr>
+                  <w:rFonts w:ascii="Cambria Math" w:eastAsiaTheme="minorEastAsia" w:hAnsi="Cambria Math"/>
+                  <w:lang w:val="ru-RU"/>
+                </w:rPr>
+                <m:t>+</m:t>
+              </m:r>
+              <m:r>
+                <w:rPr>
+                  <w:rFonts w:ascii="Cambria Math" w:eastAsiaTheme="minorEastAsia" w:hAnsi="Cambria Math"/>
+                </w:rPr>
+                <m:t>f</m:t>
+              </m:r>
+              <m:r>
+                <w:rPr>
+                  <w:rFonts w:ascii="Cambria Math" w:eastAsiaTheme="minorEastAsia" w:hAnsi="Cambria Math"/>
+                  <w:lang w:val="ru-RU"/>
+                </w:rPr>
+                <m:t xml:space="preserve">, </m:t>
+              </m:r>
+              <m:r>
+                <w:rPr>
+                  <w:rFonts w:ascii="Cambria Math" w:eastAsiaTheme="minorEastAsia" w:hAnsi="Cambria Math"/>
+                  <w:lang w:val="ru-RU"/>
+                </w:rPr>
+                <m:t>1</m:t>
+              </m:r>
+            </m:e>
+          </m:d>
+        </m:oMath>
+      </m:oMathPara>
+    </w:p>
+    <w:p>
+      <w:pPr>
+        <w:pStyle w:val="ListParagraph"/>
+        <w:numPr>
+          <w:ilvl w:val="0"/>
+          <w:numId w:val="2"/>
+        </w:numPr>
+        <w:rPr>
+          <w:rFonts w:eastAsiaTheme="minorEastAsia"/>
+          <w:lang w:val="ru-RU"/>
+        </w:rPr>
+      </w:pPr>
+      <w:r>
+        <w:rPr>
+          <w:rFonts w:eastAsiaTheme="minorEastAsia"/>
+          <w:iCs/>
+          <w:lang w:val="ru-RU"/>
+        </w:rPr>
+        <w:t xml:space="preserve">Два вектора </w:t>
+      </w:r>
+      <m:oMath>
+        <m:r>
+          <w:rPr>
+            <w:rFonts w:ascii="Cambria Math" w:eastAsiaTheme="minorEastAsia" w:hAnsi="Cambria Math"/>
+            <w:lang w:val="ru-RU"/>
+          </w:rPr>
+          <m:t>(</m:t>
+        </m:r>
+        <m:r>
+          <w:rPr>
+            <w:rFonts w:ascii="Cambria Math" w:eastAsiaTheme="minorEastAsia" w:hAnsi="Cambria Math"/>
+          </w:rPr>
+          <m:t>x</m:t>
+        </m:r>
+        <m:r>
+          <w:rPr>
+            <w:rFonts w:ascii="Cambria Math" w:eastAsiaTheme="minorEastAsia" w:hAnsi="Cambria Math"/>
+            <w:lang w:val="ru-RU"/>
+          </w:rPr>
+          <m:t xml:space="preserve">, </m:t>
+        </m:r>
+        <m:r>
+          <w:rPr>
+            <w:rFonts w:ascii="Cambria Math" w:eastAsiaTheme="minorEastAsia" w:hAnsi="Cambria Math"/>
+          </w:rPr>
+          <m:t>y</m:t>
+        </m:r>
+        <m:r>
+          <w:rPr>
+            <w:rFonts w:ascii="Cambria Math" w:eastAsiaTheme="minorEastAsia" w:hAnsi="Cambria Math"/>
+            <w:lang w:val="ru-RU"/>
+          </w:rPr>
+          <m:t xml:space="preserve">, </m:t>
+        </m:r>
+        <m:r>
+          <w:rPr>
+            <w:rFonts w:ascii="Cambria Math" w:eastAsiaTheme="minorEastAsia" w:hAnsi="Cambria Math"/>
+          </w:rPr>
+          <m:t>z</m:t>
+        </m:r>
+        <m:r>
+          <w:rPr>
+            <w:rFonts w:ascii="Cambria Math" w:eastAsiaTheme="minorEastAsia" w:hAnsi="Cambria Math"/>
+            <w:lang w:val="ru-RU"/>
+          </w:rPr>
+          <m:t xml:space="preserve">, </m:t>
+        </m:r>
+        <m:r>
+          <w:rPr>
+            <w:rFonts w:ascii="Cambria Math" w:eastAsiaTheme="minorEastAsia" w:hAnsi="Cambria Math"/>
+            <w:lang w:val="ru-RU"/>
+          </w:rPr>
+          <m:t>0</m:t>
+        </m:r>
+        <m:r>
+          <w:rPr>
+            <w:rFonts w:ascii="Cambria Math" w:eastAsiaTheme="minorEastAsia" w:hAnsi="Cambria Math"/>
+            <w:lang w:val="ru-RU"/>
+          </w:rPr>
+          <m:t>)</m:t>
+        </m:r>
+      </m:oMath>
+      <w:r>
+        <w:rPr>
+          <w:rFonts w:eastAsiaTheme="minorEastAsia"/>
+          <w:lang w:val="ru-RU"/>
+        </w:rPr>
+        <w:t xml:space="preserve"> и </w:t>
+      </w:r>
+      <m:oMath>
+        <m:r>
+          <w:rPr>
+            <w:rFonts w:ascii="Cambria Math" w:eastAsiaTheme="minorEastAsia" w:hAnsi="Cambria Math"/>
+            <w:lang w:val="ru-RU"/>
+          </w:rPr>
+          <m:t>(</m:t>
+        </m:r>
+        <m:r>
+          <w:rPr>
+            <w:rFonts w:ascii="Cambria Math" w:eastAsiaTheme="minorEastAsia" w:hAnsi="Cambria Math"/>
+          </w:rPr>
+          <m:t>d</m:t>
+        </m:r>
+        <m:r>
+          <w:rPr>
+            <w:rFonts w:ascii="Cambria Math" w:eastAsiaTheme="minorEastAsia" w:hAnsi="Cambria Math"/>
+            <w:lang w:val="ru-RU"/>
+          </w:rPr>
+          <m:t>,</m:t>
+        </m:r>
+        <m:r>
+          <w:rPr>
+            <w:rFonts w:ascii="Cambria Math" w:eastAsiaTheme="minorEastAsia" w:hAnsi="Cambria Math"/>
+          </w:rPr>
+          <m:t>e</m:t>
+        </m:r>
+        <m:r>
+          <w:rPr>
+            <w:rFonts w:ascii="Cambria Math" w:eastAsiaTheme="minorEastAsia" w:hAnsi="Cambria Math"/>
+            <w:lang w:val="ru-RU"/>
+          </w:rPr>
+          <m:t>,</m:t>
+        </m:r>
+        <m:r>
+          <w:rPr>
+            <w:rFonts w:ascii="Cambria Math" w:eastAsiaTheme="minorEastAsia" w:hAnsi="Cambria Math"/>
+          </w:rPr>
+          <m:t>f</m:t>
+        </m:r>
+        <m:r>
+          <w:rPr>
+            <w:rFonts w:ascii="Cambria Math" w:eastAsiaTheme="minorEastAsia" w:hAnsi="Cambria Math"/>
+            <w:lang w:val="ru-RU"/>
+          </w:rPr>
+          <m:t>,0)</m:t>
+        </m:r>
+      </m:oMath>
+      <w:r>
+        <w:rPr>
+          <w:rFonts w:eastAsiaTheme="minorEastAsia"/>
+          <w:lang w:val="ru-RU"/>
+        </w:rPr>
+        <w:t xml:space="preserve"> </w:t>
+      </w:r>
+      <w:r>
+        <w:rPr>
+          <w:rFonts w:eastAsiaTheme="minorEastAsia"/>
+          <w:iCs/>
+          <w:lang w:val="ru-RU"/>
+        </w:rPr>
+        <w:t xml:space="preserve">можно складывать, в результате получится вектор </w:t>
+      </w:r>
+      <w:r>
+        <w:rPr>
+          <w:rFonts w:eastAsiaTheme="minorEastAsia"/>
+          <w:iCs/>
+          <w:lang w:val="ru-RU"/>
+        </w:rPr>
+        <w:br/>
+      </w:r>
+      <m:oMathPara>
+        <m:oMath>
+          <m:d>
+            <m:dPr>
+              <m:ctrlPr>
+                <w:rPr>
+                  <w:rFonts w:ascii="Cambria Math" w:eastAsiaTheme="minorEastAsia" w:hAnsi="Cambria Math"/>
+                  <w:i/>
+                  <w:lang w:val="ru-RU"/>
+                </w:rPr>
+              </m:ctrlPr>
+            </m:dPr>
+            <m:e>
+              <m:r>
+                <w:rPr>
+                  <w:rFonts w:ascii="Cambria Math" w:eastAsiaTheme="minorEastAsia" w:hAnsi="Cambria Math"/>
+                </w:rPr>
+                <m:t>x</m:t>
+              </m:r>
+              <m:r>
+                <w:rPr>
+                  <w:rFonts w:ascii="Cambria Math" w:eastAsiaTheme="minorEastAsia" w:hAnsi="Cambria Math"/>
+                  <w:lang w:val="ru-RU"/>
+                </w:rPr>
+                <m:t xml:space="preserve">, </m:t>
+              </m:r>
+              <m:r>
+                <w:rPr>
+                  <w:rFonts w:ascii="Cambria Math" w:eastAsiaTheme="minorEastAsia" w:hAnsi="Cambria Math"/>
+                </w:rPr>
+                <m:t>y</m:t>
+              </m:r>
+              <m:r>
+                <w:rPr>
+                  <w:rFonts w:ascii="Cambria Math" w:eastAsiaTheme="minorEastAsia" w:hAnsi="Cambria Math"/>
+                  <w:lang w:val="ru-RU"/>
+                </w:rPr>
+                <m:t xml:space="preserve">, </m:t>
+              </m:r>
+              <m:r>
+                <w:rPr>
+                  <w:rFonts w:ascii="Cambria Math" w:eastAsiaTheme="minorEastAsia" w:hAnsi="Cambria Math"/>
+                </w:rPr>
+                <m:t>z</m:t>
+              </m:r>
+              <m:r>
+                <w:rPr>
+                  <w:rFonts w:ascii="Cambria Math" w:eastAsiaTheme="minorEastAsia" w:hAnsi="Cambria Math"/>
+                  <w:lang w:val="ru-RU"/>
+                </w:rPr>
+                <m:t>, 0</m:t>
+              </m:r>
+            </m:e>
+          </m:d>
+          <m:r>
+            <w:rPr>
+              <w:rFonts w:ascii="Cambria Math" w:eastAsiaTheme="minorEastAsia" w:hAnsi="Cambria Math"/>
+              <w:lang w:val="ru-RU"/>
+            </w:rPr>
+            <m:t xml:space="preserve">+ </m:t>
+          </m:r>
+          <m:r>
+            <w:rPr>
+              <w:rFonts w:ascii="Cambria Math" w:eastAsiaTheme="minorEastAsia" w:hAnsi="Cambria Math"/>
+              <w:lang w:val="ru-RU"/>
+            </w:rPr>
+            <m:t>(</m:t>
+          </m:r>
+          <m:r>
+            <w:rPr>
+              <w:rFonts w:ascii="Cambria Math" w:eastAsiaTheme="minorEastAsia" w:hAnsi="Cambria Math"/>
+            </w:rPr>
+            <m:t>d</m:t>
+          </m:r>
+          <m:r>
+            <w:rPr>
+              <w:rFonts w:ascii="Cambria Math" w:eastAsiaTheme="minorEastAsia" w:hAnsi="Cambria Math"/>
+              <w:lang w:val="ru-RU"/>
+            </w:rPr>
+            <m:t>,</m:t>
+          </m:r>
+          <m:r>
+            <w:rPr>
+              <w:rFonts w:ascii="Cambria Math" w:eastAsiaTheme="minorEastAsia" w:hAnsi="Cambria Math"/>
+            </w:rPr>
+            <m:t>e</m:t>
+          </m:r>
+          <m:r>
+            <w:rPr>
+              <w:rFonts w:ascii="Cambria Math" w:eastAsiaTheme="minorEastAsia" w:hAnsi="Cambria Math"/>
+              <w:lang w:val="ru-RU"/>
+            </w:rPr>
+            <m:t>,</m:t>
+          </m:r>
+          <m:r>
+            <w:rPr>
+              <w:rFonts w:ascii="Cambria Math" w:eastAsiaTheme="minorEastAsia" w:hAnsi="Cambria Math"/>
+            </w:rPr>
+            <m:t>f</m:t>
+          </m:r>
+          <m:r>
+            <w:rPr>
+              <w:rFonts w:ascii="Cambria Math" w:eastAsiaTheme="minorEastAsia" w:hAnsi="Cambria Math"/>
+              <w:lang w:val="ru-RU"/>
+            </w:rPr>
+            <m:t>,0)</m:t>
+          </m:r>
+          <m:r>
+            <w:rPr>
+              <w:rFonts w:ascii="Cambria Math" w:eastAsiaTheme="minorEastAsia" w:hAnsi="Cambria Math"/>
+              <w:lang w:val="ru-RU"/>
+            </w:rPr>
+            <m:t>=</m:t>
+          </m:r>
+          <m:d>
+            <m:dPr>
+              <m:ctrlPr>
+                <w:rPr>
+                  <w:rFonts w:ascii="Cambria Math" w:eastAsiaTheme="minorEastAsia" w:hAnsi="Cambria Math"/>
+                  <w:i/>
+                  <w:lang w:val="ru-RU"/>
+                </w:rPr>
+              </m:ctrlPr>
+            </m:dPr>
+            <m:e>
+              <m:r>
+                <w:rPr>
+                  <w:rFonts w:ascii="Cambria Math" w:eastAsiaTheme="minorEastAsia" w:hAnsi="Cambria Math"/>
+                </w:rPr>
+                <m:t>x</m:t>
+              </m:r>
+              <m:r>
+                <w:rPr>
+                  <w:rFonts w:ascii="Cambria Math" w:eastAsiaTheme="minorEastAsia" w:hAnsi="Cambria Math"/>
+                  <w:lang w:val="ru-RU"/>
+                </w:rPr>
+                <m:t>+</m:t>
+              </m:r>
+              <m:r>
+                <w:rPr>
+                  <w:rFonts w:ascii="Cambria Math" w:eastAsiaTheme="minorEastAsia" w:hAnsi="Cambria Math"/>
+                </w:rPr>
+                <m:t>d</m:t>
+              </m:r>
+              <m:r>
+                <w:rPr>
+                  <w:rFonts w:ascii="Cambria Math" w:eastAsiaTheme="minorEastAsia" w:hAnsi="Cambria Math"/>
+                  <w:lang w:val="ru-RU"/>
+                </w:rPr>
+                <m:t xml:space="preserve">, </m:t>
+              </m:r>
+              <m:r>
+                <w:rPr>
+                  <w:rFonts w:ascii="Cambria Math" w:eastAsiaTheme="minorEastAsia" w:hAnsi="Cambria Math"/>
+                </w:rPr>
+                <m:t>y</m:t>
+              </m:r>
+              <m:r>
+                <w:rPr>
+                  <w:rFonts w:ascii="Cambria Math" w:eastAsiaTheme="minorEastAsia" w:hAnsi="Cambria Math"/>
+                  <w:lang w:val="ru-RU"/>
+                </w:rPr>
+                <m:t>+</m:t>
+              </m:r>
+              <m:r>
+                <w:rPr>
+                  <w:rFonts w:ascii="Cambria Math" w:eastAsiaTheme="minorEastAsia" w:hAnsi="Cambria Math"/>
+                </w:rPr>
+                <m:t>e</m:t>
+              </m:r>
+              <m:r>
+                <w:rPr>
+                  <w:rFonts w:ascii="Cambria Math" w:eastAsiaTheme="minorEastAsia" w:hAnsi="Cambria Math"/>
+                  <w:lang w:val="ru-RU"/>
+                </w:rPr>
+                <m:t xml:space="preserve">, </m:t>
+              </m:r>
+              <m:r>
+                <w:rPr>
+                  <w:rFonts w:ascii="Cambria Math" w:eastAsiaTheme="minorEastAsia" w:hAnsi="Cambria Math"/>
+                </w:rPr>
+                <m:t>z</m:t>
+              </m:r>
+              <m:r>
+                <w:rPr>
+                  <w:rFonts w:ascii="Cambria Math" w:eastAsiaTheme="minorEastAsia" w:hAnsi="Cambria Math"/>
+                  <w:lang w:val="ru-RU"/>
+                </w:rPr>
+                <m:t>+</m:t>
+              </m:r>
+              <m:r>
+                <w:rPr>
+                  <w:rFonts w:ascii="Cambria Math" w:eastAsiaTheme="minorEastAsia" w:hAnsi="Cambria Math"/>
+                </w:rPr>
+                <m:t>f</m:t>
+              </m:r>
+              <m:r>
+                <w:rPr>
+                  <w:rFonts w:ascii="Cambria Math" w:eastAsiaTheme="minorEastAsia" w:hAnsi="Cambria Math"/>
+                  <w:lang w:val="ru-RU"/>
+                </w:rPr>
+                <m:t xml:space="preserve">, </m:t>
+              </m:r>
+              <m:r>
+                <w:rPr>
+                  <w:rFonts w:ascii="Cambria Math" w:eastAsiaTheme="minorEastAsia" w:hAnsi="Cambria Math"/>
+                  <w:lang w:val="ru-RU"/>
+                </w:rPr>
+                <m:t>0</m:t>
+              </m:r>
+            </m:e>
+          </m:d>
+        </m:oMath>
+      </m:oMathPara>
+    </w:p>
+    <w:p>
+      <w:pPr>
+        <w:pStyle w:val="ListParagraph"/>
+        <w:numPr>
+          <w:ilvl w:val="0"/>
+          <w:numId w:val="2"/>
+        </w:numPr>
+        <w:rPr>
+          <w:rFonts w:eastAsiaTheme="minorEastAsia"/>
+          <w:iCs/>
+          <w:lang w:val="ru-RU"/>
+        </w:rPr>
+      </w:pPr>
+      <w:r>
+        <w:rPr>
+          <w:rFonts w:eastAsiaTheme="minorEastAsia"/>
+          <w:lang w:val="ru-RU"/>
+        </w:rPr>
+        <w:t>Имеет смысл масштабирование вектора</w:t>
+      </w:r>
+      <w:r>
+        <w:rPr>
+          <w:rFonts w:eastAsiaTheme="minorEastAsia"/>
+          <w:lang w:val="ru-RU"/>
+        </w:rPr>
+        <w:br/>
+      </w:r>
+      <m:oMathPara>
+        <m:oMath>
+          <m:r>
+            <w:rPr>
+              <w:rFonts w:ascii="Cambria Math" w:eastAsiaTheme="minorEastAsia" w:hAnsi="Cambria Math"/>
+            </w:rPr>
+            <m:t>a</m:t>
+          </m:r>
+          <m:r>
+            <w:rPr>
+              <w:rFonts w:ascii="Cambria Math" w:eastAsiaTheme="minorEastAsia" w:hAnsi="Cambria Math"/>
+              <w:lang w:val="ru-RU"/>
+            </w:rPr>
+            <m:t>(</m:t>
+          </m:r>
+          <m:r>
+            <w:rPr>
+              <w:rFonts w:ascii="Cambria Math" w:eastAsiaTheme="minorEastAsia" w:hAnsi="Cambria Math"/>
+            </w:rPr>
+            <m:t>x</m:t>
+          </m:r>
+          <m:r>
+            <w:rPr>
+              <w:rFonts w:ascii="Cambria Math" w:eastAsiaTheme="minorEastAsia" w:hAnsi="Cambria Math"/>
+              <w:lang w:val="ru-RU"/>
+            </w:rPr>
+            <m:t>,</m:t>
+          </m:r>
+          <m:r>
+            <w:rPr>
+              <w:rFonts w:ascii="Cambria Math" w:eastAsiaTheme="minorEastAsia" w:hAnsi="Cambria Math"/>
+            </w:rPr>
+            <m:t>y</m:t>
+          </m:r>
+          <m:r>
+            <w:rPr>
+              <w:rFonts w:ascii="Cambria Math" w:eastAsiaTheme="minorEastAsia" w:hAnsi="Cambria Math"/>
+              <w:lang w:val="ru-RU"/>
+            </w:rPr>
+            <m:t>,</m:t>
+          </m:r>
+          <m:r>
+            <w:rPr>
+              <w:rFonts w:ascii="Cambria Math" w:eastAsiaTheme="minorEastAsia" w:hAnsi="Cambria Math"/>
+            </w:rPr>
+            <m:t>z</m:t>
+          </m:r>
+          <m:r>
+            <w:rPr>
+              <w:rFonts w:ascii="Cambria Math" w:eastAsiaTheme="minorEastAsia" w:hAnsi="Cambria Math"/>
+              <w:lang w:val="ru-RU"/>
+            </w:rPr>
+            <m:t>,0)=(</m:t>
+          </m:r>
+          <m:r>
+            <w:rPr>
+              <w:rFonts w:ascii="Cambria Math" w:eastAsiaTheme="minorEastAsia" w:hAnsi="Cambria Math"/>
+            </w:rPr>
+            <m:t>ax</m:t>
+          </m:r>
+          <m:r>
+            <w:rPr>
+              <w:rFonts w:ascii="Cambria Math" w:eastAsiaTheme="minorEastAsia" w:hAnsi="Cambria Math"/>
+              <w:lang w:val="ru-RU"/>
+            </w:rPr>
+            <m:t>,</m:t>
+          </m:r>
+          <m:r>
+            <w:rPr>
+              <w:rFonts w:ascii="Cambria Math" w:eastAsiaTheme="minorEastAsia" w:hAnsi="Cambria Math"/>
+            </w:rPr>
+            <m:t>ay</m:t>
+          </m:r>
+          <m:r>
+            <w:rPr>
+              <w:rFonts w:ascii="Cambria Math" w:eastAsiaTheme="minorEastAsia" w:hAnsi="Cambria Math"/>
+              <w:lang w:val="ru-RU"/>
+            </w:rPr>
+            <m:t>,</m:t>
+          </m:r>
+          <m:r>
+            <w:rPr>
+              <w:rFonts w:ascii="Cambria Math" w:eastAsiaTheme="minorEastAsia" w:hAnsi="Cambria Math"/>
+            </w:rPr>
+            <m:t>az</m:t>
+          </m:r>
+          <m:r>
+            <w:rPr>
+              <w:rFonts w:ascii="Cambria Math" w:eastAsiaTheme="minorEastAsia" w:hAnsi="Cambria Math"/>
+              <w:lang w:val="ru-RU"/>
+            </w:rPr>
+            <m:t>,0)</m:t>
+          </m:r>
+        </m:oMath>
+      </m:oMathPara>
+    </w:p>
+    <w:p>
+      <w:pPr>
+        <w:pStyle w:val="ListParagraph"/>
+        <w:numPr>
+          <w:ilvl w:val="0"/>
+          <w:numId w:val="2"/>
+        </w:numPr>
+        <w:rPr>
+          <w:rFonts w:eastAsiaTheme="minorEastAsia"/>
+          <w:iCs/>
+          <w:lang w:val="ru-RU"/>
+        </w:rPr>
+      </w:pPr>
+      <w:r>
+        <w:rPr>
+          <w:rFonts w:eastAsiaTheme="minorEastAsia"/>
+          <w:iCs/>
+          <w:lang w:val="ru-RU"/>
+        </w:rPr>
+        <w:t>Имеет смысл сознание любой линейно комбинации векторов.</w:t>
+      </w:r>
+    </w:p>
+    <w:p>
+      <w:pPr>
+        <w:pStyle w:val="Heading3"/>
+        <w:rPr>
+          <w:lang w:val="ru-RU"/>
+        </w:rPr>
+      </w:pPr>
+      <w:r>
+        <w:rPr>
+          <w:lang w:val="ru-RU"/>
+        </w:rPr>
+        <w:t>Унифицированная запись аффинных преобразований</w:t>
+      </w:r>
+      <w:bookmarkEnd w:id="7"/>
+    </w:p>
+    <w:p>
+      <w:pPr>
+        <w:rPr>
+          <w:rFonts w:eastAsiaTheme="minorEastAsia"/>
+          <w:lang w:val="ru-RU"/>
+        </w:rPr>
+      </w:pPr>
+      <w:r>
+        <w:rPr>
+          <w:lang w:val="ru-RU"/>
+        </w:rPr>
+        <w:t xml:space="preserve">Аффинное преобразование на плоскости для точки </w:t>
+      </w:r>
+      <m:oMath>
+        <m:r>
+          <w:rPr>
+            <w:rFonts w:ascii="Cambria Math" w:hAnsi="Cambria Math"/>
+            <w:lang w:val="ru-RU"/>
+          </w:rPr>
+          <m:t>(</m:t>
+        </m:r>
+        <m:r>
+          <w:rPr>
+            <w:rFonts w:ascii="Cambria Math" w:hAnsi="Cambria Math"/>
+          </w:rPr>
+          <m:t>x</m:t>
+        </m:r>
+        <m:r>
+          <w:rPr>
+            <w:rFonts w:ascii="Cambria Math" w:hAnsi="Cambria Math"/>
+            <w:lang w:val="ru-RU"/>
+          </w:rPr>
+          <m:t>,</m:t>
+        </m:r>
+        <m:r>
+          <w:rPr>
+            <w:rFonts w:ascii="Cambria Math" w:hAnsi="Cambria Math"/>
+          </w:rPr>
+          <m:t>y</m:t>
+        </m:r>
+        <m:r>
+          <w:rPr>
+            <w:rFonts w:ascii="Cambria Math" w:hAnsi="Cambria Math"/>
+            <w:lang w:val="ru-RU"/>
+          </w:rPr>
+          <m:t>)</m:t>
+        </m:r>
+      </m:oMath>
+      <w:r>
+        <w:rPr>
+          <w:rFonts w:eastAsiaTheme="minorEastAsia"/>
+          <w:lang w:val="ru-RU"/>
+        </w:rPr>
+        <w:t xml:space="preserve"> записывается следующим образом:</w:t>
+      </w:r>
+    </w:p>
+    <w:p>
+      <w:pPr>
+        <w:rPr>
+          <w:rFonts w:eastAsiaTheme="minorEastAsia"/>
+        </w:rPr>
+      </w:pPr>
+      <m:oMathPara>
+        <m:oMath>
+          <m:sSup>
+            <m:sSupPr>
+              <m:ctrlPr>
+                <w:rPr>
+                  <w:rFonts w:ascii="Cambria Math" w:eastAsiaTheme="minorEastAsia" w:hAnsi="Cambria Math"/>
+                  <w:i/>
+                  <w:lang w:val="ru-RU"/>
+                </w:rPr>
+              </m:ctrlPr>
+            </m:sSupPr>
+            <m:e>
+              <m:r>
+                <w:rPr>
+                  <w:rFonts w:ascii="Cambria Math" w:eastAsiaTheme="minorEastAsia" w:hAnsi="Cambria Math"/>
+                </w:rPr>
+                <m:t>x</m:t>
+              </m:r>
+              <m:ctrlPr>
+                <w:rPr>
+                  <w:rFonts w:ascii="Cambria Math" w:eastAsiaTheme="minorEastAsia" w:hAnsi="Cambria Math"/>
+                  <w:i/>
+                </w:rPr>
+              </m:ctrlPr>
+            </m:e>
+            <m:sup>
+              <m:r>
+                <w:rPr>
+                  <w:rFonts w:ascii="Cambria Math" w:eastAsiaTheme="minorEastAsia" w:hAnsi="Cambria Math"/>
+                  <w:lang w:val="ru-RU"/>
+                </w:rPr>
+                <m:t>'</m:t>
+              </m:r>
+            </m:sup>
+          </m:sSup>
+          <m:r>
+            <w:rPr>
+              <w:rFonts w:ascii="Cambria Math" w:eastAsiaTheme="minorEastAsia" w:hAnsi="Cambria Math"/>
+              <w:lang w:val="ru-RU"/>
+            </w:rPr>
+            <m:t>=</m:t>
+          </m:r>
+          <m:r>
+            <w:rPr>
+              <w:rFonts w:ascii="Cambria Math" w:eastAsiaTheme="minorEastAsia" w:hAnsi="Cambria Math"/>
+              <w:lang w:val="ru-RU"/>
+            </w:rPr>
+            <m:t>α</m:t>
+          </m:r>
+          <m:r>
+            <w:rPr>
+              <w:rFonts w:ascii="Cambria Math" w:eastAsiaTheme="minorEastAsia" w:hAnsi="Cambria Math"/>
+            </w:rPr>
+            <m:t>x</m:t>
+          </m:r>
+          <m:r>
+            <w:rPr>
+              <w:rFonts w:ascii="Cambria Math" w:eastAsiaTheme="minorEastAsia" w:hAnsi="Cambria Math"/>
+              <w:lang w:val="ru-RU"/>
+            </w:rPr>
+            <m:t>+</m:t>
+          </m:r>
+          <m:r>
+            <w:rPr>
+              <w:rFonts w:ascii="Cambria Math" w:eastAsiaTheme="minorEastAsia" w:hAnsi="Cambria Math"/>
+              <w:lang w:val="ru-RU"/>
+            </w:rPr>
+            <m:t>β</m:t>
+          </m:r>
+          <m:r>
+            <w:rPr>
+              <w:rFonts w:ascii="Cambria Math" w:eastAsiaTheme="minorEastAsia" w:hAnsi="Cambria Math"/>
+            </w:rPr>
+            <m:t>y+</m:t>
+          </m:r>
+          <m:r>
+            <w:rPr>
+              <w:rFonts w:ascii="Cambria Math" w:eastAsiaTheme="minorEastAsia" w:hAnsi="Cambria Math"/>
+            </w:rPr>
+            <m:t>λ</m:t>
+          </m:r>
+        </m:oMath>
+      </m:oMathPara>
+    </w:p>
+    <w:p>
+      <w:pPr>
+        <w:rPr>
+          <w:rFonts w:eastAsiaTheme="minorEastAsia"/>
+        </w:rPr>
+      </w:pPr>
+      <m:oMathPara>
+        <m:oMath>
+          <m:r>
+            <w:rPr>
+              <w:rFonts w:ascii="Cambria Math" w:eastAsiaTheme="minorEastAsia" w:hAnsi="Cambria Math"/>
+            </w:rPr>
+            <m:t>y'=</m:t>
+          </m:r>
+          <m:r>
+            <w:rPr>
+              <w:rFonts w:ascii="Cambria Math" w:eastAsiaTheme="minorEastAsia" w:hAnsi="Cambria Math"/>
+            </w:rPr>
+            <m:t>γ</m:t>
+          </m:r>
+          <m:r>
+            <w:rPr>
+              <w:rFonts w:ascii="Cambria Math" w:eastAsiaTheme="minorEastAsia" w:hAnsi="Cambria Math"/>
+            </w:rPr>
+            <m:t>x+</m:t>
+          </m:r>
+          <m:r>
+            <w:rPr>
+              <w:rFonts w:ascii="Cambria Math" w:eastAsiaTheme="minorEastAsia" w:hAnsi="Cambria Math"/>
+            </w:rPr>
+            <m:t>δ</m:t>
+          </m:r>
+          <m:r>
+            <w:rPr>
+              <w:rFonts w:ascii="Cambria Math" w:eastAsiaTheme="minorEastAsia" w:hAnsi="Cambria Math"/>
+            </w:rPr>
+            <m:t>y+</m:t>
+          </m:r>
+          <m:r>
+            <w:rPr>
+              <w:rFonts w:ascii="Cambria Math" w:eastAsiaTheme="minorEastAsia" w:hAnsi="Cambria Math"/>
+            </w:rPr>
+            <m:t>μ</m:t>
+          </m:r>
+        </m:oMath>
+      </m:oMathPara>
+    </w:p>
+    <w:p>
+      <w:pPr>
+        <w:rPr>
+          <w:rFonts w:eastAsiaTheme="minorEastAsia"/>
+          <w:lang w:val="ru-RU"/>
+        </w:rPr>
+      </w:pPr>
+      <w:r>
+        <w:rPr>
+          <w:rFonts w:eastAsiaTheme="minorEastAsia"/>
+          <w:lang w:val="ru-RU"/>
+        </w:rPr>
+        <w:t xml:space="preserve">Известно, что любой подобное преобразование можно представить, как суперпозицию простейших преобразований: </w:t>
+      </w:r>
+      <w:r>
+        <w:rPr>
+          <w:rFonts w:eastAsiaTheme="minorEastAsia"/>
+          <w:i/>
+          <w:iCs/>
+          <w:lang w:val="ru-RU"/>
+        </w:rPr>
+        <w:t>поворота</w:t>
+      </w:r>
+      <w:r>
+        <w:rPr>
+          <w:rFonts w:eastAsiaTheme="minorEastAsia"/>
+          <w:lang w:val="ru-RU"/>
+        </w:rPr>
+        <w:t xml:space="preserve">, </w:t>
+      </w:r>
+      <w:r>
+        <w:rPr>
+          <w:rFonts w:eastAsiaTheme="minorEastAsia"/>
+          <w:i/>
+          <w:iCs/>
+          <w:lang w:val="ru-RU"/>
+        </w:rPr>
+        <w:t>масштабирования</w:t>
+      </w:r>
+      <w:r>
+        <w:rPr>
+          <w:rFonts w:eastAsiaTheme="minorEastAsia"/>
+          <w:lang w:val="ru-RU"/>
+        </w:rPr>
+        <w:t xml:space="preserve">, </w:t>
+      </w:r>
+      <w:r>
+        <w:rPr>
+          <w:rFonts w:eastAsiaTheme="minorEastAsia"/>
+          <w:i/>
+          <w:iCs/>
+          <w:lang w:val="ru-RU"/>
+        </w:rPr>
+        <w:t>отражения</w:t>
+      </w:r>
+      <w:r>
+        <w:rPr>
+          <w:rFonts w:eastAsiaTheme="minorEastAsia"/>
+          <w:lang w:val="ru-RU"/>
+        </w:rPr>
+        <w:t xml:space="preserve"> и </w:t>
+      </w:r>
+      <w:r>
+        <w:rPr>
+          <w:rFonts w:eastAsiaTheme="minorEastAsia"/>
+          <w:i/>
+          <w:iCs/>
+          <w:lang w:val="ru-RU"/>
+        </w:rPr>
+        <w:t>переноса</w:t>
+      </w:r>
+      <w:r>
+        <w:rPr>
+          <w:rFonts w:eastAsiaTheme="minorEastAsia"/>
+          <w:lang w:val="ru-RU"/>
+        </w:rPr>
+        <w:t xml:space="preserve">. </w:t>
+      </w:r>
+    </w:p>
+    <w:p>
+      <w:pPr>
+        <w:rPr>
+          <w:rFonts w:eastAsiaTheme="minorEastAsia"/>
+          <w:lang w:val="ru-RU"/>
+        </w:rPr>
+      </w:pPr>
+      <w:r>
+        <w:rPr>
+          <w:rFonts w:eastAsiaTheme="minorEastAsia"/>
+          <w:lang w:val="ru-RU"/>
+        </w:rPr>
+        <w:t xml:space="preserve">В компьютерной графике используется матричная запись этих преобразований. Для первых трёх преобразований матричная форма находится тривиально (см., например, </w:t>
+      </w:r>
+      <w:r>
+        <w:rPr>
+          <w:rFonts w:eastAsiaTheme="minorEastAsia"/>
+          <w:lang w:val="ru-RU"/>
+        </w:rPr>
+        <w:t>[2])</w:t>
+      </w:r>
+      <w:r>
+        <w:rPr>
+          <w:rFonts w:eastAsiaTheme="minorEastAsia"/>
+          <w:lang w:val="ru-RU"/>
+        </w:rPr>
+        <w:t>. А преобразование переноса представить через</w:t>
+      </w:r>
+      <w:r>
+        <w:rPr>
+          <w:rFonts w:eastAsiaTheme="minorEastAsia"/>
+          <w:lang w:val="ru-RU"/>
+        </w:rPr>
+        <w:t xml:space="preserve"> матрицы 2го порядка уже не удаётся. </w:t>
+      </w:r>
+    </w:p>
+    <w:p>
+      <w:pPr>
+        <w:rPr>
+          <w:rFonts w:eastAsiaTheme="minorEastAsia"/>
+          <w:lang w:val="ru-RU"/>
+        </w:rPr>
+      </w:pPr>
+      <w:r>
+        <w:rPr>
+          <w:rFonts w:eastAsiaTheme="minorEastAsia"/>
+          <w:lang w:val="ru-RU"/>
+        </w:rPr>
+        <w:t xml:space="preserve">Для устранения этого недостатка используются однородные координаты, т.е. вместо матриц 2х2 используются матрицы 3х3 и векторы </w:t>
+      </w:r>
+      <m:oMath>
+        <m:r>
+          <w:rPr>
+            <w:rFonts w:ascii="Cambria Math" w:eastAsiaTheme="minorEastAsia" w:hAnsi="Cambria Math"/>
+            <w:lang w:val="ru-RU"/>
+          </w:rPr>
+          <m:t>(</m:t>
+        </m:r>
+        <m:r>
+          <w:rPr>
+            <w:rFonts w:ascii="Cambria Math" w:eastAsiaTheme="minorEastAsia" w:hAnsi="Cambria Math"/>
+          </w:rPr>
+          <m:t>x</m:t>
+        </m:r>
+        <m:r>
+          <w:rPr>
+            <w:rFonts w:ascii="Cambria Math" w:eastAsiaTheme="minorEastAsia" w:hAnsi="Cambria Math"/>
+            <w:lang w:val="ru-RU"/>
+          </w:rPr>
+          <m:t>,</m:t>
+        </m:r>
+        <m:r>
+          <w:rPr>
+            <w:rFonts w:ascii="Cambria Math" w:eastAsiaTheme="minorEastAsia" w:hAnsi="Cambria Math"/>
+          </w:rPr>
+          <m:t>y</m:t>
+        </m:r>
+        <m:r>
+          <w:rPr>
+            <w:rFonts w:ascii="Cambria Math" w:eastAsiaTheme="minorEastAsia" w:hAnsi="Cambria Math"/>
+            <w:lang w:val="ru-RU"/>
+          </w:rPr>
+          <m:t>,</m:t>
+        </m:r>
+        <m:r>
+          <w:rPr>
+            <w:rFonts w:ascii="Cambria Math" w:eastAsiaTheme="minorEastAsia" w:hAnsi="Cambria Math"/>
+          </w:rPr>
+          <m:t>z</m:t>
+        </m:r>
+        <m:r>
+          <w:rPr>
+            <w:rFonts w:ascii="Cambria Math" w:eastAsiaTheme="minorEastAsia" w:hAnsi="Cambria Math"/>
+            <w:lang w:val="ru-RU"/>
+          </w:rPr>
+          <m:t>,1)</m:t>
+        </m:r>
+      </m:oMath>
+      <w:r>
+        <w:rPr>
+          <w:rFonts w:eastAsiaTheme="minorEastAsia"/>
+          <w:lang w:val="ru-RU"/>
+        </w:rPr>
+        <w:t>. Для преобразования переноса строится следующая матрица:</w:t>
+      </w:r>
+    </w:p>
+    <w:p>
+      <w:pPr>
+        <w:jc w:val="center"/>
+        <w:rPr>
+          <w:rFonts w:eastAsiaTheme="minorEastAsia"/>
+          <w:lang w:val="ru-RU"/>
+        </w:rPr>
+      </w:pPr>
+      <m:oMath>
+        <m:sSub>
+          <m:sSubPr>
+            <m:ctrlPr>
+              <w:rPr>
+                <w:rFonts w:ascii="Cambria Math" w:eastAsiaTheme="minorEastAsia" w:hAnsi="Cambria Math"/>
+                <w:i/>
+              </w:rPr>
+            </m:ctrlPr>
+          </m:sSubPr>
+          <m:e>
+            <m:r>
+              <w:rPr>
+                <w:rFonts w:ascii="Cambria Math" w:eastAsiaTheme="minorEastAsia" w:hAnsi="Cambria Math"/>
+              </w:rPr>
+              <m:t>T</m:t>
+            </m:r>
+          </m:e>
+          <m:sub>
+            <m:r>
+              <w:rPr>
+                <w:rFonts w:ascii="Cambria Math" w:eastAsiaTheme="minorEastAsia" w:hAnsi="Cambria Math"/>
+              </w:rPr>
+              <m:t>λμ</m:t>
+            </m:r>
+          </m:sub>
+        </m:sSub>
+        <m:r>
+          <w:rPr>
+            <w:rFonts w:ascii="Cambria Math" w:eastAsiaTheme="minorEastAsia" w:hAnsi="Cambria Math"/>
+            <w:lang w:val="ru-RU"/>
+          </w:rPr>
+          <m:t>=</m:t>
+        </m:r>
+        <m:d>
+          <m:dPr>
+            <m:ctrlPr>
+              <w:rPr>
+                <w:rFonts w:ascii="Cambria Math" w:eastAsiaTheme="minorEastAsia" w:hAnsi="Cambria Math"/>
+                <w:i/>
+              </w:rPr>
+            </m:ctrlPr>
+          </m:dPr>
+          <m:e>
+            <m:m>
+              <m:mPr>
+                <m:mcs>
+                  <m:mc>
+                    <m:mcPr>
+                      <m:count m:val="3"/>
+                      <m:mcJc m:val="center"/>
+                    </m:mcPr>
+                  </m:mc>
+                </m:mcs>
+                <m:ctrlPr>
+                  <w:rPr>
+                    <w:rFonts w:ascii="Cambria Math" w:eastAsiaTheme="minorEastAsia" w:hAnsi="Cambria Math"/>
+                    <w:i/>
+                  </w:rPr>
+                </m:ctrlPr>
+              </m:mPr>
+              <m:mr>
+                <m:e>
+                  <m:r>
+                    <w:rPr>
+                      <w:rFonts w:ascii="Cambria Math" w:eastAsiaTheme="minorEastAsia" w:hAnsi="Cambria Math"/>
+                      <w:lang w:val="ru-RU"/>
+                    </w:rPr>
+                    <m:t>1</m:t>
+                  </m:r>
+                </m:e>
+                <m:e>
+                  <m:r>
+                    <w:rPr>
+                      <w:rFonts w:ascii="Cambria Math" w:eastAsiaTheme="minorEastAsia" w:hAnsi="Cambria Math"/>
+                      <w:lang w:val="ru-RU"/>
+                    </w:rPr>
+                    <m:t>0</m:t>
+                  </m:r>
+                </m:e>
+                <m:e>
+                  <m:r>
+                    <w:rPr>
+                      <w:rFonts w:ascii="Cambria Math" w:eastAsiaTheme="minorEastAsia" w:hAnsi="Cambria Math"/>
+                    </w:rPr>
+                    <m:t>λ</m:t>
+                  </m:r>
+                </m:e>
+              </m:mr>
+              <m:mr>
+                <m:e>
+                  <m:r>
+                    <w:rPr>
+                      <w:rFonts w:ascii="Cambria Math" w:eastAsiaTheme="minorEastAsia" w:hAnsi="Cambria Math"/>
+                      <w:lang w:val="ru-RU"/>
+                    </w:rPr>
+                    <m:t>0</m:t>
+                  </m:r>
+                </m:e>
+                <m:e>
+                  <m:r>
+                    <w:rPr>
+                      <w:rFonts w:ascii="Cambria Math" w:eastAsiaTheme="minorEastAsia" w:hAnsi="Cambria Math"/>
+                      <w:lang w:val="ru-RU"/>
+                    </w:rPr>
+                    <m:t>1</m:t>
+                  </m:r>
+                </m:e>
+                <m:e>
+                  <m:r>
+                    <w:rPr>
+                      <w:rFonts w:ascii="Cambria Math" w:eastAsiaTheme="minorEastAsia" w:hAnsi="Cambria Math"/>
+                    </w:rPr>
+                    <m:t>μ</m:t>
+                  </m:r>
+                </m:e>
+              </m:mr>
+              <m:mr>
+                <m:e>
+                  <m:r>
+                    <w:rPr>
+                      <w:rFonts w:ascii="Cambria Math" w:eastAsiaTheme="minorEastAsia" w:hAnsi="Cambria Math"/>
+                      <w:lang w:val="ru-RU"/>
+                    </w:rPr>
+                    <m:t>0</m:t>
+                  </m:r>
+                </m:e>
+                <m:e>
+                  <m:r>
+                    <w:rPr>
+                      <w:rFonts w:ascii="Cambria Math" w:eastAsiaTheme="minorEastAsia" w:hAnsi="Cambria Math"/>
+                      <w:lang w:val="ru-RU"/>
+                    </w:rPr>
+                    <m:t>0</m:t>
+                  </m:r>
+                </m:e>
+                <m:e>
+                  <m:r>
+                    <w:rPr>
+                      <w:rFonts w:ascii="Cambria Math" w:eastAsiaTheme="minorEastAsia" w:hAnsi="Cambria Math"/>
+                      <w:lang w:val="ru-RU"/>
+                    </w:rPr>
+                    <m:t>1</m:t>
+                  </m:r>
+                </m:e>
+              </m:mr>
+            </m:m>
+          </m:e>
+        </m:d>
+      </m:oMath>
+      <w:r>
+        <w:rPr>
+          <w:rFonts w:eastAsiaTheme="minorEastAsia"/>
+          <w:lang w:val="ru-RU"/>
+        </w:rPr>
+        <w:t>,</w:t>
+      </w:r>
+    </w:p>
+    <w:p>
+      <w:pPr>
+        <w:rPr>
+          <w:rFonts w:eastAsiaTheme="minorEastAsia"/>
+          <w:lang w:val="ru-RU"/>
+        </w:rPr>
+      </w:pPr>
+      <w:r>
+        <w:rPr>
+          <w:rFonts w:eastAsiaTheme="minorEastAsia"/>
+          <w:lang w:val="ru-RU"/>
+        </w:rPr>
+        <w:t xml:space="preserve">следовательно перенос точки </w:t>
+      </w:r>
+      <m:oMath>
+        <m:r>
+          <w:rPr>
+            <w:rFonts w:ascii="Cambria Math" w:eastAsiaTheme="minorEastAsia" w:hAnsi="Cambria Math"/>
+          </w:rPr>
+          <m:t>v</m:t>
+        </m:r>
+        <m:r>
+          <w:rPr>
+            <w:rFonts w:ascii="Cambria Math" w:eastAsiaTheme="minorEastAsia" w:hAnsi="Cambria Math"/>
+            <w:lang w:val="ru-RU"/>
+          </w:rPr>
+          <m:t>=(</m:t>
+        </m:r>
+        <m:r>
+          <w:rPr>
+            <w:rFonts w:ascii="Cambria Math" w:eastAsiaTheme="minorEastAsia" w:hAnsi="Cambria Math"/>
+          </w:rPr>
+          <m:t>x</m:t>
+        </m:r>
+        <m:r>
+          <w:rPr>
+            <w:rFonts w:ascii="Cambria Math" w:eastAsiaTheme="minorEastAsia" w:hAnsi="Cambria Math"/>
+            <w:lang w:val="ru-RU"/>
+          </w:rPr>
+          <m:t>,</m:t>
+        </m:r>
+        <m:r>
+          <w:rPr>
+            <w:rFonts w:ascii="Cambria Math" w:eastAsiaTheme="minorEastAsia" w:hAnsi="Cambria Math"/>
+          </w:rPr>
+          <m:t>y</m:t>
+        </m:r>
+        <m:r>
+          <w:rPr>
+            <w:rFonts w:ascii="Cambria Math" w:eastAsiaTheme="minorEastAsia" w:hAnsi="Cambria Math"/>
+            <w:lang w:val="ru-RU"/>
+          </w:rPr>
+          <m:t>,1)</m:t>
+        </m:r>
+      </m:oMath>
+      <w:r>
+        <w:rPr>
+          <w:rFonts w:eastAsiaTheme="minorEastAsia"/>
+          <w:lang w:val="ru-RU"/>
+        </w:rPr>
+        <w:t xml:space="preserve"> </w:t>
+      </w:r>
+      <w:r>
+        <w:rPr>
+          <w:rFonts w:eastAsiaTheme="minorEastAsia"/>
+          <w:lang w:val="ru-RU"/>
+        </w:rPr>
+        <w:t xml:space="preserve">на вектор </w:t>
+      </w:r>
+      <m:oMath>
+        <m:r>
+          <w:rPr>
+            <w:rFonts w:ascii="Cambria Math" w:eastAsiaTheme="minorEastAsia" w:hAnsi="Cambria Math"/>
+          </w:rPr>
+          <m:t>t</m:t>
+        </m:r>
+        <m:r>
+          <w:rPr>
+            <w:rFonts w:ascii="Cambria Math" w:eastAsiaTheme="minorEastAsia" w:hAnsi="Cambria Math"/>
+            <w:lang w:val="ru-RU"/>
+          </w:rPr>
+          <m:t>=(</m:t>
+        </m:r>
+        <m:r>
+          <w:rPr>
+            <w:rFonts w:ascii="Cambria Math" w:eastAsiaTheme="minorEastAsia" w:hAnsi="Cambria Math"/>
+          </w:rPr>
+          <m:t>λ</m:t>
+        </m:r>
+        <m:r>
+          <w:rPr>
+            <w:rFonts w:ascii="Cambria Math" w:eastAsiaTheme="minorEastAsia" w:hAnsi="Cambria Math"/>
+            <w:lang w:val="ru-RU"/>
+          </w:rPr>
+          <m:t>,</m:t>
+        </m:r>
+        <m:r>
+          <w:rPr>
+            <w:rFonts w:ascii="Cambria Math" w:eastAsiaTheme="minorEastAsia" w:hAnsi="Cambria Math"/>
+          </w:rPr>
+          <m:t>μ</m:t>
+        </m:r>
+        <m:r>
+          <w:rPr>
+            <w:rFonts w:ascii="Cambria Math" w:eastAsiaTheme="minorEastAsia" w:hAnsi="Cambria Math"/>
+            <w:lang w:val="ru-RU"/>
+          </w:rPr>
+          <m:t>)</m:t>
+        </m:r>
+      </m:oMath>
+      <w:r>
+        <w:rPr>
+          <w:rFonts w:eastAsiaTheme="minorEastAsia"/>
+          <w:lang w:val="ru-RU"/>
+        </w:rPr>
+        <w:t xml:space="preserve"> </w:t>
+      </w:r>
+      <w:r>
+        <w:rPr>
+          <w:rFonts w:eastAsiaTheme="minorEastAsia"/>
+          <w:lang w:val="ru-RU"/>
+        </w:rPr>
+        <w:t>вычисляется следующим образом:</w:t>
+      </w:r>
+    </w:p>
+    <w:p>
+      <w:pPr>
+        <w:jc w:val="center"/>
+        <w:rPr>
+          <w:rFonts w:eastAsiaTheme="minorEastAsia"/>
+          <w:lang w:val="ru-RU"/>
+        </w:rPr>
+      </w:pPr>
+      <m:oMath>
+        <m:sSub>
+          <m:sSubPr>
+            <m:ctrlPr>
+              <w:rPr>
+                <w:rFonts w:ascii="Cambria Math" w:eastAsiaTheme="minorEastAsia" w:hAnsi="Cambria Math"/>
+                <w:i/>
+              </w:rPr>
+            </m:ctrlPr>
+          </m:sSubPr>
+          <m:e>
+            <m:r>
+              <w:rPr>
+                <w:rFonts w:ascii="Cambria Math" w:eastAsiaTheme="minorEastAsia" w:hAnsi="Cambria Math"/>
+              </w:rPr>
+              <m:t>T</m:t>
+            </m:r>
+          </m:e>
+          <m:sub>
+            <m:r>
+              <w:rPr>
+                <w:rFonts w:ascii="Cambria Math" w:eastAsiaTheme="minorEastAsia" w:hAnsi="Cambria Math"/>
+              </w:rPr>
+              <m:t>λμ</m:t>
+            </m:r>
+          </m:sub>
+        </m:sSub>
+        <m:r>
+          <w:rPr>
+            <w:rFonts w:ascii="Cambria Math" w:eastAsiaTheme="minorEastAsia" w:hAnsi="Cambria Math"/>
+            <w:lang w:val="ru-RU"/>
+          </w:rPr>
+          <m:t xml:space="preserve"> </m:t>
+        </m:r>
+        <m:r>
+          <w:rPr>
+            <w:rFonts w:ascii="Cambria Math" w:eastAsiaTheme="minorEastAsia" w:hAnsi="Cambria Math"/>
+          </w:rPr>
+          <m:t>v</m:t>
+        </m:r>
+        <m:r>
+          <w:rPr>
+            <w:rFonts w:ascii="Cambria Math" w:eastAsiaTheme="minorEastAsia" w:hAnsi="Cambria Math"/>
+            <w:lang w:val="ru-RU"/>
+          </w:rPr>
+          <m:t>=</m:t>
+        </m:r>
+        <m:d>
+          <m:dPr>
+            <m:ctrlPr>
+              <w:rPr>
+                <w:rFonts w:ascii="Cambria Math" w:eastAsiaTheme="minorEastAsia" w:hAnsi="Cambria Math"/>
+                <w:i/>
+              </w:rPr>
+            </m:ctrlPr>
+          </m:dPr>
+          <m:e>
+            <m:m>
+              <m:mPr>
+                <m:mcs>
+                  <m:mc>
+                    <m:mcPr>
+                      <m:count m:val="3"/>
+                      <m:mcJc m:val="center"/>
+                    </m:mcPr>
+                  </m:mc>
+                </m:mcs>
+                <m:ctrlPr>
+                  <w:rPr>
+                    <w:rFonts w:ascii="Cambria Math" w:eastAsiaTheme="minorEastAsia" w:hAnsi="Cambria Math"/>
+                    <w:i/>
+                  </w:rPr>
+                </m:ctrlPr>
+              </m:mPr>
+              <m:mr>
+                <m:e>
+                  <m:r>
+                    <w:rPr>
+                      <w:rFonts w:ascii="Cambria Math" w:eastAsiaTheme="minorEastAsia" w:hAnsi="Cambria Math"/>
+                      <w:lang w:val="ru-RU"/>
+                    </w:rPr>
+                    <m:t>1</m:t>
+                  </m:r>
+                </m:e>
+                <m:e>
+                  <m:r>
+                    <w:rPr>
+                      <w:rFonts w:ascii="Cambria Math" w:eastAsiaTheme="minorEastAsia" w:hAnsi="Cambria Math"/>
+                      <w:lang w:val="ru-RU"/>
+                    </w:rPr>
+                    <m:t>0</m:t>
+                  </m:r>
+                </m:e>
+                <m:e>
+                  <m:r>
+                    <w:rPr>
+                      <w:rFonts w:ascii="Cambria Math" w:eastAsiaTheme="minorEastAsia" w:hAnsi="Cambria Math"/>
+                    </w:rPr>
+                    <m:t>λ</m:t>
+                  </m:r>
+                </m:e>
+              </m:mr>
+              <m:mr>
+                <m:e>
+                  <m:r>
+                    <w:rPr>
+                      <w:rFonts w:ascii="Cambria Math" w:eastAsiaTheme="minorEastAsia" w:hAnsi="Cambria Math"/>
+                      <w:lang w:val="ru-RU"/>
+                    </w:rPr>
+                    <m:t>0</m:t>
+                  </m:r>
+                </m:e>
+                <m:e>
+                  <m:r>
+                    <w:rPr>
+                      <w:rFonts w:ascii="Cambria Math" w:eastAsiaTheme="minorEastAsia" w:hAnsi="Cambria Math"/>
+                      <w:lang w:val="ru-RU"/>
+                    </w:rPr>
+                    <m:t>1</m:t>
+                  </m:r>
+                </m:e>
+                <m:e>
+                  <m:r>
+                    <w:rPr>
+                      <w:rFonts w:ascii="Cambria Math" w:eastAsiaTheme="minorEastAsia" w:hAnsi="Cambria Math"/>
+                    </w:rPr>
+                    <m:t>μ</m:t>
+                  </m:r>
+                </m:e>
+              </m:mr>
+              <m:mr>
+                <m:e>
+                  <m:r>
+                    <w:rPr>
+                      <w:rFonts w:ascii="Cambria Math" w:eastAsiaTheme="minorEastAsia" w:hAnsi="Cambria Math"/>
+                      <w:lang w:val="ru-RU"/>
+                    </w:rPr>
+                    <m:t>0</m:t>
+                  </m:r>
+                </m:e>
+                <m:e>
+                  <m:r>
+                    <w:rPr>
+                      <w:rFonts w:ascii="Cambria Math" w:eastAsiaTheme="minorEastAsia" w:hAnsi="Cambria Math"/>
+                      <w:lang w:val="ru-RU"/>
+                    </w:rPr>
+                    <m:t>0</m:t>
+                  </m:r>
+                </m:e>
+                <m:e>
+                  <m:r>
+                    <w:rPr>
+                      <w:rFonts w:ascii="Cambria Math" w:eastAsiaTheme="minorEastAsia" w:hAnsi="Cambria Math"/>
+                      <w:lang w:val="ru-RU"/>
+                    </w:rPr>
+                    <m:t>1</m:t>
+                  </m:r>
+                </m:e>
+              </m:mr>
+            </m:m>
+          </m:e>
+        </m:d>
+        <m:d>
+          <m:dPr>
+            <m:ctrlPr>
+              <w:rPr>
+                <w:rFonts w:ascii="Cambria Math" w:eastAsiaTheme="minorEastAsia" w:hAnsi="Cambria Math"/>
+                <w:i/>
+              </w:rPr>
+            </m:ctrlPr>
+          </m:dPr>
+          <m:e>
+            <m:m>
+              <m:mPr>
+                <m:mcs>
+                  <m:mc>
+                    <m:mcPr>
+                      <m:count m:val="1"/>
+                      <m:mcJc m:val="center"/>
+                    </m:mcPr>
+                  </m:mc>
+                </m:mcs>
+                <m:ctrlPr>
+                  <w:rPr>
+                    <w:rFonts w:ascii="Cambria Math" w:eastAsiaTheme="minorEastAsia" w:hAnsi="Cambria Math"/>
+                    <w:i/>
+                  </w:rPr>
+                </m:ctrlPr>
+              </m:mPr>
+              <m:mr>
+                <m:e>
+                  <m:r>
+                    <w:rPr>
+                      <w:rFonts w:ascii="Cambria Math" w:eastAsiaTheme="minorEastAsia" w:hAnsi="Cambria Math"/>
+                    </w:rPr>
+                    <m:t>x</m:t>
+                  </m:r>
+                </m:e>
+              </m:mr>
+              <m:mr>
+                <m:e>
+                  <m:r>
+                    <w:rPr>
+                      <w:rFonts w:ascii="Cambria Math" w:eastAsiaTheme="minorEastAsia" w:hAnsi="Cambria Math"/>
+                    </w:rPr>
+                    <m:t>y</m:t>
+                  </m:r>
+                </m:e>
+              </m:mr>
+              <m:mr>
+                <m:e>
+                  <m:r>
+                    <w:rPr>
+                      <w:rFonts w:ascii="Cambria Math" w:eastAsiaTheme="minorEastAsia" w:hAnsi="Cambria Math"/>
+                      <w:lang w:val="ru-RU"/>
+                    </w:rPr>
+                    <m:t>1</m:t>
+                  </m:r>
+                </m:e>
+              </m:mr>
+            </m:m>
+          </m:e>
+        </m:d>
+        <m:r>
+          <w:rPr>
+            <w:rFonts w:ascii="Cambria Math" w:eastAsiaTheme="minorEastAsia" w:hAnsi="Cambria Math"/>
+            <w:lang w:val="ru-RU"/>
+          </w:rPr>
+          <m:t>=</m:t>
+        </m:r>
+        <m:d>
+          <m:dPr>
+            <m:ctrlPr>
+              <w:rPr>
+                <w:rFonts w:ascii="Cambria Math" w:eastAsiaTheme="minorEastAsia" w:hAnsi="Cambria Math"/>
+                <w:i/>
+              </w:rPr>
+            </m:ctrlPr>
+          </m:dPr>
+          <m:e>
+            <m:m>
+              <m:mPr>
+                <m:mcs>
+                  <m:mc>
+                    <m:mcPr>
+                      <m:count m:val="1"/>
+                      <m:mcJc m:val="center"/>
+                    </m:mcPr>
+                  </m:mc>
+                </m:mcs>
+                <m:ctrlPr>
+                  <w:rPr>
+                    <w:rFonts w:ascii="Cambria Math" w:eastAsiaTheme="minorEastAsia" w:hAnsi="Cambria Math"/>
+                    <w:i/>
+                  </w:rPr>
+                </m:ctrlPr>
+              </m:mPr>
+              <m:mr>
+                <m:e>
+                  <m:r>
+                    <w:rPr>
+                      <w:rFonts w:ascii="Cambria Math" w:eastAsiaTheme="minorEastAsia" w:hAnsi="Cambria Math"/>
+                    </w:rPr>
+                    <m:t>x</m:t>
+                  </m:r>
+                  <m:r>
+                    <w:rPr>
+                      <w:rFonts w:ascii="Cambria Math" w:eastAsiaTheme="minorEastAsia" w:hAnsi="Cambria Math"/>
+                      <w:lang w:val="ru-RU"/>
+                    </w:rPr>
+                    <m:t>+</m:t>
+                  </m:r>
+                  <m:r>
+                    <w:rPr>
+                      <w:rFonts w:ascii="Cambria Math" w:eastAsiaTheme="minorEastAsia" w:hAnsi="Cambria Math"/>
+                    </w:rPr>
+                    <m:t>λ</m:t>
+                  </m:r>
+                </m:e>
+              </m:mr>
+              <m:mr>
+                <m:e>
+                  <m:r>
+                    <w:rPr>
+                      <w:rFonts w:ascii="Cambria Math" w:eastAsiaTheme="minorEastAsia" w:hAnsi="Cambria Math"/>
+                    </w:rPr>
+                    <m:t>y</m:t>
+                  </m:r>
+                  <m:r>
+                    <w:rPr>
+                      <w:rFonts w:ascii="Cambria Math" w:eastAsiaTheme="minorEastAsia" w:hAnsi="Cambria Math"/>
+                      <w:lang w:val="ru-RU"/>
+                    </w:rPr>
+                    <m:t>+</m:t>
+                  </m:r>
+                  <m:r>
+                    <w:rPr>
+                      <w:rFonts w:ascii="Cambria Math" w:eastAsiaTheme="minorEastAsia" w:hAnsi="Cambria Math"/>
+                    </w:rPr>
+                    <m:t>μ</m:t>
+                  </m:r>
+                </m:e>
+              </m:mr>
+              <m:mr>
+                <m:e>
+                  <m:r>
+                    <w:rPr>
+                      <w:rFonts w:ascii="Cambria Math" w:eastAsiaTheme="minorEastAsia" w:hAnsi="Cambria Math"/>
+                      <w:lang w:val="ru-RU"/>
+                    </w:rPr>
+                    <m:t>1</m:t>
+                  </m:r>
+                </m:e>
+              </m:mr>
+            </m:m>
+          </m:e>
+        </m:d>
+      </m:oMath>
+      <w:r>
+        <w:rPr>
+          <w:rFonts w:eastAsiaTheme="minorEastAsia"/>
+          <w:lang w:val="ru-RU"/>
+        </w:rPr>
+        <w:t>.</w:t>
+      </w:r>
+    </w:p>
+    <w:p>
+      <w:pPr>
+        <w:rPr>
+          <w:rFonts w:eastAsiaTheme="minorEastAsia"/>
+          <w:lang w:val="ru-RU"/>
+        </w:rPr>
+      </w:pPr>
+      <w:r>
+        <w:rPr>
+          <w:rFonts w:eastAsiaTheme="minorEastAsia"/>
+          <w:lang w:val="ru-RU"/>
+        </w:rPr>
+        <w:t>А произвольное аффинное преобразование можно записать следующим образом:</w:t>
+      </w:r>
+    </w:p>
+    <w:p>
+      <w:pPr>
+        <w:rPr>
+          <w:rFonts w:eastAsiaTheme="minorEastAsia"/>
+        </w:rPr>
+      </w:pPr>
+      <m:oMathPara>
+        <m:oMath>
+          <m:d>
+            <m:dPr>
+              <m:ctrlPr>
+                <w:rPr>
+                  <w:rFonts w:ascii="Cambria Math" w:eastAsiaTheme="minorEastAsia" w:hAnsi="Cambria Math"/>
+                  <w:i/>
+                </w:rPr>
+              </m:ctrlPr>
+            </m:dPr>
+            <m:e>
+              <m:m>
+                <m:mPr>
+                  <m:mcs>
+                    <m:mc>
+                      <m:mcPr>
+                        <m:count m:val="3"/>
+                        <m:mcJc m:val="center"/>
+                      </m:mcPr>
+                    </m:mc>
+                  </m:mcs>
+                  <m:ctrlPr>
+                    <w:rPr>
+                      <w:rFonts w:ascii="Cambria Math" w:eastAsiaTheme="minorEastAsia" w:hAnsi="Cambria Math"/>
+                      <w:i/>
+                    </w:rPr>
+                  </m:ctrlPr>
+                </m:mPr>
+                <m:mr>
+                  <m:e>
+                    <m:r>
+                      <w:rPr>
+                        <w:rFonts w:ascii="Cambria Math" w:eastAsiaTheme="minorEastAsia" w:hAnsi="Cambria Math"/>
+                        <w:lang w:val="ru-RU"/>
+                      </w:rPr>
+                      <m:t>α</m:t>
+                    </m:r>
+                  </m:e>
+                  <m:e>
+                    <m:r>
+                      <w:rPr>
+                        <w:rFonts w:ascii="Cambria Math" w:eastAsiaTheme="minorEastAsia" w:hAnsi="Cambria Math"/>
+                        <w:lang w:val="ru-RU"/>
+                      </w:rPr>
+                      <m:t>β</m:t>
+                    </m:r>
+                  </m:e>
+                  <m:e>
+                    <m:r>
+                      <w:rPr>
+                        <w:rFonts w:ascii="Cambria Math" w:eastAsiaTheme="minorEastAsia" w:hAnsi="Cambria Math"/>
+                      </w:rPr>
+                      <m:t>λ</m:t>
+                    </m:r>
+                  </m:e>
+                </m:mr>
+                <m:mr>
+                  <m:e>
+                    <m:r>
+                      <w:rPr>
+                        <w:rFonts w:ascii="Cambria Math" w:eastAsiaTheme="minorEastAsia" w:hAnsi="Cambria Math"/>
+                        <w:lang w:val="ru-RU"/>
+                      </w:rPr>
+                      <m:t>γ</m:t>
+                    </m:r>
+                  </m:e>
+                  <m:e>
+                    <m:r>
+                      <w:rPr>
+                        <w:rFonts w:ascii="Cambria Math" w:eastAsiaTheme="minorEastAsia" w:hAnsi="Cambria Math"/>
+                        <w:lang w:val="ru-RU"/>
+                      </w:rPr>
+                      <m:t>δ</m:t>
+                    </m:r>
+                  </m:e>
+                  <m:e>
+                    <m:r>
+                      <w:rPr>
+                        <w:rFonts w:ascii="Cambria Math" w:eastAsiaTheme="minorEastAsia" w:hAnsi="Cambria Math"/>
+                      </w:rPr>
+                      <m:t>μ</m:t>
+                    </m:r>
+                  </m:e>
+                </m:mr>
+                <m:mr>
+                  <m:e>
+                    <m:r>
+                      <w:rPr>
+                        <w:rFonts w:ascii="Cambria Math" w:eastAsiaTheme="minorEastAsia" w:hAnsi="Cambria Math"/>
+                        <w:lang w:val="ru-RU"/>
+                      </w:rPr>
+                      <m:t>0</m:t>
+                    </m:r>
+                  </m:e>
+                  <m:e>
+                    <m:r>
+                      <w:rPr>
+                        <w:rFonts w:ascii="Cambria Math" w:eastAsiaTheme="minorEastAsia" w:hAnsi="Cambria Math"/>
+                        <w:lang w:val="ru-RU"/>
+                      </w:rPr>
+                      <m:t>0</m:t>
+                    </m:r>
+                  </m:e>
+                  <m:e>
+                    <m:r>
+                      <w:rPr>
+                        <w:rFonts w:ascii="Cambria Math" w:eastAsiaTheme="minorEastAsia" w:hAnsi="Cambria Math"/>
+                        <w:lang w:val="ru-RU"/>
+                      </w:rPr>
+                      <m:t>1</m:t>
+                    </m:r>
+                  </m:e>
+                </m:mr>
+              </m:m>
+            </m:e>
+          </m:d>
+        </m:oMath>
+      </m:oMathPara>
+    </w:p>
+    <w:p>
+      <w:pPr>
+        <w:rPr>
+          <w:rFonts w:eastAsiaTheme="minorEastAsia"/>
+          <w:lang w:val="ru-RU"/>
+        </w:rPr>
+      </w:pPr>
+      <w:r>
+        <w:rPr>
+          <w:rFonts w:eastAsiaTheme="minorEastAsia"/>
+          <w:lang w:val="ru-RU"/>
+        </w:rPr>
+        <w:t xml:space="preserve">Аналогичные рассуждения проводятся и для трёхмерного случая. Заметим, что </w:t>
+      </w:r>
+      <w:r>
+        <w:rPr>
+          <w:rFonts w:eastAsiaTheme="minorEastAsia"/>
+          <w:lang w:val="ru-RU"/>
+        </w:rPr>
+        <w:t>аффинные преобразования не позволяют преобразовывать точку к вектору и наоборот.</w:t>
+      </w:r>
+    </w:p>
+    <w:p>
+      <w:pPr>
+        <w:pStyle w:val="Heading3"/>
+        <w:rPr>
+          <w:lang w:val="ru-RU"/>
+        </w:rPr>
+      </w:pPr>
+      <w:bookmarkStart w:id="8" w:name="_Toc185535803"/>
+      <w:r>
+        <w:rPr>
+          <w:lang w:val="ru-RU"/>
+        </w:rPr>
+        <w:t>Проективные преобразования</w:t>
+      </w:r>
+      <w:bookmarkEnd w:id="8"/>
+    </w:p>
+    <w:p>
+      <w:pPr>
+        <w:rPr>
+          <w:lang w:val="ru-RU"/>
+        </w:rPr>
+      </w:pPr>
+      <w:r>
+        <w:rPr>
+          <w:lang w:val="ru-RU"/>
+        </w:rPr>
+        <w:t xml:space="preserve">Проективные преобразования широко используются в компьютерной графике для нахождения проекций трехмерных точек на двумерную плоскость экрана. Рассмотрим частный случай </w:t>
+      </w:r>
+      <w:r>
+        <w:rPr>
+          <w:lang w:val="ru-RU"/>
+        </w:rPr>
+        <w:lastRenderedPageBreak/>
+        <w:t>проективного преобразования – перспективную проекцию. Известно, что перспективное преобразование не описывается через матрицы т.к. связано с делением. Эта проблема решается через введение однородных координат.</w:t>
+      </w:r>
+    </w:p>
+    <w:p>
+      <w:pPr>
+        <w:rPr>
+          <w:rFonts w:eastAsiaTheme="minorEastAsia"/>
+          <w:lang w:val="ru-RU"/>
+        </w:rPr>
+      </w:pPr>
+      <w:r>
+        <w:rPr>
+          <w:lang w:val="ru-RU"/>
+        </w:rPr>
+        <w:t xml:space="preserve">Простейшая матрица центральной перспективной проекции вдоль оси </w:t>
+      </w:r>
+      <m:oMath>
+        <m:r>
+          <w:rPr>
+            <w:rFonts w:ascii="Cambria Math" w:hAnsi="Cambria Math"/>
+          </w:rPr>
+          <m:t>z</m:t>
+        </m:r>
+      </m:oMath>
+      <w:r>
+        <w:rPr>
+          <w:rFonts w:eastAsiaTheme="minorEastAsia"/>
+          <w:lang w:val="ru-RU"/>
+        </w:rPr>
+        <w:t xml:space="preserve"> </w:t>
+      </w:r>
+      <w:r>
+        <w:rPr>
+          <w:rFonts w:eastAsiaTheme="minorEastAsia"/>
+          <w:lang w:val="ru-RU"/>
+        </w:rPr>
+        <w:t>записывается следующим образом (</w:t>
+      </w:r>
+      <m:oMath>
+        <m:r>
+          <w:rPr>
+            <w:rFonts w:ascii="Cambria Math" w:eastAsiaTheme="minorEastAsia" w:hAnsi="Cambria Math"/>
+          </w:rPr>
+          <m:t>c</m:t>
+        </m:r>
+      </m:oMath>
+      <w:r>
+        <w:rPr>
+          <w:rFonts w:eastAsiaTheme="minorEastAsia"/>
+          <w:lang w:val="ru-RU"/>
+        </w:rPr>
+        <w:t xml:space="preserve"> - центр проекции):</w:t>
+      </w:r>
+    </w:p>
+    <w:p>
+      <w:pPr>
+        <w:rPr>
+          <w:rFonts w:eastAsiaTheme="minorEastAsia"/>
+          <w:i/>
+          <w:lang w:val="ru-RU"/>
+        </w:rPr>
+      </w:pPr>
+      <m:oMathPara>
+        <m:oMath>
+          <m:d>
+            <m:dPr>
+              <m:ctrlPr>
+                <w:rPr>
+                  <w:rFonts w:ascii="Cambria Math" w:hAnsi="Cambria Math"/>
+                  <w:i/>
+                  <w:lang w:val="ru-RU"/>
+                </w:rPr>
+              </m:ctrlPr>
+            </m:dPr>
+            <m:e>
+              <m:m>
+                <m:mPr>
+                  <m:mcs>
+                    <m:mc>
+                      <m:mcPr>
+                        <m:count m:val="4"/>
+                        <m:mcJc m:val="center"/>
+                      </m:mcPr>
+                    </m:mc>
+                  </m:mcs>
+                  <m:ctrlPr>
+                    <w:rPr>
+                      <w:rFonts w:ascii="Cambria Math" w:hAnsi="Cambria Math"/>
+                      <w:i/>
+                      <w:lang w:val="ru-RU"/>
+                    </w:rPr>
+                  </m:ctrlPr>
+                </m:mPr>
+                <m:mr>
+                  <m:e>
+                    <m:r>
+                      <w:rPr>
+                        <w:rFonts w:ascii="Cambria Math" w:hAnsi="Cambria Math"/>
+                        <w:lang w:val="ru-RU"/>
+                      </w:rPr>
+                      <m:t>1</m:t>
+                    </m:r>
+                  </m:e>
+                  <m:e>
+                    <m:r>
+                      <w:rPr>
+                        <w:rFonts w:ascii="Cambria Math" w:hAnsi="Cambria Math"/>
+                        <w:lang w:val="ru-RU"/>
+                      </w:rPr>
+                      <m:t>0</m:t>
+                    </m:r>
+                  </m:e>
+                  <m:e>
+                    <m:r>
+                      <w:rPr>
+                        <w:rFonts w:ascii="Cambria Math" w:hAnsi="Cambria Math"/>
+                        <w:lang w:val="ru-RU"/>
+                      </w:rPr>
+                      <m:t>0</m:t>
+                    </m:r>
+                  </m:e>
+                  <m:e>
+                    <m:r>
+                      <w:rPr>
+                        <w:rFonts w:ascii="Cambria Math" w:hAnsi="Cambria Math"/>
+                        <w:lang w:val="ru-RU"/>
+                      </w:rPr>
+                      <m:t>0</m:t>
+                    </m:r>
+                    <m:ctrlPr>
+                      <w:rPr>
+                        <w:rFonts w:ascii="Cambria Math" w:eastAsia="Cambria Math" w:hAnsi="Cambria Math" w:cs="Cambria Math"/>
+                        <w:i/>
+                        <w:lang w:val="ru-RU"/>
+                      </w:rPr>
+                    </m:ctrlPr>
+                  </m:e>
+                </m:mr>
+                <m:mr>
+                  <m:e>
+                    <m:r>
+                      <w:rPr>
+                        <w:rFonts w:ascii="Cambria Math" w:eastAsia="Cambria Math" w:hAnsi="Cambria Math" w:cs="Cambria Math"/>
+                        <w:lang w:val="ru-RU"/>
+                      </w:rPr>
+                      <m:t>0</m:t>
+                    </m:r>
+                  </m:e>
+                  <m:e>
+                    <m:r>
+                      <w:rPr>
+                        <w:rFonts w:ascii="Cambria Math" w:hAnsi="Cambria Math"/>
+                        <w:lang w:val="ru-RU"/>
+                      </w:rPr>
+                      <m:t>1</m:t>
+                    </m:r>
+                  </m:e>
+                  <m:e>
+                    <m:r>
+                      <w:rPr>
+                        <w:rFonts w:ascii="Cambria Math" w:hAnsi="Cambria Math"/>
+                        <w:lang w:val="ru-RU"/>
+                      </w:rPr>
+                      <m:t>0</m:t>
+                    </m:r>
+                  </m:e>
+                  <m:e>
+                    <m:r>
+                      <w:rPr>
+                        <w:rFonts w:ascii="Cambria Math" w:hAnsi="Cambria Math"/>
+                        <w:lang w:val="ru-RU"/>
+                      </w:rPr>
+                      <m:t>0</m:t>
+                    </m:r>
+                    <m:ctrlPr>
+                      <w:rPr>
+                        <w:rFonts w:ascii="Cambria Math" w:eastAsia="Cambria Math" w:hAnsi="Cambria Math" w:cs="Cambria Math"/>
+                        <w:i/>
+                        <w:lang w:val="ru-RU"/>
+                      </w:rPr>
+                    </m:ctrlPr>
+                  </m:e>
+                </m:mr>
+                <m:mr>
+                  <m:e>
+                    <m:r>
+                      <w:rPr>
+                        <w:rFonts w:ascii="Cambria Math" w:eastAsia="Cambria Math" w:hAnsi="Cambria Math" w:cs="Cambria Math"/>
+                        <w:lang w:val="ru-RU"/>
+                      </w:rPr>
+                      <m:t>0</m:t>
+                    </m:r>
+                  </m:e>
+                  <m:e>
+                    <m:r>
+                      <w:rPr>
+                        <w:rFonts w:ascii="Cambria Math" w:hAnsi="Cambria Math"/>
+                        <w:lang w:val="ru-RU"/>
+                      </w:rPr>
+                      <m:t>0</m:t>
+                    </m:r>
+                  </m:e>
+                  <m:e>
+                    <m:r>
+                      <w:rPr>
+                        <w:rFonts w:ascii="Cambria Math" w:hAnsi="Cambria Math"/>
+                        <w:lang w:val="ru-RU"/>
+                      </w:rPr>
+                      <m:t>0</m:t>
+                    </m:r>
+                    <m:ctrlPr>
+                      <w:rPr>
+                        <w:rFonts w:ascii="Cambria Math" w:eastAsia="Cambria Math" w:hAnsi="Cambria Math" w:cs="Cambria Math"/>
+                        <w:i/>
+                        <w:lang w:val="ru-RU"/>
+                      </w:rPr>
+                    </m:ctrlPr>
+                  </m:e>
+                  <m:e>
+                    <m:r>
+                      <w:rPr>
+                        <w:rFonts w:ascii="Cambria Math" w:eastAsia="Cambria Math" w:hAnsi="Cambria Math" w:cs="Cambria Math"/>
+                        <w:lang w:val="ru-RU"/>
+                      </w:rPr>
+                      <m:t>0</m:t>
+                    </m:r>
+                    <m:ctrlPr>
+                      <w:rPr>
+                        <w:rFonts w:ascii="Cambria Math" w:eastAsia="Cambria Math" w:hAnsi="Cambria Math" w:cs="Cambria Math"/>
+                        <w:i/>
+                        <w:lang w:val="ru-RU"/>
+                      </w:rPr>
+                    </m:ctrlPr>
+                  </m:e>
+                </m:mr>
+                <m:mr>
+                  <m:e>
+                    <m:r>
+                      <w:rPr>
+                        <w:rFonts w:ascii="Cambria Math" w:eastAsia="Cambria Math" w:hAnsi="Cambria Math" w:cs="Cambria Math"/>
+                        <w:lang w:val="ru-RU"/>
+                      </w:rPr>
+                      <m:t>1</m:t>
+                    </m:r>
+                    <m:ctrlPr>
+                      <w:rPr>
+                        <w:rFonts w:ascii="Cambria Math" w:eastAsia="Cambria Math" w:hAnsi="Cambria Math" w:cs="Cambria Math"/>
+                        <w:i/>
+                        <w:lang w:val="ru-RU"/>
+                      </w:rPr>
+                    </m:ctrlPr>
+                  </m:e>
+                  <m:e>
+                    <m:r>
+                      <w:rPr>
+                        <w:rFonts w:ascii="Cambria Math" w:eastAsia="Cambria Math" w:hAnsi="Cambria Math" w:cs="Cambria Math"/>
+                        <w:lang w:val="ru-RU"/>
+                      </w:rPr>
+                      <m:t>0</m:t>
+                    </m:r>
+                    <m:ctrlPr>
+                      <w:rPr>
+                        <w:rFonts w:ascii="Cambria Math" w:eastAsia="Cambria Math" w:hAnsi="Cambria Math" w:cs="Cambria Math"/>
+                        <w:i/>
+                        <w:lang w:val="ru-RU"/>
+                      </w:rPr>
+                    </m:ctrlPr>
+                  </m:e>
+                  <m:e>
+                    <m:f>
+                      <m:fPr>
+                        <m:ctrlPr>
+                          <w:rPr>
+                            <w:rFonts w:ascii="Cambria Math" w:eastAsia="Cambria Math" w:hAnsi="Cambria Math" w:cs="Cambria Math"/>
+                            <w:i/>
+                            <w:lang w:val="ru-RU"/>
+                          </w:rPr>
+                        </m:ctrlPr>
+                      </m:fPr>
+                      <m:num>
+                        <m:r>
+                          <w:rPr>
+                            <w:rFonts w:ascii="Cambria Math" w:eastAsia="Cambria Math" w:hAnsi="Cambria Math" w:cs="Cambria Math"/>
+                            <w:lang w:val="ru-RU"/>
+                          </w:rPr>
+                          <m:t>-1</m:t>
+                        </m:r>
+                      </m:num>
+                      <m:den>
+                        <m:r>
+                          <w:rPr>
+                            <w:rFonts w:ascii="Cambria Math" w:eastAsia="Cambria Math" w:hAnsi="Cambria Math" w:cs="Cambria Math"/>
+                            <w:lang w:val="ru-RU"/>
+                          </w:rPr>
+                          <m:t>с</m:t>
+                        </m:r>
+                      </m:den>
+                    </m:f>
+                    <m:ctrlPr>
+                      <w:rPr>
+                        <w:rFonts w:ascii="Cambria Math" w:eastAsia="Cambria Math" w:hAnsi="Cambria Math" w:cs="Cambria Math"/>
+                        <w:i/>
+                        <w:lang w:val="ru-RU"/>
+                      </w:rPr>
+                    </m:ctrlPr>
+                  </m:e>
+                  <m:e>
+                    <m:r>
+                      <w:rPr>
+                        <w:rFonts w:ascii="Cambria Math" w:eastAsia="Cambria Math" w:hAnsi="Cambria Math" w:cs="Cambria Math"/>
+                        <w:lang w:val="ru-RU"/>
+                      </w:rPr>
+                      <m:t>1</m:t>
+                    </m:r>
+                  </m:e>
+                </m:mr>
+              </m:m>
+            </m:e>
+          </m:d>
+        </m:oMath>
+      </m:oMathPara>
+    </w:p>
+    <w:p>
+      <w:pPr>
+        <w:rPr>
+          <w:rFonts w:eastAsiaTheme="minorEastAsia"/>
+          <w:iCs/>
+          <w:lang w:val="ru-RU"/>
+        </w:rPr>
+      </w:pPr>
+      <w:r>
+        <w:rPr>
+          <w:rFonts w:eastAsiaTheme="minorEastAsia"/>
+          <w:iCs/>
+          <w:lang w:val="ru-RU"/>
+        </w:rPr>
+        <w:t xml:space="preserve">После применения матрицы проекции </w:t>
+      </w:r>
+      <m:oMath>
+        <m:r>
+          <w:rPr>
+            <w:rFonts w:ascii="Cambria Math" w:eastAsiaTheme="minorEastAsia" w:hAnsi="Cambria Math"/>
+          </w:rPr>
+          <m:t>P</m:t>
+        </m:r>
+      </m:oMath>
+      <w:r>
+        <w:rPr>
+          <w:rFonts w:eastAsiaTheme="minorEastAsia"/>
+          <w:iCs/>
+          <w:lang w:val="ru-RU"/>
+        </w:rPr>
+        <w:t xml:space="preserve"> к точке </w:t>
+      </w:r>
+      <m:oMath>
+        <m:r>
+          <w:rPr>
+            <w:rFonts w:ascii="Cambria Math" w:eastAsiaTheme="minorEastAsia" w:hAnsi="Cambria Math"/>
+            <w:lang w:val="ru-RU"/>
+          </w:rPr>
+          <m:t>(</m:t>
+        </m:r>
+        <m:r>
+          <w:rPr>
+            <w:rFonts w:ascii="Cambria Math" w:eastAsiaTheme="minorEastAsia" w:hAnsi="Cambria Math"/>
+          </w:rPr>
+          <m:t>x</m:t>
+        </m:r>
+        <m:r>
+          <w:rPr>
+            <w:rFonts w:ascii="Cambria Math" w:eastAsiaTheme="minorEastAsia" w:hAnsi="Cambria Math"/>
+            <w:lang w:val="ru-RU"/>
+          </w:rPr>
+          <m:t>,</m:t>
+        </m:r>
+        <m:r>
+          <w:rPr>
+            <w:rFonts w:ascii="Cambria Math" w:eastAsiaTheme="minorEastAsia" w:hAnsi="Cambria Math"/>
+          </w:rPr>
+          <m:t>y</m:t>
+        </m:r>
+        <m:r>
+          <w:rPr>
+            <w:rFonts w:ascii="Cambria Math" w:eastAsiaTheme="minorEastAsia" w:hAnsi="Cambria Math"/>
+            <w:lang w:val="ru-RU"/>
+          </w:rPr>
+          <m:t>,</m:t>
+        </m:r>
+        <m:r>
+          <w:rPr>
+            <w:rFonts w:ascii="Cambria Math" w:eastAsiaTheme="minorEastAsia" w:hAnsi="Cambria Math"/>
+          </w:rPr>
+          <m:t>z</m:t>
+        </m:r>
+        <m:r>
+          <w:rPr>
+            <w:rFonts w:ascii="Cambria Math" w:eastAsiaTheme="minorEastAsia" w:hAnsi="Cambria Math"/>
+            <w:lang w:val="ru-RU"/>
+          </w:rPr>
+          <m:t>,1)</m:t>
+        </m:r>
+      </m:oMath>
+      <w:r>
+        <w:rPr>
+          <w:rFonts w:eastAsiaTheme="minorEastAsia"/>
+          <w:iCs/>
+          <w:lang w:val="ru-RU"/>
+        </w:rPr>
+        <w:t xml:space="preserve">, получим точку </w:t>
+      </w:r>
+      <w:r>
+        <w:rPr>
+          <w:rFonts w:eastAsiaTheme="minorEastAsia"/>
+          <w:iCs/>
+          <w:color w:val="FF0000"/>
+          <w:lang w:val="ru-RU"/>
+        </w:rPr>
+        <w:t>ПОСЧИТАТЬ</w:t>
+      </w:r>
+      <w:r>
+        <w:rPr>
+          <w:rFonts w:eastAsiaTheme="minorEastAsia"/>
+          <w:iCs/>
+          <w:lang w:val="ru-RU"/>
+        </w:rPr>
+        <w:t xml:space="preserve">. </w:t>
+      </w:r>
+      <w:r>
+        <w:rPr>
+          <w:rFonts w:eastAsiaTheme="minorEastAsia"/>
+          <w:iCs/>
+          <w:lang w:val="ru-RU"/>
+        </w:rPr>
+        <w:t>Это точка с однородными координатами, которые ещё необходимо преобразовать в декартовы путём деления на четвёртую компоненту.</w:t>
+      </w:r>
+      <w:r>
+        <w:rPr>
+          <w:rFonts w:eastAsiaTheme="minorEastAsia"/>
+          <w:iCs/>
+          <w:lang w:val="ru-RU"/>
+        </w:rPr>
+        <w:t xml:space="preserve"> Т.о., использование однородных координат позволяет использовать аппарат матриц 4го порядка для проективных преобразований, что заметно упрощает решение задач геометрического моделирования.</w:t>
+      </w:r>
+    </w:p>
+    <w:p>
+      <w:pPr>
+        <w:rPr>
+          <w:rFonts w:eastAsiaTheme="minorEastAsia"/>
+          <w:iCs/>
+          <w:lang w:val="ru-RU"/>
+        </w:rPr>
+      </w:pPr>
+      <w:r>
+        <w:rPr>
+          <w:rFonts w:eastAsiaTheme="minorEastAsia"/>
+          <w:iCs/>
+          <w:lang w:val="ru-RU"/>
+        </w:rPr>
+        <w:t xml:space="preserve">Обратите внимание, что в отличии от матриц аффинного преобразования, матрица перспективной проекции может преобразовывать вектор в точку. Т.е. для бесконечно удалённой точки </w:t>
+      </w:r>
+      <m:oMath>
+        <m:r>
+          <w:rPr>
+            <w:rFonts w:ascii="Cambria Math" w:eastAsiaTheme="minorEastAsia" w:hAnsi="Cambria Math"/>
+            <w:lang w:val="ru-RU"/>
+          </w:rPr>
+          <m:t>(</m:t>
+        </m:r>
+        <m:r>
+          <w:rPr>
+            <w:rFonts w:ascii="Cambria Math" w:eastAsiaTheme="minorEastAsia" w:hAnsi="Cambria Math"/>
+          </w:rPr>
+          <m:t>x</m:t>
+        </m:r>
+        <m:r>
+          <w:rPr>
+            <w:rFonts w:ascii="Cambria Math" w:eastAsiaTheme="minorEastAsia" w:hAnsi="Cambria Math"/>
+            <w:lang w:val="ru-RU"/>
+          </w:rPr>
+          <m:t>,</m:t>
+        </m:r>
+        <m:r>
+          <w:rPr>
+            <w:rFonts w:ascii="Cambria Math" w:eastAsiaTheme="minorEastAsia" w:hAnsi="Cambria Math"/>
+          </w:rPr>
+          <m:t>y</m:t>
+        </m:r>
+        <m:r>
+          <w:rPr>
+            <w:rFonts w:ascii="Cambria Math" w:eastAsiaTheme="minorEastAsia" w:hAnsi="Cambria Math"/>
+            <w:lang w:val="ru-RU"/>
+          </w:rPr>
+          <m:t>,</m:t>
+        </m:r>
+        <m:r>
+          <w:rPr>
+            <w:rFonts w:ascii="Cambria Math" w:eastAsiaTheme="minorEastAsia" w:hAnsi="Cambria Math"/>
+          </w:rPr>
+          <m:t>z</m:t>
+        </m:r>
+        <m:r>
+          <w:rPr>
+            <w:rFonts w:ascii="Cambria Math" w:eastAsiaTheme="minorEastAsia" w:hAnsi="Cambria Math"/>
+            <w:lang w:val="ru-RU"/>
+          </w:rPr>
+          <m:t>,0)</m:t>
+        </m:r>
+      </m:oMath>
+      <w:r>
+        <w:rPr>
+          <w:rFonts w:eastAsiaTheme="minorEastAsia"/>
+          <w:iCs/>
+          <w:lang w:val="ru-RU"/>
+        </w:rPr>
+        <w:t xml:space="preserve"> существует её проекция на экран, что согласуется с представлениями о перспективе.</w:t>
+      </w:r>
+    </w:p>
+    <w:p>
+      <w:pPr>
+        <w:rPr>
+          <w:iCs/>
+          <w:lang w:val="ru-RU"/>
+        </w:rPr>
+      </w:pPr>
+      <w:r>
+        <w:rPr>
+          <w:rFonts w:eastAsiaTheme="minorEastAsia"/>
+          <w:iCs/>
+          <w:lang w:val="ru-RU"/>
+        </w:rPr>
+        <w:t xml:space="preserve">Например, используя однородные координаты, в </w:t>
+      </w:r>
+      <w:r>
+        <w:rPr>
+          <w:rFonts w:eastAsiaTheme="minorEastAsia"/>
+          <w:iCs/>
+        </w:rPr>
+        <w:t>OpenGL</w:t>
+      </w:r>
+      <w:r>
+        <w:rPr>
+          <w:rFonts w:eastAsiaTheme="minorEastAsia"/>
+          <w:iCs/>
+          <w:lang w:val="ru-RU"/>
+        </w:rPr>
+        <w:t xml:space="preserve"> можно задать треугольник, у которого две вершины будут лежать в бесконечности. Это свойство используется в некоторых графических алгоритмах, например при реализации теневых объёмов.</w:t>
+      </w:r>
+    </w:p>
+    <w:p>
+      <w:pPr>
+        <w:pStyle w:val="Heading2"/>
+        <w:rPr>
+          <w:lang w:val="ru-RU"/>
+        </w:rPr>
+      </w:pPr>
+      <w:bookmarkStart w:id="9" w:name="_Toc185535804"/>
+      <w:r>
+        <w:rPr>
+          <w:lang w:val="ru-RU"/>
+        </w:rPr>
+        <w:t>Заключение</w:t>
+      </w:r>
+      <w:bookmarkEnd w:id="9"/>
+    </w:p>
+    <w:p>
+      <w:pPr>
+        <w:rPr>
+          <w:lang w:val="ru-RU"/>
+        </w:rPr>
+      </w:pPr>
+      <w:r>
+        <w:rPr>
+          <w:lang w:val="ru-RU"/>
+        </w:rPr>
+        <w:t>Приведём основные характеристики однородных координат:</w:t>
+      </w:r>
+    </w:p>
+    <w:p>
+      <w:pPr>
+        <w:pStyle w:val="ListParagraph"/>
+        <w:numPr>
+          <w:ilvl w:val="0"/>
+          <w:numId w:val="3"/>
+        </w:numPr>
+        <w:rPr>
+          <w:lang w:val="ru-RU"/>
+        </w:rPr>
+      </w:pPr>
+      <w:r>
+        <w:rPr>
+          <w:lang w:val="ru-RU"/>
+        </w:rPr>
+        <w:t>Используя однородные координаты становиться возможным описание бесконечно удалённых точек, описание которых невозможно при использовании только декартовых координат.</w:t>
+      </w:r>
+    </w:p>
+    <w:p>
+      <w:pPr>
+        <w:pStyle w:val="ListParagraph"/>
+        <w:numPr>
+          <w:ilvl w:val="0"/>
+          <w:numId w:val="3"/>
+        </w:numPr>
+        <w:rPr>
+          <w:lang w:val="ru-RU"/>
+        </w:rPr>
+      </w:pPr>
+      <w:r>
+        <w:rPr>
+          <w:lang w:val="ru-RU"/>
+        </w:rPr>
+        <w:t>Однородные координаты позволяют провести различие между точками и векторами.</w:t>
+      </w:r>
+    </w:p>
+    <w:p>
+      <w:pPr>
+        <w:pStyle w:val="ListParagraph"/>
+        <w:numPr>
+          <w:ilvl w:val="0"/>
+          <w:numId w:val="3"/>
+        </w:numPr>
+        <w:rPr>
+          <w:lang w:val="ru-RU"/>
+        </w:rPr>
+      </w:pPr>
+      <w:r>
+        <w:rPr>
+          <w:lang w:val="ru-RU"/>
+        </w:rPr>
+        <w:t>Представление точек и векторов в однородных координатах позволяет унифицировать матричную запись аффинных преобразований.</w:t>
+      </w:r>
+    </w:p>
+    <w:p>
+      <w:pPr>
+        <w:pStyle w:val="ListParagraph"/>
+        <w:numPr>
+          <w:ilvl w:val="0"/>
+          <w:numId w:val="3"/>
+        </w:numPr>
+        <w:rPr>
+          <w:lang w:val="ru-RU"/>
+        </w:rPr>
+      </w:pPr>
+      <w:r>
+        <w:rPr>
+          <w:lang w:val="ru-RU"/>
+        </w:rPr>
+        <w:t>На аппарате однородных координат построены проективные преобразования.</w:t>
+      </w:r>
+    </w:p>
+    <w:p>
+      <w:pPr>
+        <w:pStyle w:val="Heading2"/>
+        <w:rPr>
+          <w:lang w:val="ru-RU"/>
+        </w:rPr>
+      </w:pPr>
+      <w:bookmarkStart w:id="10" w:name="_Toc185535805"/>
       <w:r>
         <w:rPr>
           <w:lang w:val="ru-RU"/>
         </w:rPr>
         <w:t>Литература</w:t>
+      </w:r>
+      <w:bookmarkEnd w:id="10"/>
+    </w:p>
+    <w:p>
+      <w:pPr>
+        <w:ind w:left="720" w:hanging="720"/>
+        <w:rPr>
+          <w:lang w:val="ru-RU"/>
+        </w:rPr>
+      </w:pPr>
+      <w:r>
+        <w:rPr>
+          <w:lang w:val="ru-RU"/>
+        </w:rPr>
+        <w:t xml:space="preserve">[1] </w:t>
+      </w:r>
+      <w:r>
+        <w:rPr>
+          <w:lang w:val="ru-RU"/>
+        </w:rPr>
+        <w:tab/>
+      </w:r>
+      <w:r>
+        <w:rPr>
+          <w:lang w:val="ru-RU"/>
+        </w:rPr>
+        <w:t>Ю.М. Баяковский</w:t>
+      </w:r>
+      <w:r>
+        <w:rPr>
+          <w:lang w:val="ru-RU"/>
+        </w:rPr>
+        <w:t xml:space="preserve">, А.В. Игнатенко, А.А. Фролов – Графическая библиотека </w:t>
+      </w:r>
+      <w:r>
+        <w:t>OpenGL</w:t>
+      </w:r>
+      <w:r>
+        <w:rPr>
+          <w:lang w:val="ru-RU"/>
+        </w:rPr>
+        <w:t xml:space="preserve">. </w:t>
+      </w:r>
+      <w:r>
+        <w:rPr>
+          <w:lang w:val="ru-RU"/>
+        </w:rPr>
+        <w:br/>
+        <w:t>Москва, 2003г.</w:t>
+      </w:r>
+    </w:p>
+    <w:p>
+      <w:pPr>
+        <w:rPr>
+          <w:lang w:val="ru-RU"/>
+        </w:rPr>
+      </w:pPr>
+      <w:r>
+        <w:rPr>
+          <w:lang w:val="ru-RU"/>
+        </w:rPr>
+        <w:t>[2]</w:t>
+      </w:r>
+      <w:r>
+        <w:rPr>
+          <w:lang w:val="ru-RU"/>
+        </w:rPr>
+        <w:tab/>
+        <w:t>Е.В. Шишкин, А.В. Боресков – Компьютерная графика. Полигональные модели.</w:t>
+      </w:r>
+      <w:r>
+        <w:rPr>
+          <w:lang w:val="ru-RU"/>
+        </w:rPr>
+        <w:br/>
+      </w:r>
+      <w:r>
+        <w:rPr>
+          <w:lang w:val="ru-RU"/>
+        </w:rPr>
+        <w:tab/>
+        <w:t>Диалог-МИФИ, Москва, 2001г.</w:t>
+      </w:r>
+    </w:p>
+    <w:p>
+      <w:pPr>
+        <w:rPr>
+          <w:lang w:val="ru-RU"/>
+        </w:rPr>
+      </w:pPr>
+      <w:r>
+        <w:rPr>
+          <w:lang w:val="ru-RU"/>
+        </w:rPr>
+        <w:t>[3]</w:t>
+      </w:r>
+      <w:r>
+        <w:rPr>
+          <w:lang w:val="ru-RU"/>
+        </w:rPr>
+        <w:tab/>
+        <w:t xml:space="preserve">Э.Эйнджел – Интерактивая компьютерная графика. Вводный курс на базе </w:t>
+      </w:r>
+      <w:r>
+        <w:t>OpenGL</w:t>
+      </w:r>
+      <w:r>
+        <w:rPr>
+          <w:lang w:val="ru-RU"/>
+        </w:rPr>
+        <w:t>.</w:t>
+      </w:r>
+      <w:r>
+        <w:rPr>
+          <w:lang w:val="ru-RU"/>
+        </w:rPr>
+        <w:t xml:space="preserve"> </w:t>
+      </w:r>
+      <w:r>
+        <w:rPr>
+          <w:lang w:val="ru-RU"/>
+        </w:rPr>
+        <w:br/>
+      </w:r>
+      <w:r>
+        <w:rPr>
+          <w:lang w:val="ru-RU"/>
+        </w:rPr>
+        <w:tab/>
+        <w:t>Вильямс, Москва, 2 издание, 2001г.</w:t>
+      </w:r>
+    </w:p>
+    <w:p>
+      <w:r>
+        <w:rPr>
+          <w:lang w:val="ru-RU"/>
+        </w:rPr>
+        <w:t>[4]</w:t>
+      </w:r>
+      <w:r>
+        <w:rPr>
+          <w:lang w:val="ru-RU"/>
+        </w:rPr>
+        <w:tab/>
+      </w:r>
+      <w:r>
+        <w:t>http://www.opengl.org</w:t>
       </w:r>
     </w:p>
     <w:sectPr>
@@ -5147,6 +11023,232 @@
 <file path=word/numbering.xml><?xml version="1.0" encoding="utf-8"?>
 <w:numbering xmlns:wpc="http://schemas.microsoft.com/office/word/2010/wordprocessingCanvas" xmlns:cx="http://schemas.microsoft.com/office/drawing/2014/chartex" xmlns:cx1="http://schemas.microsoft.com/office/drawing/2015/9/8/chartex" xmlns:cx2="http://schemas.microsoft.com/office/drawing/2015/10/21/chartex" xmlns:cx3="http://schemas.microsoft.com/office/drawing/2016/5/9/chartex" xmlns:cx4="http://schemas.microsoft.com/office/drawing/2016/5/10/chartex" xmlns:cx5="http://schemas.microsoft.com/office/drawing/2016/5/11/chartex" xmlns:cx6="http://schemas.microsoft.com/office/drawing/2016/5/12/chartex" xmlns:cx7="http://schemas.microsoft.com/office/drawing/2016/5/13/chartex" xmlns:cx8="http://schemas.microsoft.com/office/drawing/2016/5/14/chartex" xmlns:mc="http://schemas.openxmlformats.org/markup-compatibility/2006" xmlns:aink="http://schemas.microsoft.com/office/drawing/2016/ink" xmlns:am3d="http://schemas.microsoft.com/office/drawing/2017/model3d" xmlns:o="urn:schemas-microsoft-com:office:office" xmlns:r="http://schemas.openxmlformats.org/officeDocument/2006/relationships" xmlns:m="http://schemas.openxmlformats.org/officeDocument/2006/math" xmlns:v="urn:schemas-microsoft-com:vml" xmlns:wp14="http://schemas.microsoft.com/office/word/2010/wordprocessingDrawing" xmlns:wp="http://schemas.openxmlformats.org/drawingml/2006/wordprocessingDrawing" xmlns:w10="urn:schemas-microsoft-com:office:word" xmlns:w="http://schemas.openxmlformats.org/wordprocessingml/2006/main" xmlns:w14="http://schemas.microsoft.com/office/word/2010/wordml" xmlns:w15="http://schemas.microsoft.com/office/word/2012/wordml" xmlns:w16cex="http://schemas.microsoft.com/office/word/2018/wordml/cex" xmlns:w16cid="http://schemas.microsoft.com/office/word/2016/wordml/cid" xmlns:w16="http://schemas.microsoft.com/office/word/2018/wordml" xmlns:w16sdtdh="http://schemas.microsoft.com/office/word/2020/wordml/sdtdatahash" xmlns:w16se="http://schemas.microsoft.com/office/word/2015/wordml/symex" xmlns:wpg="http://schemas.microsoft.com/office/word/2010/wordprocessingGroup" xmlns:wpi="http://schemas.microsoft.com/office/word/2010/wordprocessingInk" xmlns:wne="http://schemas.microsoft.com/office/word/2006/wordml" xmlns:wps="http://schemas.microsoft.com/office/word/2010/wordprocessingShape" mc:Ignorable="w14 w15 w16se w16cid w16 w16cex w16sdtdh wp14">
   <w:abstractNum w:abstractNumId="0" w15:restartNumberingAfterBreak="0">
+    <w:nsid w:val="04D76EE7"/>
+    <w:multiLevelType w:val="hybridMultilevel"/>
+    <w:tmpl w:val="E2BE1F46"/>
+    <w:lvl w:ilvl="0" w:tplc="04090001">
+      <w:start w:val="1"/>
+      <w:numFmt w:val="bullet"/>
+      <w:lvlText w:val=""/>
+      <w:lvlJc w:val="left"/>
+      <w:pPr>
+        <w:ind w:left="720" w:hanging="360"/>
+      </w:pPr>
+      <w:rPr>
+        <w:rFonts w:ascii="Symbol" w:hAnsi="Symbol" w:hint="default"/>
+      </w:rPr>
+    </w:lvl>
+    <w:lvl w:ilvl="1" w:tplc="04090003" w:tentative="1">
+      <w:start w:val="1"/>
+      <w:numFmt w:val="bullet"/>
+      <w:lvlText w:val="o"/>
+      <w:lvlJc w:val="left"/>
+      <w:pPr>
+        <w:ind w:left="1440" w:hanging="360"/>
+      </w:pPr>
+      <w:rPr>
+        <w:rFonts w:ascii="Courier New" w:hAnsi="Courier New" w:cs="Courier New" w:hint="default"/>
+      </w:rPr>
+    </w:lvl>
+    <w:lvl w:ilvl="2" w:tplc="04090005" w:tentative="1">
+      <w:start w:val="1"/>
+      <w:numFmt w:val="bullet"/>
+      <w:lvlText w:val=""/>
+      <w:lvlJc w:val="left"/>
+      <w:pPr>
+        <w:ind w:left="2160" w:hanging="360"/>
+      </w:pPr>
+      <w:rPr>
+        <w:rFonts w:ascii="Wingdings" w:hAnsi="Wingdings" w:hint="default"/>
+      </w:rPr>
+    </w:lvl>
+    <w:lvl w:ilvl="3" w:tplc="04090001" w:tentative="1">
+      <w:start w:val="1"/>
+      <w:numFmt w:val="bullet"/>
+      <w:lvlText w:val=""/>
+      <w:lvlJc w:val="left"/>
+      <w:pPr>
+        <w:ind w:left="2880" w:hanging="360"/>
+      </w:pPr>
+      <w:rPr>
+        <w:rFonts w:ascii="Symbol" w:hAnsi="Symbol" w:hint="default"/>
+      </w:rPr>
+    </w:lvl>
+    <w:lvl w:ilvl="4" w:tplc="04090003" w:tentative="1">
+      <w:start w:val="1"/>
+      <w:numFmt w:val="bullet"/>
+      <w:lvlText w:val="o"/>
+      <w:lvlJc w:val="left"/>
+      <w:pPr>
+        <w:ind w:left="3600" w:hanging="360"/>
+      </w:pPr>
+      <w:rPr>
+        <w:rFonts w:ascii="Courier New" w:hAnsi="Courier New" w:cs="Courier New" w:hint="default"/>
+      </w:rPr>
+    </w:lvl>
+    <w:lvl w:ilvl="5" w:tplc="04090005" w:tentative="1">
+      <w:start w:val="1"/>
+      <w:numFmt w:val="bullet"/>
+      <w:lvlText w:val=""/>
+      <w:lvlJc w:val="left"/>
+      <w:pPr>
+        <w:ind w:left="4320" w:hanging="360"/>
+      </w:pPr>
+      <w:rPr>
+        <w:rFonts w:ascii="Wingdings" w:hAnsi="Wingdings" w:hint="default"/>
+      </w:rPr>
+    </w:lvl>
+    <w:lvl w:ilvl="6" w:tplc="04090001" w:tentative="1">
+      <w:start w:val="1"/>
+      <w:numFmt w:val="bullet"/>
+      <w:lvlText w:val=""/>
+      <w:lvlJc w:val="left"/>
+      <w:pPr>
+        <w:ind w:left="5040" w:hanging="360"/>
+      </w:pPr>
+      <w:rPr>
+        <w:rFonts w:ascii="Symbol" w:hAnsi="Symbol" w:hint="default"/>
+      </w:rPr>
+    </w:lvl>
+    <w:lvl w:ilvl="7" w:tplc="04090003" w:tentative="1">
+      <w:start w:val="1"/>
+      <w:numFmt w:val="bullet"/>
+      <w:lvlText w:val="o"/>
+      <w:lvlJc w:val="left"/>
+      <w:pPr>
+        <w:ind w:left="5760" w:hanging="360"/>
+      </w:pPr>
+      <w:rPr>
+        <w:rFonts w:ascii="Courier New" w:hAnsi="Courier New" w:cs="Courier New" w:hint="default"/>
+      </w:rPr>
+    </w:lvl>
+    <w:lvl w:ilvl="8" w:tplc="04090005" w:tentative="1">
+      <w:start w:val="1"/>
+      <w:numFmt w:val="bullet"/>
+      <w:lvlText w:val=""/>
+      <w:lvlJc w:val="left"/>
+      <w:pPr>
+        <w:ind w:left="6480" w:hanging="360"/>
+      </w:pPr>
+      <w:rPr>
+        <w:rFonts w:ascii="Wingdings" w:hAnsi="Wingdings" w:hint="default"/>
+      </w:rPr>
+    </w:lvl>
+  </w:abstractNum>
+  <w:abstractNum w:abstractNumId="1" w15:restartNumberingAfterBreak="0">
+    <w:nsid w:val="5DCA5043"/>
+    <w:multiLevelType w:val="hybridMultilevel"/>
+    <w:tmpl w:val="B7F6ED10"/>
+    <w:lvl w:ilvl="0" w:tplc="04090001">
+      <w:start w:val="1"/>
+      <w:numFmt w:val="bullet"/>
+      <w:lvlText w:val=""/>
+      <w:lvlJc w:val="left"/>
+      <w:pPr>
+        <w:ind w:left="720" w:hanging="360"/>
+      </w:pPr>
+      <w:rPr>
+        <w:rFonts w:ascii="Symbol" w:hAnsi="Symbol" w:hint="default"/>
+      </w:rPr>
+    </w:lvl>
+    <w:lvl w:ilvl="1" w:tplc="04090003" w:tentative="1">
+      <w:start w:val="1"/>
+      <w:numFmt w:val="bullet"/>
+      <w:lvlText w:val="o"/>
+      <w:lvlJc w:val="left"/>
+      <w:pPr>
+        <w:ind w:left="1440" w:hanging="360"/>
+      </w:pPr>
+      <w:rPr>
+        <w:rFonts w:ascii="Courier New" w:hAnsi="Courier New" w:cs="Courier New" w:hint="default"/>
+      </w:rPr>
+    </w:lvl>
+    <w:lvl w:ilvl="2" w:tplc="04090005" w:tentative="1">
+      <w:start w:val="1"/>
+      <w:numFmt w:val="bullet"/>
+      <w:lvlText w:val=""/>
+      <w:lvlJc w:val="left"/>
+      <w:pPr>
+        <w:ind w:left="2160" w:hanging="360"/>
+      </w:pPr>
+      <w:rPr>
+        <w:rFonts w:ascii="Wingdings" w:hAnsi="Wingdings" w:hint="default"/>
+      </w:rPr>
+    </w:lvl>
+    <w:lvl w:ilvl="3" w:tplc="04090001" w:tentative="1">
+      <w:start w:val="1"/>
+      <w:numFmt w:val="bullet"/>
+      <w:lvlText w:val=""/>
+      <w:lvlJc w:val="left"/>
+      <w:pPr>
+        <w:ind w:left="2880" w:hanging="360"/>
+      </w:pPr>
+      <w:rPr>
+        <w:rFonts w:ascii="Symbol" w:hAnsi="Symbol" w:hint="default"/>
+      </w:rPr>
+    </w:lvl>
+    <w:lvl w:ilvl="4" w:tplc="04090003" w:tentative="1">
+      <w:start w:val="1"/>
+      <w:numFmt w:val="bullet"/>
+      <w:lvlText w:val="o"/>
+      <w:lvlJc w:val="left"/>
+      <w:pPr>
+        <w:ind w:left="3600" w:hanging="360"/>
+      </w:pPr>
+      <w:rPr>
+        <w:rFonts w:ascii="Courier New" w:hAnsi="Courier New" w:cs="Courier New" w:hint="default"/>
+      </w:rPr>
+    </w:lvl>
+    <w:lvl w:ilvl="5" w:tplc="04090005" w:tentative="1">
+      <w:start w:val="1"/>
+      <w:numFmt w:val="bullet"/>
+      <w:lvlText w:val=""/>
+      <w:lvlJc w:val="left"/>
+      <w:pPr>
+        <w:ind w:left="4320" w:hanging="360"/>
+      </w:pPr>
+      <w:rPr>
+        <w:rFonts w:ascii="Wingdings" w:hAnsi="Wingdings" w:hint="default"/>
+      </w:rPr>
+    </w:lvl>
+    <w:lvl w:ilvl="6" w:tplc="04090001" w:tentative="1">
+      <w:start w:val="1"/>
+      <w:numFmt w:val="bullet"/>
+      <w:lvlText w:val=""/>
+      <w:lvlJc w:val="left"/>
+      <w:pPr>
+        <w:ind w:left="5040" w:hanging="360"/>
+      </w:pPr>
+      <w:rPr>
+        <w:rFonts w:ascii="Symbol" w:hAnsi="Symbol" w:hint="default"/>
+      </w:rPr>
+    </w:lvl>
+    <w:lvl w:ilvl="7" w:tplc="04090003" w:tentative="1">
+      <w:start w:val="1"/>
+      <w:numFmt w:val="bullet"/>
+      <w:lvlText w:val="o"/>
+      <w:lvlJc w:val="left"/>
+      <w:pPr>
+        <w:ind w:left="5760" w:hanging="360"/>
+      </w:pPr>
+      <w:rPr>
+        <w:rFonts w:ascii="Courier New" w:hAnsi="Courier New" w:cs="Courier New" w:hint="default"/>
+      </w:rPr>
+    </w:lvl>
+    <w:lvl w:ilvl="8" w:tplc="04090005" w:tentative="1">
+      <w:start w:val="1"/>
+      <w:numFmt w:val="bullet"/>
+      <w:lvlText w:val=""/>
+      <w:lvlJc w:val="left"/>
+      <w:pPr>
+        <w:ind w:left="6480" w:hanging="360"/>
+      </w:pPr>
+      <w:rPr>
+        <w:rFonts w:ascii="Wingdings" w:hAnsi="Wingdings" w:hint="default"/>
+      </w:rPr>
+    </w:lvl>
+  </w:abstractNum>
+  <w:abstractNum w:abstractNumId="2" w15:restartNumberingAfterBreak="0">
     <w:nsid w:val="6193016F"/>
     <w:multiLevelType w:val="hybridMultilevel"/>
     <w:tmpl w:val="58088832"/>
@@ -5260,6 +11362,12 @@
     </w:lvl>
   </w:abstractNum>
   <w:num w:numId="1">
+    <w:abstractNumId w:val="2"/>
+  </w:num>
+  <w:num w:numId="2">
+    <w:abstractNumId w:val="1"/>
+  </w:num>
+  <w:num w:numId="3">
     <w:abstractNumId w:val="0"/>
   </w:num>
 </w:numbering>
@@ -5660,15 +11768,15 @@
     <w:lsdException w:name="Unresolved Mention" w:semiHidden="1" w:unhideWhenUsed="1"/>
     <w:lsdException w:name="Smart Link" w:semiHidden="1" w:unhideWhenUsed="1"/>
   </w:latentStyles>
-  <w:style w:type="paragraph" w:default="1" w:styleId="a">
+  <w:style w:type="paragraph" w:default="1" w:styleId="Normal">
     <w:name w:val="Normal"/>
     <w:qFormat/>
   </w:style>
-  <w:style w:type="paragraph" w:styleId="1">
+  <w:style w:type="paragraph" w:styleId="Heading1">
     <w:name w:val="heading 1"/>
-    <w:basedOn w:val="a"/>
-    <w:next w:val="a"/>
-    <w:link w:val="10"/>
+    <w:basedOn w:val="Normal"/>
+    <w:next w:val="Normal"/>
+    <w:link w:val="Heading1Char"/>
     <w:uiPriority w:val="9"/>
     <w:qFormat/>
     <w:rsid w:val="008A04DE"/>
@@ -5685,11 +11793,11 @@
       <w:szCs w:val="32"/>
     </w:rPr>
   </w:style>
-  <w:style w:type="paragraph" w:styleId="2">
+  <w:style w:type="paragraph" w:styleId="Heading2">
     <w:name w:val="heading 2"/>
-    <w:basedOn w:val="a"/>
-    <w:next w:val="a"/>
-    <w:link w:val="20"/>
+    <w:basedOn w:val="Normal"/>
+    <w:next w:val="Normal"/>
+    <w:link w:val="Heading2Char"/>
     <w:uiPriority w:val="9"/>
     <w:unhideWhenUsed/>
     <w:qFormat/>
@@ -5707,11 +11815,11 @@
       <w:szCs w:val="26"/>
     </w:rPr>
   </w:style>
-  <w:style w:type="paragraph" w:styleId="3">
+  <w:style w:type="paragraph" w:styleId="Heading3">
     <w:name w:val="heading 3"/>
-    <w:basedOn w:val="a"/>
-    <w:next w:val="a"/>
-    <w:link w:val="30"/>
+    <w:basedOn w:val="Normal"/>
+    <w:next w:val="Normal"/>
+    <w:link w:val="Heading3Char"/>
     <w:uiPriority w:val="9"/>
     <w:unhideWhenUsed/>
     <w:qFormat/>
@@ -5729,13 +11837,13 @@
       <w:szCs w:val="24"/>
     </w:rPr>
   </w:style>
-  <w:style w:type="character" w:default="1" w:styleId="a0">
+  <w:style w:type="character" w:default="1" w:styleId="DefaultParagraphFont">
     <w:name w:val="Default Paragraph Font"/>
     <w:uiPriority w:val="1"/>
     <w:semiHidden/>
     <w:unhideWhenUsed/>
   </w:style>
-  <w:style w:type="table" w:default="1" w:styleId="a1">
+  <w:style w:type="table" w:default="1" w:styleId="TableNormal">
     <w:name w:val="Normal Table"/>
     <w:uiPriority w:val="99"/>
     <w:semiHidden/>
@@ -5750,16 +11858,16 @@
       </w:tblCellMar>
     </w:tblPr>
   </w:style>
-  <w:style w:type="numbering" w:default="1" w:styleId="a2">
+  <w:style w:type="numbering" w:default="1" w:styleId="NoList">
     <w:name w:val="No List"/>
     <w:uiPriority w:val="99"/>
     <w:semiHidden/>
     <w:unhideWhenUsed/>
   </w:style>
-  <w:style w:type="character" w:customStyle="1" w:styleId="10">
-    <w:name w:val="Заголовок 1 Знак"/>
-    <w:basedOn w:val="a0"/>
-    <w:link w:val="1"/>
+  <w:style w:type="character" w:customStyle="1" w:styleId="Heading1Char">
+    <w:name w:val="Heading 1 Char"/>
+    <w:basedOn w:val="DefaultParagraphFont"/>
+    <w:link w:val="Heading1"/>
     <w:uiPriority w:val="9"/>
     <w:rsid w:val="008A04DE"/>
     <w:rPr>
@@ -5769,10 +11877,10 @@
       <w:szCs w:val="32"/>
     </w:rPr>
   </w:style>
-  <w:style w:type="character" w:customStyle="1" w:styleId="20">
-    <w:name w:val="Заголовок 2 Знак"/>
-    <w:basedOn w:val="a0"/>
-    <w:link w:val="2"/>
+  <w:style w:type="character" w:customStyle="1" w:styleId="Heading2Char">
+    <w:name w:val="Heading 2 Char"/>
+    <w:basedOn w:val="DefaultParagraphFont"/>
+    <w:link w:val="Heading2"/>
     <w:uiPriority w:val="9"/>
     <w:rsid w:val="008A04DE"/>
     <w:rPr>
@@ -5782,9 +11890,9 @@
       <w:szCs w:val="26"/>
     </w:rPr>
   </w:style>
-  <w:style w:type="character" w:styleId="a3">
+  <w:style w:type="character" w:styleId="PlaceholderText">
     <w:name w:val="Placeholder Text"/>
-    <w:basedOn w:val="a0"/>
+    <w:basedOn w:val="DefaultParagraphFont"/>
     <w:uiPriority w:val="99"/>
     <w:semiHidden/>
     <w:rsid w:val="00FE6940"/>
@@ -5792,9 +11900,9 @@
       <w:color w:val="808080"/>
     </w:rPr>
   </w:style>
-  <w:style w:type="paragraph" w:styleId="a4">
+  <w:style w:type="paragraph" w:styleId="ListParagraph">
     <w:name w:val="List Paragraph"/>
-    <w:basedOn w:val="a"/>
+    <w:basedOn w:val="Normal"/>
     <w:uiPriority w:val="34"/>
     <w:qFormat/>
     <w:rsid w:val="00FE6940"/>
@@ -5803,10 +11911,10 @@
       <w:contextualSpacing/>
     </w:pPr>
   </w:style>
-  <w:style w:type="paragraph" w:styleId="a5">
+  <w:style w:type="paragraph" w:styleId="Caption">
     <w:name w:val="caption"/>
-    <w:basedOn w:val="a"/>
-    <w:next w:val="a"/>
+    <w:basedOn w:val="Normal"/>
+    <w:next w:val="Normal"/>
     <w:uiPriority w:val="35"/>
     <w:unhideWhenUsed/>
     <w:qFormat/>
@@ -5822,10 +11930,10 @@
       <w:szCs w:val="18"/>
     </w:rPr>
   </w:style>
-  <w:style w:type="character" w:customStyle="1" w:styleId="30">
-    <w:name w:val="Заголовок 3 Знак"/>
-    <w:basedOn w:val="a0"/>
-    <w:link w:val="3"/>
+  <w:style w:type="character" w:customStyle="1" w:styleId="Heading3Char">
+    <w:name w:val="Heading 3 Char"/>
+    <w:basedOn w:val="DefaultParagraphFont"/>
+    <w:link w:val="Heading3"/>
     <w:uiPriority w:val="9"/>
     <w:rsid w:val="00F059F3"/>
     <w:rPr>
@@ -5833,6 +11941,67 @@
       <w:color w:val="1F3763" w:themeColor="accent1" w:themeShade="7F"/>
       <w:sz w:val="24"/>
       <w:szCs w:val="24"/>
+    </w:rPr>
+  </w:style>
+  <w:style w:type="paragraph" w:styleId="TOCHeading">
+    <w:name w:val="TOC Heading"/>
+    <w:basedOn w:val="Heading1"/>
+    <w:next w:val="Normal"/>
+    <w:uiPriority w:val="39"/>
+    <w:unhideWhenUsed/>
+    <w:qFormat/>
+    <w:rsid w:val="00CB5A8D"/>
+    <w:pPr>
+      <w:outlineLvl w:val="9"/>
+    </w:pPr>
+  </w:style>
+  <w:style w:type="paragraph" w:styleId="TOC1">
+    <w:name w:val="toc 1"/>
+    <w:basedOn w:val="Normal"/>
+    <w:next w:val="Normal"/>
+    <w:autoRedefine/>
+    <w:uiPriority w:val="39"/>
+    <w:unhideWhenUsed/>
+    <w:rsid w:val="00CB5A8D"/>
+    <w:pPr>
+      <w:spacing w:after="100"/>
+    </w:pPr>
+  </w:style>
+  <w:style w:type="paragraph" w:styleId="TOC2">
+    <w:name w:val="toc 2"/>
+    <w:basedOn w:val="Normal"/>
+    <w:next w:val="Normal"/>
+    <w:autoRedefine/>
+    <w:uiPriority w:val="39"/>
+    <w:unhideWhenUsed/>
+    <w:rsid w:val="00CB5A8D"/>
+    <w:pPr>
+      <w:spacing w:after="100"/>
+      <w:ind w:left="220"/>
+    </w:pPr>
+  </w:style>
+  <w:style w:type="paragraph" w:styleId="TOC3">
+    <w:name w:val="toc 3"/>
+    <w:basedOn w:val="Normal"/>
+    <w:next w:val="Normal"/>
+    <w:autoRedefine/>
+    <w:uiPriority w:val="39"/>
+    <w:unhideWhenUsed/>
+    <w:rsid w:val="00CB5A8D"/>
+    <w:pPr>
+      <w:spacing w:after="100"/>
+      <w:ind w:left="440"/>
+    </w:pPr>
+  </w:style>
+  <w:style w:type="character" w:styleId="Hyperlink">
+    <w:name w:val="Hyperlink"/>
+    <w:basedOn w:val="DefaultParagraphFont"/>
+    <w:uiPriority w:val="99"/>
+    <w:unhideWhenUsed/>
+    <w:rsid w:val="00CB5A8D"/>
+    <w:rPr>
+      <w:color w:val="0563C1" w:themeColor="hyperlink"/>
+      <w:u w:val="single"/>
     </w:rPr>
   </w:style>
 </w:styles>

--- a/books/(ru)-HomogeneousCoordinates.docx
+++ b/books/(ru)-HomogeneousCoordinates.docx
@@ -5,7 +5,7 @@
     <w:bookmarkStart w:id="0" w:name="_Toc185535795"/>
     <w:p>
       <w:pPr>
-        <w:pStyle w:val="Heading1"/>
+        <w:pStyle w:val="1"/>
         <w:rPr>
           <w:lang w:val="ru-RU"/>
         </w:rPr>
@@ -139,6 +139,12 @@
     </w:p>
     <w:sdt>
       <w:sdtPr>
+        <w:rPr>
+          <w:rFonts w:asciiTheme="minorHAnsi" w:eastAsiaTheme="minorHAnsi" w:hAnsiTheme="minorHAnsi" w:cstheme="minorBidi"/>
+          <w:color w:val="auto"/>
+          <w:sz w:val="22"/>
+          <w:szCs w:val="22"/>
+        </w:rPr>
         <w:id w:val="1734820540"/>
         <w:docPartObj>
           <w:docPartGallery w:val="Table of Contents"/>
@@ -147,19 +153,15 @@
       </w:sdtPr>
       <w:sdtEndPr>
         <w:rPr>
-          <w:rFonts w:asciiTheme="minorHAnsi" w:eastAsiaTheme="minorHAnsi" w:hAnsiTheme="minorHAnsi" w:cstheme="minorBidi"/>
           <w:b/>
           <w:bCs/>
           <w:noProof/>
-          <w:color w:val="auto"/>
-          <w:sz w:val="22"/>
-          <w:szCs w:val="22"/>
         </w:rPr>
       </w:sdtEndPr>
       <w:sdtContent>
         <w:p>
           <w:pPr>
-            <w:pStyle w:val="TOCHeading"/>
+            <w:pStyle w:val="a6"/>
             <w:rPr>
               <w:lang w:val="ru-RU"/>
             </w:rPr>
@@ -173,7 +175,7 @@
         </w:p>
         <w:p>
           <w:pPr>
-            <w:pStyle w:val="TOC1"/>
+            <w:pStyle w:val="11"/>
             <w:tabs>
               <w:tab w:val="right" w:leader="dot" w:pos="9350"/>
             </w:tabs>
@@ -193,7 +195,7 @@
           <w:hyperlink w:anchor="_Toc185535795" w:history="1">
             <w:r>
               <w:rPr>
-                <w:rStyle w:val="Hyperlink"/>
+                <w:rStyle w:val="a7"/>
                 <w:noProof/>
                 <w:lang w:val="ru-RU"/>
               </w:rPr>
@@ -251,7 +253,7 @@
         </w:p>
         <w:p>
           <w:pPr>
-            <w:pStyle w:val="TOC2"/>
+            <w:pStyle w:val="21"/>
             <w:tabs>
               <w:tab w:val="right" w:leader="dot" w:pos="9350"/>
             </w:tabs>
@@ -262,7 +264,7 @@
           <w:hyperlink w:anchor="_Toc185535796" w:history="1">
             <w:r>
               <w:rPr>
-                <w:rStyle w:val="Hyperlink"/>
+                <w:rStyle w:val="a7"/>
                 <w:noProof/>
                 <w:lang w:val="ru-RU"/>
               </w:rPr>
@@ -320,7 +322,7 @@
         </w:p>
         <w:p>
           <w:pPr>
-            <w:pStyle w:val="TOC2"/>
+            <w:pStyle w:val="21"/>
             <w:tabs>
               <w:tab w:val="right" w:leader="dot" w:pos="9350"/>
             </w:tabs>
@@ -331,7 +333,7 @@
           <w:hyperlink w:anchor="_Toc185535797" w:history="1">
             <w:r>
               <w:rPr>
-                <w:rStyle w:val="Hyperlink"/>
+                <w:rStyle w:val="a7"/>
                 <w:noProof/>
                 <w:lang w:val="ru-RU"/>
               </w:rPr>
@@ -389,7 +391,7 @@
         </w:p>
         <w:p>
           <w:pPr>
-            <w:pStyle w:val="TOC2"/>
+            <w:pStyle w:val="21"/>
             <w:tabs>
               <w:tab w:val="right" w:leader="dot" w:pos="9350"/>
             </w:tabs>
@@ -400,7 +402,7 @@
           <w:hyperlink w:anchor="_Toc185535798" w:history="1">
             <w:r>
               <w:rPr>
-                <w:rStyle w:val="Hyperlink"/>
+                <w:rStyle w:val="a7"/>
                 <w:noProof/>
                 <w:lang w:val="ru-RU"/>
               </w:rPr>
@@ -458,7 +460,7 @@
         </w:p>
         <w:p>
           <w:pPr>
-            <w:pStyle w:val="TOC2"/>
+            <w:pStyle w:val="21"/>
             <w:tabs>
               <w:tab w:val="right" w:leader="dot" w:pos="9350"/>
             </w:tabs>
@@ -469,7 +471,7 @@
           <w:hyperlink w:anchor="_Toc185535799" w:history="1">
             <w:r>
               <w:rPr>
-                <w:rStyle w:val="Hyperlink"/>
+                <w:rStyle w:val="a7"/>
                 <w:noProof/>
                 <w:lang w:val="ru-RU"/>
               </w:rPr>
@@ -527,7 +529,7 @@
         </w:p>
         <w:p>
           <w:pPr>
-            <w:pStyle w:val="TOC3"/>
+            <w:pStyle w:val="31"/>
             <w:tabs>
               <w:tab w:val="right" w:leader="dot" w:pos="9350"/>
             </w:tabs>
@@ -538,7 +540,7 @@
           <w:hyperlink w:anchor="_Toc185535800" w:history="1">
             <w:r>
               <w:rPr>
-                <w:rStyle w:val="Hyperlink"/>
+                <w:rStyle w:val="a7"/>
                 <w:noProof/>
                 <w:lang w:val="ru-RU"/>
               </w:rPr>
@@ -596,7 +598,7 @@
         </w:p>
         <w:p>
           <w:pPr>
-            <w:pStyle w:val="TOC3"/>
+            <w:pStyle w:val="31"/>
             <w:tabs>
               <w:tab w:val="right" w:leader="dot" w:pos="9350"/>
             </w:tabs>
@@ -607,7 +609,7 @@
           <w:hyperlink w:anchor="_Toc185535801" w:history="1">
             <w:r>
               <w:rPr>
-                <w:rStyle w:val="Hyperlink"/>
+                <w:rStyle w:val="a7"/>
                 <w:noProof/>
                 <w:lang w:val="ru-RU"/>
               </w:rPr>
@@ -665,7 +667,7 @@
         </w:p>
         <w:p>
           <w:pPr>
-            <w:pStyle w:val="TOC3"/>
+            <w:pStyle w:val="31"/>
             <w:tabs>
               <w:tab w:val="right" w:leader="dot" w:pos="9350"/>
             </w:tabs>
@@ -676,7 +678,7 @@
           <w:hyperlink w:anchor="_Toc185535802" w:history="1">
             <w:r>
               <w:rPr>
-                <w:rStyle w:val="Hyperlink"/>
+                <w:rStyle w:val="a7"/>
                 <w:noProof/>
                 <w:lang w:val="ru-RU"/>
               </w:rPr>
@@ -734,7 +736,7 @@
         </w:p>
         <w:p>
           <w:pPr>
-            <w:pStyle w:val="TOC3"/>
+            <w:pStyle w:val="31"/>
             <w:tabs>
               <w:tab w:val="right" w:leader="dot" w:pos="9350"/>
             </w:tabs>
@@ -745,7 +747,7 @@
           <w:hyperlink w:anchor="_Toc185535803" w:history="1">
             <w:r>
               <w:rPr>
-                <w:rStyle w:val="Hyperlink"/>
+                <w:rStyle w:val="a7"/>
                 <w:noProof/>
                 <w:lang w:val="ru-RU"/>
               </w:rPr>
@@ -803,7 +805,7 @@
         </w:p>
         <w:p>
           <w:pPr>
-            <w:pStyle w:val="TOC2"/>
+            <w:pStyle w:val="21"/>
             <w:tabs>
               <w:tab w:val="right" w:leader="dot" w:pos="9350"/>
             </w:tabs>
@@ -814,7 +816,7 @@
           <w:hyperlink w:anchor="_Toc185535804" w:history="1">
             <w:r>
               <w:rPr>
-                <w:rStyle w:val="Hyperlink"/>
+                <w:rStyle w:val="a7"/>
                 <w:noProof/>
                 <w:lang w:val="ru-RU"/>
               </w:rPr>
@@ -872,7 +874,7 @@
         </w:p>
         <w:p>
           <w:pPr>
-            <w:pStyle w:val="TOC2"/>
+            <w:pStyle w:val="21"/>
             <w:tabs>
               <w:tab w:val="right" w:leader="dot" w:pos="9350"/>
             </w:tabs>
@@ -883,7 +885,7 @@
           <w:hyperlink w:anchor="_Toc185535805" w:history="1">
             <w:r>
               <w:rPr>
-                <w:rStyle w:val="Hyperlink"/>
+                <w:rStyle w:val="a7"/>
                 <w:noProof/>
                 <w:lang w:val="ru-RU"/>
               </w:rPr>
@@ -953,7 +955,7 @@
     </w:sdt>
     <w:p>
       <w:pPr>
-        <w:pStyle w:val="Heading2"/>
+        <w:pStyle w:val="2"/>
         <w:rPr>
           <w:lang w:val="ru-RU"/>
         </w:rPr>
@@ -982,7 +984,7 @@
     </w:p>
     <w:p>
       <w:pPr>
-        <w:pStyle w:val="ListParagraph"/>
+        <w:pStyle w:val="a4"/>
         <w:numPr>
           <w:ilvl w:val="0"/>
           <w:numId w:val="1"/>
@@ -1000,7 +1002,7 @@
     </w:p>
     <w:p>
       <w:pPr>
-        <w:pStyle w:val="ListParagraph"/>
+        <w:pStyle w:val="a4"/>
         <w:numPr>
           <w:ilvl w:val="0"/>
           <w:numId w:val="1"/>
@@ -1040,7 +1042,7 @@
     </w:p>
     <w:p>
       <w:pPr>
-        <w:pStyle w:val="ListParagraph"/>
+        <w:pStyle w:val="a4"/>
         <w:numPr>
           <w:ilvl w:val="0"/>
           <w:numId w:val="1"/>
@@ -1079,7 +1081,7 @@
     </w:p>
     <w:p>
       <w:pPr>
-        <w:pStyle w:val="ListParagraph"/>
+        <w:pStyle w:val="a4"/>
         <w:numPr>
           <w:ilvl w:val="0"/>
           <w:numId w:val="1"/>
@@ -1118,7 +1120,7 @@
     </w:p>
     <w:p>
       <w:pPr>
-        <w:pStyle w:val="Heading2"/>
+        <w:pStyle w:val="2"/>
         <w:rPr>
           <w:rFonts w:eastAsiaTheme="minorEastAsia"/>
           <w:lang w:val="ru-RU"/>
@@ -3381,14 +3383,7 @@
             <w:rFonts w:ascii="Cambria Math" w:eastAsiaTheme="minorEastAsia" w:hAnsi="Cambria Math"/>
             <w:lang w:val="ru-RU"/>
           </w:rPr>
-          <m:t xml:space="preserve">, </m:t>
-        </m:r>
-        <m:r>
-          <w:rPr>
-            <w:rFonts w:ascii="Cambria Math" w:eastAsiaTheme="minorEastAsia" w:hAnsi="Cambria Math"/>
-            <w:lang w:val="ru-RU"/>
-          </w:rPr>
-          <m:t>xy,</m:t>
+          <m:t>, xy,</m:t>
         </m:r>
         <m:sSup>
           <m:sSupPr>
@@ -4713,7 +4708,7 @@
     </w:p>
     <w:p>
       <w:pPr>
-        <w:pStyle w:val="Heading2"/>
+        <w:pStyle w:val="2"/>
         <w:rPr>
           <w:lang w:val="ru-RU"/>
         </w:rPr>
@@ -5056,7 +5051,7 @@
     </w:p>
     <w:p>
       <w:pPr>
-        <w:pStyle w:val="Caption"/>
+        <w:pStyle w:val="a5"/>
         <w:jc w:val="center"/>
         <w:rPr>
           <w:lang w:val="ru-RU"/>
@@ -5339,7 +5334,7 @@
     </w:p>
     <w:p>
       <w:pPr>
-        <w:pStyle w:val="Heading2"/>
+        <w:pStyle w:val="2"/>
         <w:rPr>
           <w:rFonts w:eastAsiaTheme="minorEastAsia"/>
           <w:lang w:val="ru-RU"/>
@@ -5357,7 +5352,7 @@
     </w:p>
     <w:p>
       <w:pPr>
-        <w:pStyle w:val="Heading3"/>
+        <w:pStyle w:val="3"/>
         <w:rPr>
           <w:lang w:val="ru-RU"/>
         </w:rPr>
@@ -6118,7 +6113,10 @@
     </w:p>
     <w:p>
       <w:pPr>
-        <w:pStyle w:val="Heading3"/>
+        <w:pStyle w:val="3"/>
+        <w:rPr>
+          <w:lang w:val="ru-RU"/>
+        </w:rPr>
       </w:pPr>
       <w:bookmarkStart w:id="6" w:name="_Toc185535801"/>
       <w:r>
@@ -7378,6 +7376,7 @@
             <m:r>
               <w:rPr>
                 <w:rFonts w:ascii="Cambria Math" w:eastAsiaTheme="minorEastAsia" w:hAnsi="Cambria Math"/>
+                <w:lang w:val="ru-RU"/>
               </w:rPr>
               <m:t>, 0</m:t>
             </m:r>
@@ -7521,14 +7520,9 @@
             <m:r>
               <w:rPr>
                 <w:rFonts w:ascii="Cambria Math" w:eastAsiaTheme="minorEastAsia" w:hAnsi="Cambria Math"/>
-              </w:rPr>
-              <m:t>,</m:t>
-            </m:r>
-            <m:r>
-              <w:rPr>
-                <w:rFonts w:ascii="Cambria Math" w:eastAsiaTheme="minorEastAsia" w:hAnsi="Cambria Math"/>
-              </w:rPr>
-              <m:t>1</m:t>
+                <w:lang w:val="ru-RU"/>
+              </w:rPr>
+              <m:t>,1</m:t>
             </m:r>
           </m:e>
         </m:d>
@@ -7610,7 +7604,7 @@
     </w:p>
     <w:p>
       <w:pPr>
-        <w:pStyle w:val="ListParagraph"/>
+        <w:pStyle w:val="a4"/>
         <w:numPr>
           <w:ilvl w:val="0"/>
           <w:numId w:val="2"/>
@@ -7826,14 +7820,7 @@
                 <w:rFonts w:ascii="Cambria Math" w:eastAsiaTheme="minorEastAsia" w:hAnsi="Cambria Math"/>
                 <w:lang w:val="ru-RU"/>
               </w:rPr>
-              <m:t xml:space="preserve">, </m:t>
-            </m:r>
-            <m:r>
-              <w:rPr>
-                <w:rFonts w:ascii="Cambria Math" w:eastAsiaTheme="minorEastAsia" w:hAnsi="Cambria Math"/>
-                <w:lang w:val="ru-RU"/>
-              </w:rPr>
-              <m:t>0</m:t>
+              <m:t>, 0</m:t>
             </m:r>
           </m:e>
         </m:d>
@@ -7984,14 +7971,7 @@
               <w:rFonts w:ascii="Cambria Math" w:eastAsiaTheme="minorEastAsia" w:hAnsi="Cambria Math"/>
               <w:lang w:val="ru-RU"/>
             </w:rPr>
-            <m:t>=</m:t>
-          </m:r>
-          <m:r>
-            <w:rPr>
-              <w:rFonts w:ascii="Cambria Math" w:eastAsiaTheme="minorEastAsia" w:hAnsi="Cambria Math"/>
-              <w:lang w:val="ru-RU"/>
-            </w:rPr>
-            <m:t>(</m:t>
+            <m:t>=(</m:t>
           </m:r>
           <m:r>
             <w:rPr>
@@ -8076,7 +8056,7 @@
     </w:p>
     <w:p>
       <w:pPr>
-        <w:pStyle w:val="ListParagraph"/>
+        <w:pStyle w:val="a4"/>
         <w:numPr>
           <w:ilvl w:val="0"/>
           <w:numId w:val="2"/>
@@ -8159,14 +8139,7 @@
           <w:rFonts w:eastAsiaTheme="minorEastAsia"/>
           <w:lang w:val="ru-RU"/>
         </w:rPr>
-        <w:t xml:space="preserve"> и </w:t>
-      </w:r>
-      <w:r>
-        <w:rPr>
-          <w:rFonts w:eastAsiaTheme="minorEastAsia"/>
-          <w:lang w:val="ru-RU"/>
-        </w:rPr>
-        <w:t xml:space="preserve">вектора </w:t>
+        <w:t xml:space="preserve"> и вектора </w:t>
       </w:r>
       <m:oMath>
         <m:d>
@@ -8217,14 +8190,7 @@
                 <w:rFonts w:ascii="Cambria Math" w:eastAsiaTheme="minorEastAsia" w:hAnsi="Cambria Math"/>
                 <w:lang w:val="ru-RU"/>
               </w:rPr>
-              <m:t>,</m:t>
-            </m:r>
-            <m:r>
-              <w:rPr>
-                <w:rFonts w:ascii="Cambria Math" w:eastAsiaTheme="minorEastAsia" w:hAnsi="Cambria Math"/>
-                <w:lang w:val="ru-RU"/>
-              </w:rPr>
-              <m:t>0</m:t>
+              <m:t>,0</m:t>
             </m:r>
           </m:e>
         </m:d>
@@ -8450,14 +8416,7 @@
                   <w:rFonts w:ascii="Cambria Math" w:eastAsiaTheme="minorEastAsia" w:hAnsi="Cambria Math"/>
                   <w:lang w:val="ru-RU"/>
                 </w:rPr>
-                <m:t xml:space="preserve">, </m:t>
-              </m:r>
-              <m:r>
-                <w:rPr>
-                  <w:rFonts w:ascii="Cambria Math" w:eastAsiaTheme="minorEastAsia" w:hAnsi="Cambria Math"/>
-                  <w:lang w:val="ru-RU"/>
-                </w:rPr>
-                <m:t>1</m:t>
+                <m:t>, 1</m:t>
               </m:r>
             </m:e>
           </m:d>
@@ -8466,7 +8425,7 @@
     </w:p>
     <w:p>
       <w:pPr>
-        <w:pStyle w:val="ListParagraph"/>
+        <w:pStyle w:val="a4"/>
         <w:numPr>
           <w:ilvl w:val="0"/>
           <w:numId w:val="2"/>
@@ -8529,21 +8488,7 @@
             <w:rFonts w:ascii="Cambria Math" w:eastAsiaTheme="minorEastAsia" w:hAnsi="Cambria Math"/>
             <w:lang w:val="ru-RU"/>
           </w:rPr>
-          <m:t xml:space="preserve">, </m:t>
-        </m:r>
-        <m:r>
-          <w:rPr>
-            <w:rFonts w:ascii="Cambria Math" w:eastAsiaTheme="minorEastAsia" w:hAnsi="Cambria Math"/>
-            <w:lang w:val="ru-RU"/>
-          </w:rPr>
-          <m:t>0</m:t>
-        </m:r>
-        <m:r>
-          <w:rPr>
-            <w:rFonts w:ascii="Cambria Math" w:eastAsiaTheme="minorEastAsia" w:hAnsi="Cambria Math"/>
-            <w:lang w:val="ru-RU"/>
-          </w:rPr>
-          <m:t>)</m:t>
+          <m:t>, 0)</m:t>
         </m:r>
       </m:oMath>
       <w:r>
@@ -8683,14 +8628,7 @@
               <w:rFonts w:ascii="Cambria Math" w:eastAsiaTheme="minorEastAsia" w:hAnsi="Cambria Math"/>
               <w:lang w:val="ru-RU"/>
             </w:rPr>
-            <m:t xml:space="preserve">+ </m:t>
-          </m:r>
-          <m:r>
-            <w:rPr>
-              <w:rFonts w:ascii="Cambria Math" w:eastAsiaTheme="minorEastAsia" w:hAnsi="Cambria Math"/>
-              <w:lang w:val="ru-RU"/>
-            </w:rPr>
-            <m:t>(</m:t>
+            <m:t>+ (</m:t>
           </m:r>
           <m:r>
             <w:rPr>
@@ -8729,14 +8667,7 @@
               <w:rFonts w:ascii="Cambria Math" w:eastAsiaTheme="minorEastAsia" w:hAnsi="Cambria Math"/>
               <w:lang w:val="ru-RU"/>
             </w:rPr>
-            <m:t>,0)</m:t>
-          </m:r>
-          <m:r>
-            <w:rPr>
-              <w:rFonts w:ascii="Cambria Math" w:eastAsiaTheme="minorEastAsia" w:hAnsi="Cambria Math"/>
-              <w:lang w:val="ru-RU"/>
-            </w:rPr>
-            <m:t>=</m:t>
+            <m:t>,0)=</m:t>
           </m:r>
           <m:d>
             <m:dPr>
@@ -8825,14 +8756,7 @@
                   <w:rFonts w:ascii="Cambria Math" w:eastAsiaTheme="minorEastAsia" w:hAnsi="Cambria Math"/>
                   <w:lang w:val="ru-RU"/>
                 </w:rPr>
-                <m:t xml:space="preserve">, </m:t>
-              </m:r>
-              <m:r>
-                <w:rPr>
-                  <w:rFonts w:ascii="Cambria Math" w:eastAsiaTheme="minorEastAsia" w:hAnsi="Cambria Math"/>
-                  <w:lang w:val="ru-RU"/>
-                </w:rPr>
-                <m:t>0</m:t>
+                <m:t>, 0</m:t>
               </m:r>
             </m:e>
           </m:d>
@@ -8841,7 +8765,7 @@
     </w:p>
     <w:p>
       <w:pPr>
-        <w:pStyle w:val="ListParagraph"/>
+        <w:pStyle w:val="a4"/>
         <w:numPr>
           <w:ilvl w:val="0"/>
           <w:numId w:val="2"/>
@@ -8964,7 +8888,7 @@
     </w:p>
     <w:p>
       <w:pPr>
-        <w:pStyle w:val="ListParagraph"/>
+        <w:pStyle w:val="a4"/>
         <w:numPr>
           <w:ilvl w:val="0"/>
           <w:numId w:val="2"/>
@@ -8986,7 +8910,7 @@
     </w:p>
     <w:p>
       <w:pPr>
-        <w:pStyle w:val="Heading3"/>
+        <w:pStyle w:val="3"/>
         <w:rPr>
           <w:lang w:val="ru-RU"/>
         </w:rPr>
@@ -9102,14 +9026,7 @@
               <w:rFonts w:ascii="Cambria Math" w:eastAsiaTheme="minorEastAsia" w:hAnsi="Cambria Math"/>
               <w:lang w:val="ru-RU"/>
             </w:rPr>
-            <m:t>=</m:t>
-          </m:r>
-          <m:r>
-            <w:rPr>
-              <w:rFonts w:ascii="Cambria Math" w:eastAsiaTheme="minorEastAsia" w:hAnsi="Cambria Math"/>
-              <w:lang w:val="ru-RU"/>
-            </w:rPr>
-            <m:t>α</m:t>
+            <m:t>=α</m:t>
           </m:r>
           <m:r>
             <w:rPr>
@@ -9122,26 +9039,13 @@
               <w:rFonts w:ascii="Cambria Math" w:eastAsiaTheme="minorEastAsia" w:hAnsi="Cambria Math"/>
               <w:lang w:val="ru-RU"/>
             </w:rPr>
-            <m:t>+</m:t>
-          </m:r>
-          <m:r>
-            <w:rPr>
-              <w:rFonts w:ascii="Cambria Math" w:eastAsiaTheme="minorEastAsia" w:hAnsi="Cambria Math"/>
-              <w:lang w:val="ru-RU"/>
-            </w:rPr>
-            <m:t>β</m:t>
+            <m:t>+β</m:t>
           </m:r>
           <m:r>
             <w:rPr>
               <w:rFonts w:ascii="Cambria Math" w:eastAsiaTheme="minorEastAsia" w:hAnsi="Cambria Math"/>
             </w:rPr>
-            <m:t>y+</m:t>
-          </m:r>
-          <m:r>
-            <w:rPr>
-              <w:rFonts w:ascii="Cambria Math" w:eastAsiaTheme="minorEastAsia" w:hAnsi="Cambria Math"/>
-            </w:rPr>
-            <m:t>λ</m:t>
+            <m:t>y+λ</m:t>
           </m:r>
         </m:oMath>
       </m:oMathPara>
@@ -9158,37 +9062,7 @@
             <w:rPr>
               <w:rFonts w:ascii="Cambria Math" w:eastAsiaTheme="minorEastAsia" w:hAnsi="Cambria Math"/>
             </w:rPr>
-            <m:t>y'=</m:t>
-          </m:r>
-          <m:r>
-            <w:rPr>
-              <w:rFonts w:ascii="Cambria Math" w:eastAsiaTheme="minorEastAsia" w:hAnsi="Cambria Math"/>
-            </w:rPr>
-            <m:t>γ</m:t>
-          </m:r>
-          <m:r>
-            <w:rPr>
-              <w:rFonts w:ascii="Cambria Math" w:eastAsiaTheme="minorEastAsia" w:hAnsi="Cambria Math"/>
-            </w:rPr>
-            <m:t>x+</m:t>
-          </m:r>
-          <m:r>
-            <w:rPr>
-              <w:rFonts w:ascii="Cambria Math" w:eastAsiaTheme="minorEastAsia" w:hAnsi="Cambria Math"/>
-            </w:rPr>
-            <m:t>δ</m:t>
-          </m:r>
-          <m:r>
-            <w:rPr>
-              <w:rFonts w:ascii="Cambria Math" w:eastAsiaTheme="minorEastAsia" w:hAnsi="Cambria Math"/>
-            </w:rPr>
-            <m:t>y+</m:t>
-          </m:r>
-          <m:r>
-            <w:rPr>
-              <w:rFonts w:ascii="Cambria Math" w:eastAsiaTheme="minorEastAsia" w:hAnsi="Cambria Math"/>
-            </w:rPr>
-            <m:t>μ</m:t>
+            <m:t>y'=γx+δy+μ</m:t>
           </m:r>
         </m:oMath>
       </m:oMathPara>
@@ -10168,7 +10042,7 @@
     </w:p>
     <w:p>
       <w:pPr>
-        <w:pStyle w:val="Heading3"/>
+        <w:pStyle w:val="3"/>
         <w:rPr>
           <w:lang w:val="ru-RU"/>
         </w:rPr>
@@ -10257,7 +10131,7 @@
       <w:pPr>
         <w:rPr>
           <w:rFonts w:eastAsiaTheme="minorEastAsia"/>
-          <w:i/>
+          <w:iCs/>
           <w:lang w:val="ru-RU"/>
         </w:rPr>
       </w:pPr>
@@ -10468,6 +10342,13 @@
                     </m:ctrlPr>
                   </m:e>
                   <m:e>
+                    <m:r>
+                      <w:rPr>
+                        <w:rFonts w:ascii="Cambria Math" w:eastAsia="Cambria Math" w:hAnsi="Cambria Math" w:cs="Cambria Math"/>
+                        <w:lang w:val="ru-RU"/>
+                      </w:rPr>
+                      <m:t>-</m:t>
+                    </m:r>
                     <m:f>
                       <m:fPr>
                         <m:ctrlPr>
@@ -10484,7 +10365,7 @@
                             <w:rFonts w:ascii="Cambria Math" w:eastAsia="Cambria Math" w:hAnsi="Cambria Math" w:cs="Cambria Math"/>
                             <w:lang w:val="ru-RU"/>
                           </w:rPr>
-                          <m:t>-1</m:t>
+                          <m:t>1</m:t>
                         </m:r>
                       </m:num>
                       <m:den>
@@ -10609,15 +10490,77 @@
         </w:rPr>
         <w:t xml:space="preserve">, получим точку </w:t>
       </w:r>
-      <w:r>
-        <w:rPr>
-          <w:rFonts w:eastAsiaTheme="minorEastAsia"/>
-          <w:iCs/>
-          <w:color w:val="FF0000"/>
-          <w:lang w:val="ru-RU"/>
-        </w:rPr>
-        <w:t>ПОСЧИТАТЬ</w:t>
-      </w:r>
+      <m:oMath>
+        <m:r>
+          <w:rPr>
+            <w:rFonts w:ascii="Cambria Math" w:eastAsiaTheme="minorEastAsia" w:hAnsi="Cambria Math"/>
+            <w:lang w:val="ru-RU"/>
+          </w:rPr>
+          <m:t>(</m:t>
+        </m:r>
+        <m:r>
+          <w:rPr>
+            <w:rFonts w:ascii="Cambria Math" w:eastAsiaTheme="minorEastAsia" w:hAnsi="Cambria Math"/>
+          </w:rPr>
+          <m:t>x</m:t>
+        </m:r>
+        <m:r>
+          <w:rPr>
+            <w:rFonts w:ascii="Cambria Math" w:eastAsiaTheme="minorEastAsia" w:hAnsi="Cambria Math"/>
+            <w:lang w:val="ru-RU"/>
+          </w:rPr>
+          <m:t>,</m:t>
+        </m:r>
+        <m:r>
+          <w:rPr>
+            <w:rFonts w:ascii="Cambria Math" w:eastAsiaTheme="minorEastAsia" w:hAnsi="Cambria Math"/>
+          </w:rPr>
+          <m:t>y</m:t>
+        </m:r>
+        <m:r>
+          <w:rPr>
+            <w:rFonts w:ascii="Cambria Math" w:eastAsiaTheme="minorEastAsia" w:hAnsi="Cambria Math"/>
+            <w:lang w:val="ru-RU"/>
+          </w:rPr>
+          <m:t>,0,x+</m:t>
+        </m:r>
+        <m:f>
+          <m:fPr>
+            <m:ctrlPr>
+              <w:rPr>
+                <w:rFonts w:ascii="Cambria Math" w:eastAsiaTheme="minorEastAsia" w:hAnsi="Cambria Math"/>
+                <w:i/>
+                <w:lang w:val="ru-RU"/>
+              </w:rPr>
+            </m:ctrlPr>
+          </m:fPr>
+          <m:num>
+            <m:r>
+              <w:rPr>
+                <w:rFonts w:ascii="Cambria Math" w:eastAsiaTheme="minorEastAsia" w:hAnsi="Cambria Math"/>
+                <w:lang w:val="ru-RU"/>
+              </w:rPr>
+              <m:t>c-z</m:t>
+            </m:r>
+          </m:num>
+          <m:den>
+            <m:r>
+              <w:rPr>
+                <w:rFonts w:ascii="Cambria Math" w:eastAsiaTheme="minorEastAsia" w:hAnsi="Cambria Math"/>
+                <w:lang w:val="ru-RU"/>
+              </w:rPr>
+              <m:t>c</m:t>
+            </m:r>
+          </m:den>
+        </m:f>
+        <m:r>
+          <w:rPr>
+            <w:rFonts w:ascii="Cambria Math" w:eastAsiaTheme="minorEastAsia" w:hAnsi="Cambria Math"/>
+            <w:lang w:val="ru-RU"/>
+          </w:rPr>
+          <m:t>)</m:t>
+        </m:r>
+      </m:oMath>
       <w:r>
         <w:rPr>
           <w:rFonts w:eastAsiaTheme="minorEastAsia"/>
@@ -10749,7 +10692,7 @@
     </w:p>
     <w:p>
       <w:pPr>
-        <w:pStyle w:val="Heading2"/>
+        <w:pStyle w:val="2"/>
         <w:rPr>
           <w:lang w:val="ru-RU"/>
         </w:rPr>
@@ -10778,7 +10721,7 @@
     </w:p>
     <w:p>
       <w:pPr>
-        <w:pStyle w:val="ListParagraph"/>
+        <w:pStyle w:val="a4"/>
         <w:numPr>
           <w:ilvl w:val="0"/>
           <w:numId w:val="3"/>
@@ -10796,7 +10739,7 @@
     </w:p>
     <w:p>
       <w:pPr>
-        <w:pStyle w:val="ListParagraph"/>
+        <w:pStyle w:val="a4"/>
         <w:numPr>
           <w:ilvl w:val="0"/>
           <w:numId w:val="3"/>
@@ -10814,7 +10757,7 @@
     </w:p>
     <w:p>
       <w:pPr>
-        <w:pStyle w:val="ListParagraph"/>
+        <w:pStyle w:val="a4"/>
         <w:numPr>
           <w:ilvl w:val="0"/>
           <w:numId w:val="3"/>
@@ -10832,7 +10775,7 @@
     </w:p>
     <w:p>
       <w:pPr>
-        <w:pStyle w:val="ListParagraph"/>
+        <w:pStyle w:val="a4"/>
         <w:numPr>
           <w:ilvl w:val="0"/>
           <w:numId w:val="3"/>
@@ -10850,7 +10793,7 @@
     </w:p>
     <w:p>
       <w:pPr>
-        <w:pStyle w:val="Heading2"/>
+        <w:pStyle w:val="2"/>
         <w:rPr>
           <w:lang w:val="ru-RU"/>
         </w:rPr>
@@ -10962,7 +10905,31 @@
           <w:lang w:val="ru-RU"/>
         </w:rPr>
         <w:tab/>
-        <w:t xml:space="preserve">Э.Эйнджел – Интерактивая компьютерная графика. Вводный курс на базе </w:t>
+        <w:t>Э.</w:t>
+      </w:r>
+      <w:r>
+        <w:rPr>
+          <w:lang w:val="ru-RU"/>
+        </w:rPr>
+        <w:t xml:space="preserve"> </w:t>
+      </w:r>
+      <w:r>
+        <w:rPr>
+          <w:lang w:val="ru-RU"/>
+        </w:rPr>
+        <w:t xml:space="preserve">Эйнджел – </w:t>
+      </w:r>
+      <w:r>
+        <w:rPr>
+          <w:lang w:val="ru-RU"/>
+        </w:rPr>
+        <w:t>Интерактивная</w:t>
+      </w:r>
+      <w:r>
+        <w:rPr>
+          <w:lang w:val="ru-RU"/>
+        </w:rPr>
+        <w:t xml:space="preserve"> компьютерная графика. Вводный курс на базе </w:t>
       </w:r>
       <w:r>
         <w:t>OpenGL</w:t>
@@ -11768,15 +11735,15 @@
     <w:lsdException w:name="Unresolved Mention" w:semiHidden="1" w:unhideWhenUsed="1"/>
     <w:lsdException w:name="Smart Link" w:semiHidden="1" w:unhideWhenUsed="1"/>
   </w:latentStyles>
-  <w:style w:type="paragraph" w:default="1" w:styleId="Normal">
+  <w:style w:type="paragraph" w:default="1" w:styleId="a">
     <w:name w:val="Normal"/>
     <w:qFormat/>
   </w:style>
-  <w:style w:type="paragraph" w:styleId="Heading1">
+  <w:style w:type="paragraph" w:styleId="1">
     <w:name w:val="heading 1"/>
-    <w:basedOn w:val="Normal"/>
-    <w:next w:val="Normal"/>
-    <w:link w:val="Heading1Char"/>
+    <w:basedOn w:val="a"/>
+    <w:next w:val="a"/>
+    <w:link w:val="10"/>
     <w:uiPriority w:val="9"/>
     <w:qFormat/>
     <w:rsid w:val="008A04DE"/>
@@ -11793,11 +11760,11 @@
       <w:szCs w:val="32"/>
     </w:rPr>
   </w:style>
-  <w:style w:type="paragraph" w:styleId="Heading2">
+  <w:style w:type="paragraph" w:styleId="2">
     <w:name w:val="heading 2"/>
-    <w:basedOn w:val="Normal"/>
-    <w:next w:val="Normal"/>
-    <w:link w:val="Heading2Char"/>
+    <w:basedOn w:val="a"/>
+    <w:next w:val="a"/>
+    <w:link w:val="20"/>
     <w:uiPriority w:val="9"/>
     <w:unhideWhenUsed/>
     <w:qFormat/>
@@ -11815,11 +11782,11 @@
       <w:szCs w:val="26"/>
     </w:rPr>
   </w:style>
-  <w:style w:type="paragraph" w:styleId="Heading3">
+  <w:style w:type="paragraph" w:styleId="3">
     <w:name w:val="heading 3"/>
-    <w:basedOn w:val="Normal"/>
-    <w:next w:val="Normal"/>
-    <w:link w:val="Heading3Char"/>
+    <w:basedOn w:val="a"/>
+    <w:next w:val="a"/>
+    <w:link w:val="30"/>
     <w:uiPriority w:val="9"/>
     <w:unhideWhenUsed/>
     <w:qFormat/>
@@ -11837,13 +11804,13 @@
       <w:szCs w:val="24"/>
     </w:rPr>
   </w:style>
-  <w:style w:type="character" w:default="1" w:styleId="DefaultParagraphFont">
+  <w:style w:type="character" w:default="1" w:styleId="a0">
     <w:name w:val="Default Paragraph Font"/>
     <w:uiPriority w:val="1"/>
     <w:semiHidden/>
     <w:unhideWhenUsed/>
   </w:style>
-  <w:style w:type="table" w:default="1" w:styleId="TableNormal">
+  <w:style w:type="table" w:default="1" w:styleId="a1">
     <w:name w:val="Normal Table"/>
     <w:uiPriority w:val="99"/>
     <w:semiHidden/>
@@ -11858,16 +11825,16 @@
       </w:tblCellMar>
     </w:tblPr>
   </w:style>
-  <w:style w:type="numbering" w:default="1" w:styleId="NoList">
+  <w:style w:type="numbering" w:default="1" w:styleId="a2">
     <w:name w:val="No List"/>
     <w:uiPriority w:val="99"/>
     <w:semiHidden/>
     <w:unhideWhenUsed/>
   </w:style>
-  <w:style w:type="character" w:customStyle="1" w:styleId="Heading1Char">
-    <w:name w:val="Heading 1 Char"/>
-    <w:basedOn w:val="DefaultParagraphFont"/>
-    <w:link w:val="Heading1"/>
+  <w:style w:type="character" w:customStyle="1" w:styleId="10">
+    <w:name w:val="Заголовок 1 Знак"/>
+    <w:basedOn w:val="a0"/>
+    <w:link w:val="1"/>
     <w:uiPriority w:val="9"/>
     <w:rsid w:val="008A04DE"/>
     <w:rPr>
@@ -11877,10 +11844,10 @@
       <w:szCs w:val="32"/>
     </w:rPr>
   </w:style>
-  <w:style w:type="character" w:customStyle="1" w:styleId="Heading2Char">
-    <w:name w:val="Heading 2 Char"/>
-    <w:basedOn w:val="DefaultParagraphFont"/>
-    <w:link w:val="Heading2"/>
+  <w:style w:type="character" w:customStyle="1" w:styleId="20">
+    <w:name w:val="Заголовок 2 Знак"/>
+    <w:basedOn w:val="a0"/>
+    <w:link w:val="2"/>
     <w:uiPriority w:val="9"/>
     <w:rsid w:val="008A04DE"/>
     <w:rPr>
@@ -11890,9 +11857,9 @@
       <w:szCs w:val="26"/>
     </w:rPr>
   </w:style>
-  <w:style w:type="character" w:styleId="PlaceholderText">
+  <w:style w:type="character" w:styleId="a3">
     <w:name w:val="Placeholder Text"/>
-    <w:basedOn w:val="DefaultParagraphFont"/>
+    <w:basedOn w:val="a0"/>
     <w:uiPriority w:val="99"/>
     <w:semiHidden/>
     <w:rsid w:val="00FE6940"/>
@@ -11900,9 +11867,9 @@
       <w:color w:val="808080"/>
     </w:rPr>
   </w:style>
-  <w:style w:type="paragraph" w:styleId="ListParagraph">
+  <w:style w:type="paragraph" w:styleId="a4">
     <w:name w:val="List Paragraph"/>
-    <w:basedOn w:val="Normal"/>
+    <w:basedOn w:val="a"/>
     <w:uiPriority w:val="34"/>
     <w:qFormat/>
     <w:rsid w:val="00FE6940"/>
@@ -11911,10 +11878,10 @@
       <w:contextualSpacing/>
     </w:pPr>
   </w:style>
-  <w:style w:type="paragraph" w:styleId="Caption">
+  <w:style w:type="paragraph" w:styleId="a5">
     <w:name w:val="caption"/>
-    <w:basedOn w:val="Normal"/>
-    <w:next w:val="Normal"/>
+    <w:basedOn w:val="a"/>
+    <w:next w:val="a"/>
     <w:uiPriority w:val="35"/>
     <w:unhideWhenUsed/>
     <w:qFormat/>
@@ -11930,10 +11897,10 @@
       <w:szCs w:val="18"/>
     </w:rPr>
   </w:style>
-  <w:style w:type="character" w:customStyle="1" w:styleId="Heading3Char">
-    <w:name w:val="Heading 3 Char"/>
-    <w:basedOn w:val="DefaultParagraphFont"/>
-    <w:link w:val="Heading3"/>
+  <w:style w:type="character" w:customStyle="1" w:styleId="30">
+    <w:name w:val="Заголовок 3 Знак"/>
+    <w:basedOn w:val="a0"/>
+    <w:link w:val="3"/>
     <w:uiPriority w:val="9"/>
     <w:rsid w:val="00F059F3"/>
     <w:rPr>
@@ -11943,10 +11910,10 @@
       <w:szCs w:val="24"/>
     </w:rPr>
   </w:style>
-  <w:style w:type="paragraph" w:styleId="TOCHeading">
+  <w:style w:type="paragraph" w:styleId="a6">
     <w:name w:val="TOC Heading"/>
-    <w:basedOn w:val="Heading1"/>
-    <w:next w:val="Normal"/>
+    <w:basedOn w:val="1"/>
+    <w:next w:val="a"/>
     <w:uiPriority w:val="39"/>
     <w:unhideWhenUsed/>
     <w:qFormat/>
@@ -11955,10 +11922,10 @@
       <w:outlineLvl w:val="9"/>
     </w:pPr>
   </w:style>
-  <w:style w:type="paragraph" w:styleId="TOC1">
+  <w:style w:type="paragraph" w:styleId="11">
     <w:name w:val="toc 1"/>
-    <w:basedOn w:val="Normal"/>
-    <w:next w:val="Normal"/>
+    <w:basedOn w:val="a"/>
+    <w:next w:val="a"/>
     <w:autoRedefine/>
     <w:uiPriority w:val="39"/>
     <w:unhideWhenUsed/>
@@ -11967,10 +11934,10 @@
       <w:spacing w:after="100"/>
     </w:pPr>
   </w:style>
-  <w:style w:type="paragraph" w:styleId="TOC2">
+  <w:style w:type="paragraph" w:styleId="21">
     <w:name w:val="toc 2"/>
-    <w:basedOn w:val="Normal"/>
-    <w:next w:val="Normal"/>
+    <w:basedOn w:val="a"/>
+    <w:next w:val="a"/>
     <w:autoRedefine/>
     <w:uiPriority w:val="39"/>
     <w:unhideWhenUsed/>
@@ -11980,10 +11947,10 @@
       <w:ind w:left="220"/>
     </w:pPr>
   </w:style>
-  <w:style w:type="paragraph" w:styleId="TOC3">
+  <w:style w:type="paragraph" w:styleId="31">
     <w:name w:val="toc 3"/>
-    <w:basedOn w:val="Normal"/>
-    <w:next w:val="Normal"/>
+    <w:basedOn w:val="a"/>
+    <w:next w:val="a"/>
     <w:autoRedefine/>
     <w:uiPriority w:val="39"/>
     <w:unhideWhenUsed/>
@@ -11993,9 +11960,9 @@
       <w:ind w:left="440"/>
     </w:pPr>
   </w:style>
-  <w:style w:type="character" w:styleId="Hyperlink">
+  <w:style w:type="character" w:styleId="a7">
     <w:name w:val="Hyperlink"/>
-    <w:basedOn w:val="DefaultParagraphFont"/>
+    <w:basedOn w:val="a0"/>
     <w:uiPriority w:val="99"/>
     <w:unhideWhenUsed/>
     <w:rsid w:val="00CB5A8D"/>
